--- a/Lesson_12_Fringes_Of_Syntax.docx
+++ b/Lesson_12_Fringes_Of_Syntax.docx
@@ -2,24 +2,7 @@
 <file path=word/document.xml><?xml version="1.0" encoding="utf-8"?>
 <w:document xmlns:w="http://schemas.openxmlformats.org/wordprocessingml/2006/main" xmlns:m="http://schemas.openxmlformats.org/officeDocument/2006/math" xmlns:r="http://schemas.openxmlformats.org/officeDocument/2006/relationships" xmlns:o="urn:schemas-microsoft-com:office:office" xmlns:v="urn:schemas-microsoft-com:vml" xmlns:w10="urn:schemas-microsoft-com:office:word" xmlns:a="http://schemas.openxmlformats.org/drawingml/2006/main" xmlns:pic="http://schemas.openxmlformats.org/drawingml/2006/picture" xmlns:wp="http://schemas.openxmlformats.org/drawingml/2006/wordprocessingDrawing">
   <w:body>
-    <w:bookmarkStart w:id="23" w:name="the-acts-of-mar-yukhannan"/>
-    <w:p>
-      <w:pPr>
-        <w:pStyle w:val="Heading1"/>
-      </w:pPr>
-      <w:r>
-        <w:t xml:space="preserve">The Acts of Mar Yukhannan</w:t>
-      </w:r>
-    </w:p>
-    <w:p>
-      <w:pPr>
-        <w:pStyle w:val="FirstParagraph"/>
-      </w:pPr>
-      <w:r>
-        <w:t xml:space="preserve">An Immersive Syriac Language Course</w:t>
-      </w:r>
-    </w:p>
-    <w:bookmarkStart w:id="22" w:name="lesson-12"/>
+    <w:bookmarkStart w:id="32" w:name="lesson-12"/>
     <w:p>
       <w:pPr>
         <w:pStyle w:val="Heading2"/>
@@ -28,35 +11,13 @@
         <w:t xml:space="preserve">LESSON 12</w:t>
       </w:r>
     </w:p>
-    <w:bookmarkStart w:id="21" w:name="X563c1cc414bb850b62621c67ff76045236dbbe8"/>
+    <w:bookmarkStart w:id="31" w:name="X563c1cc414bb850b62621c67ff76045236dbbe8"/>
     <w:p>
       <w:pPr>
         <w:pStyle w:val="Heading3"/>
       </w:pPr>
       <w:r>
         <w:t xml:space="preserve">Fringes of Syntax: Demonstratives, Numbers, and Conditionals</w:t>
-      </w:r>
-    </w:p>
-    <w:p>
-      <w:pPr>
-        <w:pStyle w:val="FirstParagraph"/>
-      </w:pPr>
-      <w:r>
-        <w:rPr>
-          <w:i/>
-          <w:iCs/>
-        </w:rPr>
-        <w:t xml:space="preserve">Estrangela script · Transliteration · English translation</w:t>
-      </w:r>
-      <w:r>
-        <w:t xml:space="preserve"> </w:t>
-      </w:r>
-      <w:r>
-        <w:rPr>
-          <w:i/>
-          <w:iCs/>
-        </w:rPr>
-        <w:t xml:space="preserve">Greek · Latin · Arabic · Hebrew cross-references throughout</w:t>
       </w:r>
     </w:p>
     <w:p>
@@ -66,7 +27,7 @@
         </w:pict>
       </w:r>
     </w:p>
-    <w:bookmarkStart w:id="9" w:name="section-1-review-of-lesson-11"/>
+    <w:bookmarkStart w:id="20" w:name="section-1-review-of-lesson-11"/>
     <w:p>
       <w:pPr>
         <w:pStyle w:val="Heading4"/>
@@ -86,9 +47,11 @@
         </w:rPr>
         <w:t xml:space="preserve">Quick Summary</w:t>
       </w:r>
-      <w:r>
-        <w:t xml:space="preserve"> </w:t>
-      </w:r>
+    </w:p>
+    <w:p>
+      <w:pPr>
+        <w:pStyle w:val="BodyText"/>
+      </w:pPr>
       <w:r>
         <w:t xml:space="preserve">In Lesson 11, we examined how Syriac attaches direct object pronouns directly to the verb, creating a highly compressed</w:t>
       </w:r>
@@ -96,7 +59,13 @@
         <w:t xml:space="preserve"> </w:t>
       </w:r>
       <w:r>
-        <w:t xml:space="preserve">“fast direct object”</w:t>
+        <w:t xml:space="preserve">“</w:t>
+      </w:r>
+      <w:r>
+        <w:t xml:space="preserve">fast direct object</w:t>
+      </w:r>
+      <w:r>
+        <w:t xml:space="preserve">”</w:t>
       </w:r>
       <w:r>
         <w:t xml:space="preserve"> </w:t>
@@ -121,7 +90,13 @@
         <w:t xml:space="preserve"> </w:t>
       </w:r>
       <w:r>
-        <w:t xml:space="preserve">“he killed him”</w:t>
+        <w:t xml:space="preserve">“</w:t>
+      </w:r>
+      <w:r>
+        <w:t xml:space="preserve">he killed him</w:t>
+      </w:r>
+      <w:r>
+        <w:t xml:space="preserve">”</w:t>
       </w:r>
       <w:r>
         <w:t xml:space="preserve"> </w:t>
@@ -143,7 +118,13 @@
         <w:t xml:space="preserve"> </w:t>
       </w:r>
       <w:r>
-        <w:t xml:space="preserve">“he killed to-him”</w:t>
+        <w:t xml:space="preserve">“</w:t>
+      </w:r>
+      <w:r>
+        <w:t xml:space="preserve">he killed to-him</w:t>
+      </w:r>
+      <w:r>
+        <w:t xml:space="preserve">”</w:t>
       </w:r>
       <w:r>
         <w:t xml:space="preserve">).</w:t>
@@ -160,9 +141,11 @@
         </w:rPr>
         <w:t xml:space="preserve">5-Question Warm-Up Drill</w:t>
       </w:r>
-      <w:r>
-        <w:t xml:space="preserve"> </w:t>
-      </w:r>
+    </w:p>
+    <w:p>
+      <w:pPr>
+        <w:pStyle w:val="BodyText"/>
+      </w:pPr>
       <w:r>
         <w:rPr>
           <w:i/>
@@ -170,17 +153,29 @@
         </w:rPr>
         <w:t xml:space="preserve">(Answers in Section 9)</w:t>
       </w:r>
-      <w:r>
-        <w:t xml:space="preserve"> </w:t>
-      </w:r>
-      <w:r>
-        <w:t xml:space="preserve">1. How does Syriac buffer the 1st person singular object suffix on a Peal perfect verb?</w:t>
-      </w:r>
-      <w:r>
-        <w:t xml:space="preserve"> </w:t>
-      </w:r>
-      <w:r>
-        <w:t xml:space="preserve">2. Translate:</w:t>
+    </w:p>
+    <w:p>
+      <w:pPr>
+        <w:pStyle w:val="Compact"/>
+        <w:numPr>
+          <w:ilvl w:val="0"/>
+          <w:numId w:val="1001"/>
+        </w:numPr>
+      </w:pPr>
+      <w:r>
+        <w:t xml:space="preserve">How does Syriac buffer the 1st person singular object suffix on a Peal perfect verb?</w:t>
+      </w:r>
+    </w:p>
+    <w:p>
+      <w:pPr>
+        <w:pStyle w:val="Compact"/>
+        <w:numPr>
+          <w:ilvl w:val="0"/>
+          <w:numId w:val="1001"/>
+        </w:numPr>
+      </w:pPr>
+      <w:r>
+        <w:t xml:space="preserve">Translate:</w:t>
       </w:r>
       <w:r>
         <w:t xml:space="preserve"> </w:t>
@@ -195,11 +190,17 @@
       <w:r>
         <w:t xml:space="preserve">.</w:t>
       </w:r>
-      <w:r>
-        <w:t xml:space="preserve"> </w:t>
-      </w:r>
-      <w:r>
-        <w:t xml:space="preserve">3. Break down the components of</w:t>
+    </w:p>
+    <w:p>
+      <w:pPr>
+        <w:pStyle w:val="Compact"/>
+        <w:numPr>
+          <w:ilvl w:val="0"/>
+          <w:numId w:val="1001"/>
+        </w:numPr>
+      </w:pPr>
+      <w:r>
+        <w:t xml:space="preserve">Break down the components of</w:t>
       </w:r>
       <w:r>
         <w:t xml:space="preserve"> </w:t>
@@ -214,11 +215,17 @@
       <w:r>
         <w:t xml:space="preserve">.</w:t>
       </w:r>
-      <w:r>
-        <w:t xml:space="preserve"> </w:t>
-      </w:r>
-      <w:r>
-        <w:t xml:space="preserve">4. Why does</w:t>
+    </w:p>
+    <w:p>
+      <w:pPr>
+        <w:pStyle w:val="Compact"/>
+        <w:numPr>
+          <w:ilvl w:val="0"/>
+          <w:numId w:val="1001"/>
+        </w:numPr>
+      </w:pPr>
+      <w:r>
+        <w:t xml:space="preserve">Why does</w:t>
       </w:r>
       <w:r>
         <w:t xml:space="preserve"> </w:t>
@@ -252,11 +259,17 @@
       <w:r>
         <w:t xml:space="preserve">when adding a suffix?</w:t>
       </w:r>
-      <w:r>
-        <w:t xml:space="preserve"> </w:t>
-      </w:r>
-      <w:r>
-        <w:t xml:space="preserve">5. Translate the double-determined phrase:</w:t>
+    </w:p>
+    <w:p>
+      <w:pPr>
+        <w:pStyle w:val="Compact"/>
+        <w:numPr>
+          <w:ilvl w:val="0"/>
+          <w:numId w:val="1001"/>
+        </w:numPr>
+      </w:pPr>
+      <w:r>
+        <w:t xml:space="preserve">Translate the double-determined phrase:</w:t>
       </w:r>
       <w:r>
         <w:t xml:space="preserve"> </w:t>
@@ -279,8 +292,8 @@
         </w:pict>
       </w:r>
     </w:p>
-    <w:bookmarkEnd w:id="9"/>
-    <w:bookmarkStart w:id="10" w:name="X23d3cc63806c11a5d2877cc7788ac0b71505ddf"/>
+    <w:bookmarkEnd w:id="20"/>
+    <w:bookmarkStart w:id="21" w:name="X23d3cc63806c11a5d2877cc7788ac0b71505ddf"/>
     <w:p>
       <w:pPr>
         <w:pStyle w:val="Heading4"/>
@@ -308,33 +321,47 @@
         </w:rPr>
         <w:t xml:space="preserve">Cross-Linguistic Comparison: Demonstratives</w:t>
       </w:r>
-      <w:r>
-        <w:t xml:space="preserve"> </w:t>
-      </w:r>
+    </w:p>
+    <w:p>
+      <w:pPr>
+        <w:pStyle w:val="BodyText"/>
+      </w:pPr>
       <w:r>
         <w:t xml:space="preserve">Semitic languages feature a close-range pointing word (</w:t>
       </w:r>
       <w:r>
-        <w:t xml:space="preserve">“this”</w:t>
+        <w:t xml:space="preserve">“</w:t>
+      </w:r>
+      <w:r>
+        <w:t xml:space="preserve">this</w:t>
+      </w:r>
+      <w:r>
+        <w:t xml:space="preserve">”</w:t>
       </w:r>
       <w:r>
         <w:t xml:space="preserve">) and a far-range pointing word (</w:t>
       </w:r>
       <w:r>
-        <w:t xml:space="preserve">“that”</w:t>
+        <w:t xml:space="preserve">“</w:t>
+      </w:r>
+      <w:r>
+        <w:t xml:space="preserve">that</w:t>
+      </w:r>
+      <w:r>
+        <w:t xml:space="preserve">”</w:t>
       </w:r>
       <w:r>
         <w:t xml:space="preserve">).</w:t>
       </w:r>
-      <w:r>
-        <w:t xml:space="preserve"> </w:t>
-      </w:r>
-      <w:r>
-        <w:t xml:space="preserve">*</w:t>
-      </w:r>
-      <w:r>
-        <w:t xml:space="preserve"> </w:t>
-      </w:r>
+    </w:p>
+    <w:p>
+      <w:pPr>
+        <w:pStyle w:val="Compact"/>
+        <w:numPr>
+          <w:ilvl w:val="0"/>
+          <w:numId w:val="1002"/>
+        </w:numPr>
+      </w:pPr>
       <w:r>
         <w:rPr>
           <w:b/>
@@ -371,15 +398,15 @@
       <w:r>
         <w:t xml:space="preserve">— that, m).</w:t>
       </w:r>
-      <w:r>
-        <w:t xml:space="preserve"> </w:t>
-      </w:r>
-      <w:r>
-        <w:t xml:space="preserve">*</w:t>
-      </w:r>
-      <w:r>
-        <w:t xml:space="preserve"> </w:t>
-      </w:r>
+    </w:p>
+    <w:p>
+      <w:pPr>
+        <w:pStyle w:val="Compact"/>
+        <w:numPr>
+          <w:ilvl w:val="0"/>
+          <w:numId w:val="1002"/>
+        </w:numPr>
+      </w:pPr>
       <w:r>
         <w:rPr>
           <w:b/>
@@ -416,15 +443,15 @@
       <w:r>
         <w:t xml:space="preserve">— that, m).</w:t>
       </w:r>
-      <w:r>
-        <w:t xml:space="preserve"> </w:t>
-      </w:r>
-      <w:r>
-        <w:t xml:space="preserve">*</w:t>
-      </w:r>
-      <w:r>
-        <w:t xml:space="preserve"> </w:t>
-      </w:r>
+    </w:p>
+    <w:p>
+      <w:pPr>
+        <w:pStyle w:val="Compact"/>
+        <w:numPr>
+          <w:ilvl w:val="0"/>
+          <w:numId w:val="1002"/>
+        </w:numPr>
+      </w:pPr>
       <w:r>
         <w:rPr>
           <w:b/>
@@ -464,7 +491,7 @@
     </w:p>
     <w:p>
       <w:pPr>
-        <w:pStyle w:val="BodyText"/>
+        <w:pStyle w:val="FirstParagraph"/>
       </w:pPr>
       <w:r>
         <w:rPr>
@@ -477,7 +504,13 @@
         <w:t xml:space="preserve">: The far demonstrative (</w:t>
       </w:r>
       <w:r>
-        <w:t xml:space="preserve">“that”</w:t>
+        <w:t xml:space="preserve">“</w:t>
+      </w:r>
+      <w:r>
+        <w:t xml:space="preserve">that</w:t>
+      </w:r>
+      <w:r>
+        <w:t xml:space="preserve">”</w:t>
       </w:r>
       <w:r>
         <w:t xml:space="preserve">) is spelled and pronounced exactly like the 3rd person independent pronoun (</w:t>
@@ -519,8 +552,8 @@
         </w:pict>
       </w:r>
     </w:p>
-    <w:bookmarkEnd w:id="10"/>
-    <w:bookmarkStart w:id="11" w:name="section-3-demonstratives-syntax-rules"/>
+    <w:bookmarkEnd w:id="21"/>
+    <w:bookmarkStart w:id="22" w:name="section-3-demonstratives-syntax-rules"/>
     <w:p>
       <w:pPr>
         <w:pStyle w:val="Heading4"/>
@@ -540,9 +573,11 @@
         </w:rPr>
         <w:t xml:space="preserve">1. Pointing Words (Demonstratives)</w:t>
       </w:r>
-      <w:r>
-        <w:t xml:space="preserve"> </w:t>
-      </w:r>
+    </w:p>
+    <w:p>
+      <w:pPr>
+        <w:pStyle w:val="BodyText"/>
+      </w:pPr>
       <w:r>
         <w:t xml:space="preserve">Demonstratives in Syriac must agree with the noun they modify in gender and number.</w:t>
       </w:r>
@@ -556,7 +591,13 @@
         <w:t xml:space="preserve"> </w:t>
       </w:r>
       <w:r>
-        <w:t xml:space="preserve">“this”</w:t>
+        <w:t xml:space="preserve">“</w:t>
+      </w:r>
+      <w:r>
+        <w:t xml:space="preserve">this</w:t>
+      </w:r>
+      <w:r>
+        <w:t xml:space="preserve">”</w:t>
       </w:r>
       <w:r>
         <w:t xml:space="preserve"> </w:t>
@@ -578,7 +619,13 @@
         <w:t xml:space="preserve"> </w:t>
       </w:r>
       <w:r>
-        <w:t xml:space="preserve">“this king”</w:t>
+        <w:t xml:space="preserve">“</w:t>
+      </w:r>
+      <w:r>
+        <w:t xml:space="preserve">this king</w:t>
+      </w:r>
+      <w:r>
+        <w:t xml:space="preserve">”</w:t>
       </w:r>
       <w:r>
         <w:t xml:space="preserve">), Syriac prefers to place the demonstrative</w:t>
@@ -599,15 +646,15 @@
       <w:r>
         <w:t xml:space="preserve">the noun, or even isolated at the front of a sentence.</w:t>
       </w:r>
-      <w:r>
-        <w:t xml:space="preserve"> </w:t>
-      </w:r>
-      <w:r>
-        <w:t xml:space="preserve">*</w:t>
-      </w:r>
-      <w:r>
-        <w:t xml:space="preserve"> </w:t>
-      </w:r>
+    </w:p>
+    <w:p>
+      <w:pPr>
+        <w:pStyle w:val="Compact"/>
+        <w:numPr>
+          <w:ilvl w:val="0"/>
+          <w:numId w:val="1003"/>
+        </w:numPr>
+      </w:pPr>
       <w:r>
         <w:rPr>
           <w:i/>
@@ -621,15 +668,15 @@
       <w:r>
         <w:t xml:space="preserve">= This king (The king, this one).</w:t>
       </w:r>
-      <w:r>
-        <w:t xml:space="preserve"> </w:t>
-      </w:r>
-      <w:r>
-        <w:t xml:space="preserve">*</w:t>
-      </w:r>
-      <w:r>
-        <w:t xml:space="preserve"> </w:t>
-      </w:r>
+    </w:p>
+    <w:p>
+      <w:pPr>
+        <w:pStyle w:val="Compact"/>
+        <w:numPr>
+          <w:ilvl w:val="0"/>
+          <w:numId w:val="1003"/>
+        </w:numPr>
+      </w:pPr>
       <w:r>
         <w:rPr>
           <w:i/>
@@ -643,15 +690,15 @@
       <w:r>
         <w:t xml:space="preserve">= This kingdom.</w:t>
       </w:r>
-      <w:r>
-        <w:t xml:space="preserve"> </w:t>
-      </w:r>
-      <w:r>
-        <w:t xml:space="preserve">*</w:t>
-      </w:r>
-      <w:r>
-        <w:t xml:space="preserve"> </w:t>
-      </w:r>
+    </w:p>
+    <w:p>
+      <w:pPr>
+        <w:pStyle w:val="Compact"/>
+        <w:numPr>
+          <w:ilvl w:val="0"/>
+          <w:numId w:val="1003"/>
+        </w:numPr>
+      </w:pPr>
       <w:r>
         <w:rPr>
           <w:i/>
@@ -668,7 +715,7 @@
     </w:p>
     <w:p>
       <w:pPr>
-        <w:pStyle w:val="BodyText"/>
+        <w:pStyle w:val="FirstParagraph"/>
       </w:pPr>
       <w:r>
         <w:rPr>
@@ -692,9 +739,11 @@
         </w:rPr>
         <w:t xml:space="preserve">)</w:t>
       </w:r>
-      <w:r>
-        <w:t xml:space="preserve"> </w:t>
-      </w:r>
+    </w:p>
+    <w:p>
+      <w:pPr>
+        <w:pStyle w:val="BodyText"/>
+      </w:pPr>
       <w:r>
         <w:t xml:space="preserve">Syriac expresses</w:t>
       </w:r>
@@ -702,7 +751,13 @@
         <w:t xml:space="preserve"> </w:t>
       </w:r>
       <w:r>
-        <w:t xml:space="preserve">“If X, then Y”</w:t>
+        <w:t xml:space="preserve">“</w:t>
+      </w:r>
+      <w:r>
+        <w:t xml:space="preserve">If X, then Y</w:t>
+      </w:r>
+      <w:r>
+        <w:t xml:space="preserve">”</w:t>
       </w:r>
       <w:r>
         <w:t xml:space="preserve"> </w:t>
@@ -736,7 +791,13 @@
         <w:t xml:space="preserve"> </w:t>
       </w:r>
       <w:r>
-        <w:t xml:space="preserve">“if”</w:t>
+        <w:t xml:space="preserve">“</w:t>
+      </w:r>
+      <w:r>
+        <w:t xml:space="preserve">if</w:t>
+      </w:r>
+      <w:r>
+        <w:t xml:space="preserve">”</w:t>
       </w:r>
       <w:r>
         <w:t xml:space="preserve"> </w:t>
@@ -761,7 +822,13 @@
         <w:t xml:space="preserve"> </w:t>
       </w:r>
       <w:r>
-        <w:t xml:space="preserve">“then”</w:t>
+        <w:t xml:space="preserve">“</w:t>
+      </w:r>
+      <w:r>
+        <w:t xml:space="preserve">then</w:t>
+      </w:r>
+      <w:r>
+        <w:t xml:space="preserve">”</w:t>
       </w:r>
       <w:r>
         <w:t xml:space="preserve"> </w:t>
@@ -786,7 +853,13 @@
         <w:t xml:space="preserve"> </w:t>
       </w:r>
       <w:r>
-        <w:t xml:space="preserve">“then”</w:t>
+        <w:t xml:space="preserve">“</w:t>
+      </w:r>
+      <w:r>
+        <w:t xml:space="preserve">then</w:t>
+      </w:r>
+      <w:r>
+        <w:t xml:space="preserve">”</w:t>
       </w:r>
       <w:r>
         <w:t xml:space="preserve">; it simply starts the second clause, often with</w:t>
@@ -806,15 +879,15 @@
       <w:r>
         <w:t xml:space="preserve">(and).</w:t>
       </w:r>
-      <w:r>
-        <w:t xml:space="preserve"> </w:t>
-      </w:r>
-      <w:r>
-        <w:t xml:space="preserve">*</w:t>
-      </w:r>
-      <w:r>
-        <w:t xml:space="preserve"> </w:t>
-      </w:r>
+    </w:p>
+    <w:p>
+      <w:pPr>
+        <w:pStyle w:val="Compact"/>
+        <w:numPr>
+          <w:ilvl w:val="0"/>
+          <w:numId w:val="1004"/>
+        </w:numPr>
+      </w:pPr>
       <w:r>
         <w:rPr>
           <w:i/>
@@ -831,7 +904,7 @@
     </w:p>
     <w:p>
       <w:pPr>
-        <w:pStyle w:val="BodyText"/>
+        <w:pStyle w:val="FirstParagraph"/>
       </w:pPr>
       <w:r>
         <w:rPr>
@@ -855,9 +928,11 @@
         </w:rPr>
         <w:t xml:space="preserve">)</w:t>
       </w:r>
-      <w:r>
-        <w:t xml:space="preserve"> </w:t>
-      </w:r>
+    </w:p>
+    <w:p>
+      <w:pPr>
+        <w:pStyle w:val="BodyText"/>
+      </w:pPr>
       <w:r>
         <w:t xml:space="preserve">Syriac lacks special adjective forms for</w:t>
       </w:r>
@@ -865,13 +940,25 @@
         <w:t xml:space="preserve"> </w:t>
       </w:r>
       <w:r>
-        <w:t xml:space="preserve">“bigger,”</w:t>
-      </w:r>
-      <w:r>
-        <w:t xml:space="preserve"> </w:t>
-      </w:r>
-      <w:r>
-        <w:t xml:space="preserve">“faster,”</w:t>
+        <w:t xml:space="preserve">“</w:t>
+      </w:r>
+      <w:r>
+        <w:t xml:space="preserve">bigger,</w:t>
+      </w:r>
+      <w:r>
+        <w:t xml:space="preserve">”</w:t>
+      </w:r>
+      <w:r>
+        <w:t xml:space="preserve"> </w:t>
+      </w:r>
+      <w:r>
+        <w:t xml:space="preserve">“</w:t>
+      </w:r>
+      <w:r>
+        <w:t xml:space="preserve">faster,</w:t>
+      </w:r>
+      <w:r>
+        <w:t xml:space="preserve">”</w:t>
       </w:r>
       <w:r>
         <w:t xml:space="preserve"> </w:t>
@@ -883,7 +970,13 @@
         <w:t xml:space="preserve"> </w:t>
       </w:r>
       <w:r>
-        <w:t xml:space="preserve">“better”</w:t>
+        <w:t xml:space="preserve">“</w:t>
+      </w:r>
+      <w:r>
+        <w:t xml:space="preserve">better</w:t>
+      </w:r>
+      <w:r>
+        <w:t xml:space="preserve">”</w:t>
       </w:r>
       <w:r>
         <w:t xml:space="preserve"> </w:t>
@@ -906,15 +999,15 @@
       <w:r>
         <w:t xml:space="preserve">(from/than).</w:t>
       </w:r>
-      <w:r>
-        <w:t xml:space="preserve"> </w:t>
-      </w:r>
-      <w:r>
-        <w:t xml:space="preserve">*</w:t>
-      </w:r>
-      <w:r>
-        <w:t xml:space="preserve"> </w:t>
-      </w:r>
+    </w:p>
+    <w:p>
+      <w:pPr>
+        <w:pStyle w:val="Compact"/>
+        <w:numPr>
+          <w:ilvl w:val="0"/>
+          <w:numId w:val="1005"/>
+        </w:numPr>
+      </w:pPr>
       <w:r>
         <w:rPr>
           <w:i/>
@@ -961,15 +1054,15 @@
       <w:r>
         <w:t xml:space="preserve">darkness).</w:t>
       </w:r>
-      <w:r>
-        <w:t xml:space="preserve"> </w:t>
-      </w:r>
-      <w:r>
-        <w:t xml:space="preserve">*</w:t>
-      </w:r>
-      <w:r>
-        <w:t xml:space="preserve"> </w:t>
-      </w:r>
+    </w:p>
+    <w:p>
+      <w:pPr>
+        <w:pStyle w:val="Compact"/>
+        <w:numPr>
+          <w:ilvl w:val="0"/>
+          <w:numId w:val="1005"/>
+        </w:numPr>
+      </w:pPr>
       <w:r>
         <w:rPr>
           <w:i/>
@@ -1024,8 +1117,8 @@
         </w:pict>
       </w:r>
     </w:p>
-    <w:bookmarkEnd w:id="11"/>
-    <w:bookmarkStart w:id="12" w:name="section-4-demonstrative-pronoun-paradigm"/>
+    <w:bookmarkEnd w:id="22"/>
+    <w:bookmarkStart w:id="23" w:name="section-4-demonstrative-pronoun-paradigm"/>
     <w:p>
       <w:pPr>
         <w:pStyle w:val="Heading4"/>
@@ -1038,6 +1131,7 @@
       <w:tblPr>
         <w:tblStyle w:val="Table"/>
         <w:tblW w:type="auto" w:w="0"/>
+        <w:jc w:val="left"/>
         <w:tblLook w:firstRow="1" w:lastRow="0" w:firstColumn="0" w:lastColumn="0" w:noHBand="0" w:noVBand="0" w:val="0020"/>
       </w:tblPr>
       <w:tblGrid>
@@ -1582,8 +1676,8 @@
         </w:pict>
       </w:r>
     </w:p>
-    <w:bookmarkEnd w:id="12"/>
-    <w:bookmarkStart w:id="13" w:name="section-5-the-numbers-1-10"/>
+    <w:bookmarkEnd w:id="23"/>
+    <w:bookmarkStart w:id="24" w:name="section-5-the-numbers-1-10"/>
     <w:p>
       <w:pPr>
         <w:pStyle w:val="Heading4"/>
@@ -1603,7 +1697,13 @@
         <w:t xml:space="preserve"> </w:t>
       </w:r>
       <w:r>
-        <w:t xml:space="preserve">“gender polarity”</w:t>
+        <w:t xml:space="preserve">“</w:t>
+      </w:r>
+      <w:r>
+        <w:t xml:space="preserve">gender polarity</w:t>
+      </w:r>
+      <w:r>
+        <w:t xml:space="preserve">”</w:t>
       </w:r>
       <w:r>
         <w:t xml:space="preserve">—masculine nouns often take what looks like the feminine absolute number ending, and vice versa. However, you only need to recognize them to read them.</w:t>
@@ -1613,6 +1713,7 @@
       <w:tblPr>
         <w:tblStyle w:val="Table"/>
         <w:tblW w:type="pct" w:w="5000"/>
+        <w:jc w:val="left"/>
         <w:tblLayout w:type="fixed"/>
         <w:tblLook w:firstRow="1" w:lastRow="0" w:firstColumn="0" w:lastColumn="0" w:noHBand="0" w:noVBand="0" w:val="0020"/>
       </w:tblPr>
@@ -2223,8 +2324,8 @@
         </w:pict>
       </w:r>
     </w:p>
-    <w:bookmarkEnd w:id="13"/>
-    <w:bookmarkStart w:id="14" w:name="X9122da04f3c31178b708a5a0e1af9757fb2b9da"/>
+    <w:bookmarkEnd w:id="24"/>
+    <w:bookmarkStart w:id="25" w:name="X9122da04f3c31178b708a5a0e1af9757fb2b9da"/>
     <w:p>
       <w:pPr>
         <w:pStyle w:val="Heading4"/>
@@ -2237,6 +2338,7 @@
       <w:tblPr>
         <w:tblStyle w:val="Table"/>
         <w:tblW w:type="pct" w:w="5000"/>
+        <w:jc w:val="left"/>
         <w:tblLayout w:type="fixed"/>
         <w:tblLook w:firstRow="1" w:lastRow="0" w:firstColumn="0" w:lastColumn="0" w:noHBand="0" w:noVBand="0" w:val="0020"/>
       </w:tblPr>
@@ -2861,8 +2963,8 @@
         </w:pict>
       </w:r>
     </w:p>
-    <w:bookmarkEnd w:id="14"/>
-    <w:bookmarkStart w:id="15" w:name="section-7-the-story-part-12"/>
+    <w:bookmarkEnd w:id="25"/>
+    <w:bookmarkStart w:id="26" w:name="section-7-the-story-part-12"/>
     <w:p>
       <w:pPr>
         <w:pStyle w:val="Heading4"/>
@@ -2882,9 +2984,11 @@
         </w:rPr>
         <w:t xml:space="preserve">The Departure</w:t>
       </w:r>
-      <w:r>
-        <w:t xml:space="preserve"> </w:t>
-      </w:r>
+    </w:p>
+    <w:p>
+      <w:pPr>
+        <w:pStyle w:val="BodyText"/>
+      </w:pPr>
       <w:r>
         <w:rPr>
           <w:i/>
@@ -2897,34 +3001,62 @@
           <w:i/>
           <w:iCs/>
         </w:rPr>
-        <w:t xml:space="preserve">“If any man…”</w:t>
+        <w:t xml:space="preserve">“</w:t>
       </w:r>
       <w:r>
         <w:rPr>
           <w:i/>
           <w:iCs/>
         </w:rPr>
-        <w:t xml:space="preserve">) to establish a new decree. The section closes with a demonstrative and thematic</w:t>
+        <w:t xml:space="preserve">If any man…</w:t>
       </w:r>
       <w:r>
         <w:rPr>
           <w:i/>
           <w:iCs/>
         </w:rPr>
-        <w:t xml:space="preserve"> </w:t>
+        <w:t xml:space="preserve">”</w:t>
       </w:r>
       <w:r>
         <w:rPr>
           <w:i/>
           <w:iCs/>
         </w:rPr>
-        <w:t xml:space="preserve">“peace”</w:t>
+        <w:t xml:space="preserve">) to establish a new decree. The section closes with a demonstrative and thematic</w:t>
       </w:r>
       <w:r>
         <w:rPr>
           <w:i/>
           <w:iCs/>
         </w:rPr>
+        <w:t xml:space="preserve"> </w:t>
+      </w:r>
+      <w:r>
+        <w:rPr>
+          <w:i/>
+          <w:iCs/>
+        </w:rPr>
+        <w:t xml:space="preserve">“</w:t>
+      </w:r>
+      <w:r>
+        <w:rPr>
+          <w:i/>
+          <w:iCs/>
+        </w:rPr>
+        <w:t xml:space="preserve">peace</w:t>
+      </w:r>
+      <w:r>
+        <w:rPr>
+          <w:i/>
+          <w:iCs/>
+        </w:rPr>
+        <w:t xml:space="preserve">”</w:t>
+      </w:r>
+      <w:r>
+        <w:rPr>
+          <w:i/>
+          <w:iCs/>
+        </w:rPr>
         <w:t xml:space="preserve">.</w:t>
       </w:r>
     </w:p>
@@ -2939,9 +3071,11 @@
         </w:rPr>
         <w:t xml:space="preserve">Sentence 1</w:t>
       </w:r>
-      <w:r>
-        <w:t xml:space="preserve"> </w:t>
-      </w:r>
+    </w:p>
+    <w:p>
+      <w:pPr>
+        <w:pStyle w:val="BodyText"/>
+      </w:pPr>
       <w:r>
         <w:t xml:space="preserve">ܟܕ ܐܣܝܗ ܝܘܚܢܢ ܠܡܠܟܐ ܡܠܟܐ ܩܡ</w:t>
       </w:r>
@@ -2975,9 +3109,11 @@
         </w:rPr>
         <w:t xml:space="preserve">Sentence 2</w:t>
       </w:r>
-      <w:r>
-        <w:t xml:space="preserve"> </w:t>
-      </w:r>
+    </w:p>
+    <w:p>
+      <w:pPr>
+        <w:pStyle w:val="BodyText"/>
+      </w:pPr>
       <w:r>
         <w:t xml:space="preserve">ܘܐܡܪ ܠܥܡܐ ܕܝܠܗ ܗܟܢ</w:t>
       </w:r>
@@ -3011,9 +3147,11 @@
         </w:rPr>
         <w:t xml:space="preserve">Sentence 3</w:t>
       </w:r>
-      <w:r>
-        <w:t xml:space="preserve"> </w:t>
-      </w:r>
+    </w:p>
+    <w:p>
+      <w:pPr>
+        <w:pStyle w:val="BodyText"/>
+      </w:pPr>
       <w:r>
         <w:t xml:space="preserve">ܐܢ ܐܝܢܐ ܒܪܢܫܐ ܠܐ ܢܫܠܚ ܚܛܝܬܐ ܕܝܠܗ ܢܩܛܠܘܢܝܗܝ</w:t>
       </w:r>
@@ -3039,7 +3177,13 @@
         <w:t xml:space="preserve"> </w:t>
       </w:r>
       <w:r>
-        <w:t xml:space="preserve">“If any man does not cast away his sin, they shall kill him!”</w:t>
+        <w:t xml:space="preserve">“</w:t>
+      </w:r>
+      <w:r>
+        <w:t xml:space="preserve">If any man does not cast away his sin, they shall kill him!</w:t>
+      </w:r>
+      <w:r>
+        <w:t xml:space="preserve">”</w:t>
       </w:r>
     </w:p>
     <w:p>
@@ -3053,9 +3197,11 @@
         </w:rPr>
         <w:t xml:space="preserve">Sentence 4</w:t>
       </w:r>
-      <w:r>
-        <w:t xml:space="preserve"> </w:t>
-      </w:r>
+    </w:p>
+    <w:p>
+      <w:pPr>
+        <w:pStyle w:val="BodyText"/>
+      </w:pPr>
       <w:r>
         <w:t xml:space="preserve">ܝܘܚܢܢ ܐܡܪ ܠܡܠܟܐ ܠܐ ܗܟܢ</w:t>
       </w:r>
@@ -3081,7 +3227,13 @@
         <w:t xml:space="preserve"> </w:t>
       </w:r>
       <w:r>
-        <w:t xml:space="preserve">“Not so.”</w:t>
+        <w:t xml:space="preserve">“</w:t>
+      </w:r>
+      <w:r>
+        <w:t xml:space="preserve">Not so.</w:t>
+      </w:r>
+      <w:r>
+        <w:t xml:space="preserve">”</w:t>
       </w:r>
     </w:p>
     <w:p>
@@ -3095,9 +3247,11 @@
         </w:rPr>
         <w:t xml:space="preserve">Sentence 5</w:t>
       </w:r>
-      <w:r>
-        <w:t xml:space="preserve"> </w:t>
-      </w:r>
+    </w:p>
+    <w:p>
+      <w:pPr>
+        <w:pStyle w:val="BodyText"/>
+      </w:pPr>
       <w:r>
         <w:t xml:space="preserve">ܐܠܗܐ ܕܫܪܪܐ ܫܒܩ ܡܢ ܒܝܫܐ</w:t>
       </w:r>
@@ -3105,13 +3259,13 @@
         <w:t xml:space="preserve"> </w:t>
       </w:r>
       <w:r>
-        <w:t xml:space="preserve">Alāhā d-šrārā shbaq men bīšā.</w:t>
-      </w:r>
-      <w:r>
-        <w:t xml:space="preserve"> </w:t>
-      </w:r>
-      <w:r>
-        <w:t xml:space="preserve">Alāhā (God) d-šrārā (of-truth) shbaq (forgave) men (from) bīšā (evil).</w:t>
+        <w:t xml:space="preserve">Alāhā d-šrārā šbaq men bīšā.</w:t>
+      </w:r>
+      <w:r>
+        <w:t xml:space="preserve"> </w:t>
+      </w:r>
+      <w:r>
+        <w:t xml:space="preserve">Alāhā (God) d-šrārā (of-truth) šbaq (forgave) men (from) bīšā (evil).</w:t>
       </w:r>
       <w:r>
         <w:t xml:space="preserve"> </w:t>
@@ -3123,7 +3277,13 @@
         <w:t xml:space="preserve"> </w:t>
       </w:r>
       <w:r>
-        <w:t xml:space="preserve">“The God of truth forgave the evil.”</w:t>
+        <w:t xml:space="preserve">“</w:t>
+      </w:r>
+      <w:r>
+        <w:t xml:space="preserve">The God of truth forgave the evil.</w:t>
+      </w:r>
+      <w:r>
+        <w:t xml:space="preserve">”</w:t>
       </w:r>
     </w:p>
     <w:p>
@@ -3137,9 +3297,11 @@
         </w:rPr>
         <w:t xml:space="preserve">Sentence 6</w:t>
       </w:r>
-      <w:r>
-        <w:t xml:space="preserve"> </w:t>
-      </w:r>
+    </w:p>
+    <w:p>
+      <w:pPr>
+        <w:pStyle w:val="BodyText"/>
+      </w:pPr>
       <w:r>
         <w:t xml:space="preserve">ܢܘܗܪܐ ܗܢܐ ܛܒܐ ܗܘ ܡܢ ܚܫܘܟܐ</w:t>
       </w:r>
@@ -3165,7 +3327,13 @@
         <w:t xml:space="preserve"> </w:t>
       </w:r>
       <w:r>
-        <w:t xml:space="preserve">“This light is better than darkness.”</w:t>
+        <w:t xml:space="preserve">“</w:t>
+      </w:r>
+      <w:r>
+        <w:t xml:space="preserve">This light is better than darkness.</w:t>
+      </w:r>
+      <w:r>
+        <w:t xml:space="preserve">”</w:t>
       </w:r>
     </w:p>
     <w:p>
@@ -3179,9 +3347,11 @@
         </w:rPr>
         <w:t xml:space="preserve">Sentence 7</w:t>
       </w:r>
-      <w:r>
-        <w:t xml:space="preserve"> </w:t>
-      </w:r>
+    </w:p>
+    <w:p>
+      <w:pPr>
+        <w:pStyle w:val="BodyText"/>
+      </w:pPr>
       <w:r>
         <w:t xml:space="preserve">ܘܫܒܩ ܝܘܚܢܢ ܠܡܠܟܘܬܐ ܒܫܠܡܐ ܘܐܙܠ ܒܐܘܪܚܐ ܕܥܠܡܐ</w:t>
       </w:r>
@@ -3189,13 +3359,13 @@
         <w:t xml:space="preserve"> </w:t>
       </w:r>
       <w:r>
-        <w:t xml:space="preserve">w-shbaq Yūḥannan l-malkūttā b-šlāmā, w-ʾezal b-ʾūrḥā d-ʿālmā.</w:t>
-      </w:r>
-      <w:r>
-        <w:t xml:space="preserve"> </w:t>
-      </w:r>
-      <w:r>
-        <w:t xml:space="preserve">w-shbaq (and-left) Yūḥannan (John) l-malkūttā (the-kingdom) b-šlāmā (in-peace), w-ʾezal (and-went) b-ʾūrḥā (in-way/road) d-ʿālmā (of-eternity/the-world).</w:t>
+        <w:t xml:space="preserve">w-šbaq Yūḥannan l-malkūttā b-šlāmā, w-ʾezal b-ʾūrḥā d-ʿālmā.</w:t>
+      </w:r>
+      <w:r>
+        <w:t xml:space="preserve"> </w:t>
+      </w:r>
+      <w:r>
+        <w:t xml:space="preserve">w-šbaq (and-left) Yūḥannan (John) l-malkūttā (the-kingdom) b-šlāmā (in-peace), w-ʾezal (and-went) b-ʾūrḥā (in-way/road) d-ʿālmā (of-eternity/the-world).</w:t>
       </w:r>
       <w:r>
         <w:t xml:space="preserve"> </w:t>
@@ -3211,8 +3381,8 @@
         </w:pict>
       </w:r>
     </w:p>
-    <w:bookmarkEnd w:id="15"/>
-    <w:bookmarkStart w:id="16" w:name="section-8-exercises"/>
+    <w:bookmarkEnd w:id="26"/>
+    <w:bookmarkStart w:id="27" w:name="section-8-exercises"/>
     <w:p>
       <w:pPr>
         <w:pStyle w:val="Heading4"/>
@@ -3232,40 +3402,66 @@
         </w:rPr>
         <w:t xml:space="preserve">Exercise 1: Demonstrative &amp; Number Identification</w:t>
       </w:r>
-      <w:r>
-        <w:t xml:space="preserve"> </w:t>
-      </w:r>
+    </w:p>
+    <w:p>
+      <w:pPr>
+        <w:pStyle w:val="BodyText"/>
+      </w:pPr>
       <w:r>
         <w:t xml:space="preserve">Identify the gender, number, and meaning of these modifiers.</w:t>
       </w:r>
-      <w:r>
-        <w:t xml:space="preserve"> </w:t>
-      </w:r>
-      <w:r>
-        <w:t xml:space="preserve">1. ܗܕܐ (hādē)</w:t>
-      </w:r>
-      <w:r>
-        <w:t xml:space="preserve"> </w:t>
-      </w:r>
-      <w:r>
-        <w:t xml:space="preserve">2. ܬܠܬܐ (tlātā)</w:t>
-      </w:r>
-      <w:r>
-        <w:t xml:space="preserve"> </w:t>
-      </w:r>
-      <w:r>
-        <w:t xml:space="preserve">3. ܗܢܘܢ (hānōn)</w:t>
-      </w:r>
-      <w:r>
-        <w:t xml:space="preserve"> </w:t>
-      </w:r>
-      <w:r>
-        <w:t xml:space="preserve">4. ܚܕܐ (ḥdā)</w:t>
-      </w:r>
-    </w:p>
-    <w:p>
-      <w:pPr>
-        <w:pStyle w:val="BodyText"/>
+    </w:p>
+    <w:p>
+      <w:pPr>
+        <w:pStyle w:val="Compact"/>
+        <w:numPr>
+          <w:ilvl w:val="0"/>
+          <w:numId w:val="1006"/>
+        </w:numPr>
+      </w:pPr>
+      <w:r>
+        <w:t xml:space="preserve">ܗܕܐ (hādē)</w:t>
+      </w:r>
+    </w:p>
+    <w:p>
+      <w:pPr>
+        <w:pStyle w:val="Compact"/>
+        <w:numPr>
+          <w:ilvl w:val="0"/>
+          <w:numId w:val="1006"/>
+        </w:numPr>
+      </w:pPr>
+      <w:r>
+        <w:t xml:space="preserve">ܬܠܬܐ (tlātā)</w:t>
+      </w:r>
+    </w:p>
+    <w:p>
+      <w:pPr>
+        <w:pStyle w:val="Compact"/>
+        <w:numPr>
+          <w:ilvl w:val="0"/>
+          <w:numId w:val="1006"/>
+        </w:numPr>
+      </w:pPr>
+      <w:r>
+        <w:t xml:space="preserve">ܗܢܘܢ (hānōn)</w:t>
+      </w:r>
+    </w:p>
+    <w:p>
+      <w:pPr>
+        <w:pStyle w:val="Compact"/>
+        <w:numPr>
+          <w:ilvl w:val="0"/>
+          <w:numId w:val="1006"/>
+        </w:numPr>
+      </w:pPr>
+      <w:r>
+        <w:t xml:space="preserve">ܚܕܐ (ḥdā)</w:t>
+      </w:r>
+    </w:p>
+    <w:p>
+      <w:pPr>
+        <w:pStyle w:val="FirstParagraph"/>
       </w:pPr>
       <w:r>
         <w:rPr>
@@ -3274,9 +3470,11 @@
         </w:rPr>
         <w:t xml:space="preserve">Exercise 2: Comparative Translation</w:t>
       </w:r>
-      <w:r>
-        <w:t xml:space="preserve"> </w:t>
-      </w:r>
+    </w:p>
+    <w:p>
+      <w:pPr>
+        <w:pStyle w:val="BodyText"/>
+      </w:pPr>
       <w:r>
         <w:t xml:space="preserve">Translate these sentences using</w:t>
       </w:r>
@@ -3295,28 +3493,46 @@
       <w:r>
         <w:t xml:space="preserve">as a comparative.</w:t>
       </w:r>
-      <w:r>
-        <w:t xml:space="preserve"> </w:t>
-      </w:r>
-      <w:r>
-        <w:t xml:space="preserve">1. Alāhā rabbā hū men malkā.</w:t>
-      </w:r>
-      <w:r>
-        <w:t xml:space="preserve"> </w:t>
-      </w:r>
-      <w:r>
-        <w:t xml:space="preserve">2. Ḥayyē ṭābīn hennōn men mawtā.</w:t>
-      </w:r>
-      <w:r>
-        <w:t xml:space="preserve"> </w:t>
-      </w:r>
-      <w:r>
-        <w:t xml:space="preserve">3. ʾArʿā hādē bīštā hī men šmayyā (heaven).</w:t>
-      </w:r>
-    </w:p>
-    <w:p>
-      <w:pPr>
-        <w:pStyle w:val="BodyText"/>
+    </w:p>
+    <w:p>
+      <w:pPr>
+        <w:pStyle w:val="Compact"/>
+        <w:numPr>
+          <w:ilvl w:val="0"/>
+          <w:numId w:val="1007"/>
+        </w:numPr>
+      </w:pPr>
+      <w:r>
+        <w:t xml:space="preserve">Alāhā rabbā hū men malkā.</w:t>
+      </w:r>
+    </w:p>
+    <w:p>
+      <w:pPr>
+        <w:pStyle w:val="Compact"/>
+        <w:numPr>
+          <w:ilvl w:val="0"/>
+          <w:numId w:val="1007"/>
+        </w:numPr>
+      </w:pPr>
+      <w:r>
+        <w:t xml:space="preserve">Ḥayyē ṭābīn hennōn men mawtā.</w:t>
+      </w:r>
+    </w:p>
+    <w:p>
+      <w:pPr>
+        <w:pStyle w:val="Compact"/>
+        <w:numPr>
+          <w:ilvl w:val="0"/>
+          <w:numId w:val="1007"/>
+        </w:numPr>
+      </w:pPr>
+      <w:r>
+        <w:t xml:space="preserve">ʾArʿā hādē bīštā hī men šmayyā (heaven).</w:t>
+      </w:r>
+    </w:p>
+    <w:p>
+      <w:pPr>
+        <w:pStyle w:val="FirstParagraph"/>
       </w:pPr>
       <w:r>
         <w:rPr>
@@ -3325,40 +3541,66 @@
         </w:rPr>
         <w:t xml:space="preserve">Exercise 3: Translation Drill (Syriac → English)</w:t>
       </w:r>
-      <w:r>
-        <w:t xml:space="preserve"> </w:t>
-      </w:r>
+    </w:p>
+    <w:p>
+      <w:pPr>
+        <w:pStyle w:val="BodyText"/>
+      </w:pPr>
       <w:r>
         <w:t xml:space="preserve">Translate the following conditional and demonstrative clauses.</w:t>
       </w:r>
-      <w:r>
-        <w:t xml:space="preserve"> </w:t>
-      </w:r>
-      <w:r>
-        <w:t xml:space="preserve">1. ʾEn tešbūq l-Alāhā, neqṭūl lāḵ malkā hānā.</w:t>
-      </w:r>
-      <w:r>
-        <w:t xml:space="preserve"> </w:t>
-      </w:r>
-      <w:r>
-        <w:t xml:space="preserve">2. Gabrā haw nfal b-kūrā.</w:t>
-      </w:r>
-      <w:r>
-        <w:t xml:space="preserve"> </w:t>
-      </w:r>
-      <w:r>
-        <w:t xml:space="preserve">3. W-ʾetaw talmīdē hāllēn l-bayteh.</w:t>
-      </w:r>
-      <w:r>
-        <w:t xml:space="preserve"> </w:t>
-      </w:r>
-      <w:r>
-        <w:t xml:space="preserve">4. Lā hākannā ʾemar Yūḥannan b-šrārā.</w:t>
-      </w:r>
-    </w:p>
-    <w:p>
-      <w:pPr>
-        <w:pStyle w:val="BodyText"/>
+    </w:p>
+    <w:p>
+      <w:pPr>
+        <w:pStyle w:val="Compact"/>
+        <w:numPr>
+          <w:ilvl w:val="0"/>
+          <w:numId w:val="1008"/>
+        </w:numPr>
+      </w:pPr>
+      <w:r>
+        <w:t xml:space="preserve">ʾEn tešbūq l-Alāhā, neqṭūl lāḵ malkā hānā.</w:t>
+      </w:r>
+    </w:p>
+    <w:p>
+      <w:pPr>
+        <w:pStyle w:val="Compact"/>
+        <w:numPr>
+          <w:ilvl w:val="0"/>
+          <w:numId w:val="1008"/>
+        </w:numPr>
+      </w:pPr>
+      <w:r>
+        <w:t xml:space="preserve">Gabrā haw npal b-kūrā.</w:t>
+      </w:r>
+    </w:p>
+    <w:p>
+      <w:pPr>
+        <w:pStyle w:val="Compact"/>
+        <w:numPr>
+          <w:ilvl w:val="0"/>
+          <w:numId w:val="1008"/>
+        </w:numPr>
+      </w:pPr>
+      <w:r>
+        <w:t xml:space="preserve">W-ʾetaw talmīdē hāllēn l-bayteh.</w:t>
+      </w:r>
+    </w:p>
+    <w:p>
+      <w:pPr>
+        <w:pStyle w:val="Compact"/>
+        <w:numPr>
+          <w:ilvl w:val="0"/>
+          <w:numId w:val="1008"/>
+        </w:numPr>
+      </w:pPr>
+      <w:r>
+        <w:t xml:space="preserve">Lā hākannā ʾemar Yūḥannan b-šrārā.</w:t>
+      </w:r>
+    </w:p>
+    <w:p>
+      <w:pPr>
+        <w:pStyle w:val="FirstParagraph"/>
       </w:pPr>
       <w:r>
         <w:rPr>
@@ -3367,29 +3609,49 @@
         </w:rPr>
         <w:t xml:space="preserve">Exercise 4: Production Drill (English → Syriac)</w:t>
       </w:r>
-      <w:r>
-        <w:t xml:space="preserve"> </w:t>
-      </w:r>
+    </w:p>
+    <w:p>
+      <w:pPr>
+        <w:pStyle w:val="BodyText"/>
+      </w:pPr>
       <w:r>
         <w:t xml:space="preserve">Render the following sentences into Syriac transliteration.</w:t>
       </w:r>
-      <w:r>
-        <w:t xml:space="preserve"> </w:t>
-      </w:r>
-      <w:r>
-        <w:t xml:space="preserve">1. This word (f.sg) is better than that word.</w:t>
-      </w:r>
-      <w:r>
-        <w:t xml:space="preserve"> </w:t>
-      </w:r>
-      <w:r>
-        <w:t xml:space="preserve">2. If you (m.pl) hear the voice, you will live (ḥ-y-y, imperfect).</w:t>
-      </w:r>
-      <w:r>
-        <w:t xml:space="preserve"> </w:t>
-      </w:r>
-      <w:r>
-        <w:t xml:space="preserve">3. The three men went out from the kingdom. (Three =</w:t>
+    </w:p>
+    <w:p>
+      <w:pPr>
+        <w:pStyle w:val="Compact"/>
+        <w:numPr>
+          <w:ilvl w:val="0"/>
+          <w:numId w:val="1009"/>
+        </w:numPr>
+      </w:pPr>
+      <w:r>
+        <w:t xml:space="preserve">This word (f.sg) is better than that word.</w:t>
+      </w:r>
+    </w:p>
+    <w:p>
+      <w:pPr>
+        <w:pStyle w:val="Compact"/>
+        <w:numPr>
+          <w:ilvl w:val="0"/>
+          <w:numId w:val="1009"/>
+        </w:numPr>
+      </w:pPr>
+      <w:r>
+        <w:t xml:space="preserve">If you (m.pl) hear the voice, you will live (ḥ-y-y, imperfect).</w:t>
+      </w:r>
+    </w:p>
+    <w:p>
+      <w:pPr>
+        <w:pStyle w:val="Compact"/>
+        <w:numPr>
+          <w:ilvl w:val="0"/>
+          <w:numId w:val="1009"/>
+        </w:numPr>
+      </w:pPr>
+      <w:r>
+        <w:t xml:space="preserve">The three men went out from the kingdom. (Three =</w:t>
       </w:r>
       <w:r>
         <w:t xml:space="preserve"> </w:t>
@@ -3404,11 +3666,17 @@
       <w:r>
         <w:t xml:space="preserve">).</w:t>
       </w:r>
-      <w:r>
-        <w:t xml:space="preserve"> </w:t>
-      </w:r>
-      <w:r>
-        <w:t xml:space="preserve">4. God saved this evil world (</w:t>
+    </w:p>
+    <w:p>
+      <w:pPr>
+        <w:pStyle w:val="Compact"/>
+        <w:numPr>
+          <w:ilvl w:val="0"/>
+          <w:numId w:val="1009"/>
+        </w:numPr>
+      </w:pPr>
+      <w:r>
+        <w:t xml:space="preserve">God saved this evil world (</w:t>
       </w:r>
       <w:r>
         <w:rPr>
@@ -3423,7 +3691,7 @@
     </w:p>
     <w:p>
       <w:pPr>
-        <w:pStyle w:val="BodyText"/>
+        <w:pStyle w:val="FirstParagraph"/>
       </w:pPr>
       <w:r>
         <w:rPr>
@@ -3432,29 +3700,49 @@
         </w:rPr>
         <w:t xml:space="preserve">Exercise 5: Reading Comprehension</w:t>
       </w:r>
-      <w:r>
-        <w:t xml:space="preserve"> </w:t>
-      </w:r>
+    </w:p>
+    <w:p>
+      <w:pPr>
+        <w:pStyle w:val="BodyText"/>
+      </w:pPr>
       <w:r>
         <w:t xml:space="preserve">Re-read Section 7 and answer:</w:t>
       </w:r>
-      <w:r>
-        <w:t xml:space="preserve"> </w:t>
-      </w:r>
-      <w:r>
-        <w:t xml:space="preserve">1. What extreme punishment does the king decree for those who do not cast away their sin?</w:t>
-      </w:r>
-      <w:r>
-        <w:t xml:space="preserve"> </w:t>
-      </w:r>
-      <w:r>
-        <w:t xml:space="preserve">2. How does Yukhannan correct the king’s theology?</w:t>
-      </w:r>
-      <w:r>
-        <w:t xml:space="preserve"> </w:t>
-      </w:r>
-      <w:r>
-        <w:t xml:space="preserve">3. With what emotion or state does Yukhannan depart the kingdom?</w:t>
+    </w:p>
+    <w:p>
+      <w:pPr>
+        <w:pStyle w:val="Compact"/>
+        <w:numPr>
+          <w:ilvl w:val="0"/>
+          <w:numId w:val="1010"/>
+        </w:numPr>
+      </w:pPr>
+      <w:r>
+        <w:t xml:space="preserve">What extreme punishment does the king decree for those who do not cast away their sin?</w:t>
+      </w:r>
+    </w:p>
+    <w:p>
+      <w:pPr>
+        <w:pStyle w:val="Compact"/>
+        <w:numPr>
+          <w:ilvl w:val="0"/>
+          <w:numId w:val="1010"/>
+        </w:numPr>
+      </w:pPr>
+      <w:r>
+        <w:t xml:space="preserve">How does Yukhannan correct the king’s theology?</w:t>
+      </w:r>
+    </w:p>
+    <w:p>
+      <w:pPr>
+        <w:pStyle w:val="Compact"/>
+        <w:numPr>
+          <w:ilvl w:val="0"/>
+          <w:numId w:val="1010"/>
+        </w:numPr>
+      </w:pPr>
+      <w:r>
+        <w:t xml:space="preserve">With what emotion or state does Yukhannan depart the kingdom?</w:t>
       </w:r>
     </w:p>
     <w:p>
@@ -3464,8 +3752,8 @@
         </w:pict>
       </w:r>
     </w:p>
-    <w:bookmarkEnd w:id="16"/>
-    <w:bookmarkStart w:id="17" w:name="section-9-answer-key"/>
+    <w:bookmarkEnd w:id="27"/>
+    <w:bookmarkStart w:id="28" w:name="section-9-answer-key"/>
     <w:p>
       <w:pPr>
         <w:pStyle w:val="Heading4"/>
@@ -3485,11 +3773,17 @@
         </w:rPr>
         <w:t xml:space="preserve">Section 1 Warm-Up</w:t>
       </w:r>
-      <w:r>
-        <w:t xml:space="preserve"> </w:t>
-      </w:r>
-      <w:r>
-        <w:t xml:space="preserve">1. It inserts a</w:t>
+    </w:p>
+    <w:p>
+      <w:pPr>
+        <w:pStyle w:val="Compact"/>
+        <w:numPr>
+          <w:ilvl w:val="0"/>
+          <w:numId w:val="1011"/>
+        </w:numPr>
+      </w:pPr>
+      <w:r>
+        <w:t xml:space="preserve">It inserts a</w:t>
       </w:r>
       <w:r>
         <w:t xml:space="preserve"> </w:t>
@@ -3520,17 +3814,29 @@
       <w:r>
         <w:t xml:space="preserve">.</w:t>
       </w:r>
-      <w:r>
-        <w:t xml:space="preserve"> </w:t>
-      </w:r>
-      <w:r>
-        <w:t xml:space="preserve">2. Save me! (Imperative).</w:t>
-      </w:r>
-      <w:r>
-        <w:t xml:space="preserve"> </w:t>
-      </w:r>
-      <w:r>
-        <w:t xml:space="preserve">3. Root</w:t>
+    </w:p>
+    <w:p>
+      <w:pPr>
+        <w:pStyle w:val="Compact"/>
+        <w:numPr>
+          <w:ilvl w:val="0"/>
+          <w:numId w:val="1011"/>
+        </w:numPr>
+      </w:pPr>
+      <w:r>
+        <w:t xml:space="preserve">Save me! (Imperative).</w:t>
+      </w:r>
+    </w:p>
+    <w:p>
+      <w:pPr>
+        <w:pStyle w:val="Compact"/>
+        <w:numPr>
+          <w:ilvl w:val="0"/>
+          <w:numId w:val="1011"/>
+        </w:numPr>
+      </w:pPr>
+      <w:r>
+        <w:t xml:space="preserve">Root</w:t>
       </w:r>
       <w:r>
         <w:t xml:space="preserve"> </w:t>
@@ -3564,11 +3870,17 @@
       <w:r>
         <w:t xml:space="preserve">(them) = He killed them.</w:t>
       </w:r>
-      <w:r>
-        <w:t xml:space="preserve"> </w:t>
-      </w:r>
-      <w:r>
-        <w:t xml:space="preserve">4. The addition of the suffix forces a shift in the stress, causing the vowel</w:t>
+    </w:p>
+    <w:p>
+      <w:pPr>
+        <w:pStyle w:val="Compact"/>
+        <w:numPr>
+          <w:ilvl w:val="0"/>
+          <w:numId w:val="1011"/>
+        </w:numPr>
+      </w:pPr>
+      <w:r>
+        <w:t xml:space="preserve">The addition of the suffix forces a shift in the stress, causing the vowel</w:t>
       </w:r>
       <w:r>
         <w:t xml:space="preserve"> </w:t>
@@ -3617,17 +3929,23 @@
       <w:r>
         <w:t xml:space="preserve">).</w:t>
       </w:r>
-      <w:r>
-        <w:t xml:space="preserve"> </w:t>
-      </w:r>
-      <w:r>
-        <w:t xml:space="preserve">5.</w:t>
-      </w:r>
-      <w:r>
-        <w:t xml:space="preserve"> </w:t>
-      </w:r>
-      <w:r>
-        <w:t xml:space="preserve">“God healed him, the king”</w:t>
+    </w:p>
+    <w:p>
+      <w:pPr>
+        <w:pStyle w:val="Compact"/>
+        <w:numPr>
+          <w:ilvl w:val="0"/>
+          <w:numId w:val="1011"/>
+        </w:numPr>
+      </w:pPr>
+      <w:r>
+        <w:t xml:space="preserve">“</w:t>
+      </w:r>
+      <w:r>
+        <w:t xml:space="preserve">God healed him, the king</w:t>
+      </w:r>
+      <w:r>
+        <w:t xml:space="preserve">”</w:t>
       </w:r>
       <w:r>
         <w:t xml:space="preserve"> </w:t>
@@ -3667,7 +3985,7 @@
     </w:p>
     <w:p>
       <w:pPr>
-        <w:pStyle w:val="BodyText"/>
+        <w:pStyle w:val="FirstParagraph"/>
       </w:pPr>
       <w:r>
         <w:rPr>
@@ -3676,34 +3994,58 @@
         </w:rPr>
         <w:t xml:space="preserve">Exercise 1: Identification</w:t>
       </w:r>
-      <w:r>
-        <w:t xml:space="preserve"> </w:t>
-      </w:r>
-      <w:r>
-        <w:t xml:space="preserve">1. Feminine singular close (This, f)</w:t>
-      </w:r>
-      <w:r>
-        <w:t xml:space="preserve"> </w:t>
-      </w:r>
-      <w:r>
-        <w:t xml:space="preserve">2. Number three (used with masc nouns)</w:t>
-      </w:r>
-      <w:r>
-        <w:t xml:space="preserve"> </w:t>
-      </w:r>
-      <w:r>
-        <w:t xml:space="preserve">3. Masculine plural far (Those, m)</w:t>
-      </w:r>
-      <w:r>
-        <w:t xml:space="preserve"> </w:t>
-      </w:r>
-      <w:r>
-        <w:t xml:space="preserve">4. Number one (f)</w:t>
-      </w:r>
-    </w:p>
-    <w:p>
-      <w:pPr>
-        <w:pStyle w:val="BodyText"/>
+    </w:p>
+    <w:p>
+      <w:pPr>
+        <w:pStyle w:val="Compact"/>
+        <w:numPr>
+          <w:ilvl w:val="0"/>
+          <w:numId w:val="1012"/>
+        </w:numPr>
+      </w:pPr>
+      <w:r>
+        <w:t xml:space="preserve">Feminine singular close (This, f)</w:t>
+      </w:r>
+    </w:p>
+    <w:p>
+      <w:pPr>
+        <w:pStyle w:val="Compact"/>
+        <w:numPr>
+          <w:ilvl w:val="0"/>
+          <w:numId w:val="1012"/>
+        </w:numPr>
+      </w:pPr>
+      <w:r>
+        <w:t xml:space="preserve">Number three (used with masc nouns)</w:t>
+      </w:r>
+    </w:p>
+    <w:p>
+      <w:pPr>
+        <w:pStyle w:val="Compact"/>
+        <w:numPr>
+          <w:ilvl w:val="0"/>
+          <w:numId w:val="1012"/>
+        </w:numPr>
+      </w:pPr>
+      <w:r>
+        <w:t xml:space="preserve">Masculine plural far (Those, m)</w:t>
+      </w:r>
+    </w:p>
+    <w:p>
+      <w:pPr>
+        <w:pStyle w:val="Compact"/>
+        <w:numPr>
+          <w:ilvl w:val="0"/>
+          <w:numId w:val="1012"/>
+        </w:numPr>
+      </w:pPr>
+      <w:r>
+        <w:t xml:space="preserve">Number one (f)</w:t>
+      </w:r>
+    </w:p>
+    <w:p>
+      <w:pPr>
+        <w:pStyle w:val="FirstParagraph"/>
       </w:pPr>
       <w:r>
         <w:rPr>
@@ -3712,28 +4054,46 @@
         </w:rPr>
         <w:t xml:space="preserve">Exercise 2: Comparative Translation</w:t>
       </w:r>
-      <w:r>
-        <w:t xml:space="preserve"> </w:t>
-      </w:r>
-      <w:r>
-        <w:t xml:space="preserve">1. God is greater than the king.</w:t>
-      </w:r>
-      <w:r>
-        <w:t xml:space="preserve"> </w:t>
-      </w:r>
-      <w:r>
-        <w:t xml:space="preserve">2. Life is better than death.</w:t>
-      </w:r>
-      <w:r>
-        <w:t xml:space="preserve"> </w:t>
-      </w:r>
-      <w:r>
-        <w:t xml:space="preserve">3. This earth is worse than heaven.</w:t>
-      </w:r>
-    </w:p>
-    <w:p>
-      <w:pPr>
-        <w:pStyle w:val="BodyText"/>
+    </w:p>
+    <w:p>
+      <w:pPr>
+        <w:pStyle w:val="Compact"/>
+        <w:numPr>
+          <w:ilvl w:val="0"/>
+          <w:numId w:val="1013"/>
+        </w:numPr>
+      </w:pPr>
+      <w:r>
+        <w:t xml:space="preserve">God is greater than the king.</w:t>
+      </w:r>
+    </w:p>
+    <w:p>
+      <w:pPr>
+        <w:pStyle w:val="Compact"/>
+        <w:numPr>
+          <w:ilvl w:val="0"/>
+          <w:numId w:val="1013"/>
+        </w:numPr>
+      </w:pPr>
+      <w:r>
+        <w:t xml:space="preserve">Life is better than death.</w:t>
+      </w:r>
+    </w:p>
+    <w:p>
+      <w:pPr>
+        <w:pStyle w:val="Compact"/>
+        <w:numPr>
+          <w:ilvl w:val="0"/>
+          <w:numId w:val="1013"/>
+        </w:numPr>
+      </w:pPr>
+      <w:r>
+        <w:t xml:space="preserve">This earth is worse than heaven.</w:t>
+      </w:r>
+    </w:p>
+    <w:p>
+      <w:pPr>
+        <w:pStyle w:val="FirstParagraph"/>
       </w:pPr>
       <w:r>
         <w:rPr>
@@ -3742,35 +4102,59 @@
         </w:rPr>
         <w:t xml:space="preserve">Exercise 3: Translation Drill</w:t>
       </w:r>
-      <w:r>
-        <w:t xml:space="preserve"> </w:t>
-      </w:r>
-      <w:r>
-        <w:t xml:space="preserve">1. If you abandon God, this king will kill you.</w:t>
-      </w:r>
-      <w:r>
-        <w:t xml:space="preserve"> </w:t>
-      </w:r>
-      <w:r>
-        <w:t xml:space="preserve">2. That man fell into illness.</w:t>
-      </w:r>
-      <w:r>
-        <w:t xml:space="preserve"> </w:t>
-      </w:r>
-      <w:r>
-        <w:t xml:space="preserve">3. And these disciples came to his house.</w:t>
-      </w:r>
-      <w:r>
-        <w:t xml:space="preserve"> </w:t>
-      </w:r>
-      <w:r>
-        <w:t xml:space="preserve">4.</w:t>
-      </w:r>
-      <w:r>
-        <w:t xml:space="preserve"> </w:t>
-      </w:r>
-      <w:r>
-        <w:t xml:space="preserve">“Not so”</w:t>
+    </w:p>
+    <w:p>
+      <w:pPr>
+        <w:pStyle w:val="Compact"/>
+        <w:numPr>
+          <w:ilvl w:val="0"/>
+          <w:numId w:val="1014"/>
+        </w:numPr>
+      </w:pPr>
+      <w:r>
+        <w:t xml:space="preserve">If you abandon God, this king will kill you.</w:t>
+      </w:r>
+    </w:p>
+    <w:p>
+      <w:pPr>
+        <w:pStyle w:val="Compact"/>
+        <w:numPr>
+          <w:ilvl w:val="0"/>
+          <w:numId w:val="1014"/>
+        </w:numPr>
+      </w:pPr>
+      <w:r>
+        <w:t xml:space="preserve">That man fell into illness.</w:t>
+      </w:r>
+    </w:p>
+    <w:p>
+      <w:pPr>
+        <w:pStyle w:val="Compact"/>
+        <w:numPr>
+          <w:ilvl w:val="0"/>
+          <w:numId w:val="1014"/>
+        </w:numPr>
+      </w:pPr>
+      <w:r>
+        <w:t xml:space="preserve">And these disciples came to his house.</w:t>
+      </w:r>
+    </w:p>
+    <w:p>
+      <w:pPr>
+        <w:pStyle w:val="Compact"/>
+        <w:numPr>
+          <w:ilvl w:val="0"/>
+          <w:numId w:val="1014"/>
+        </w:numPr>
+      </w:pPr>
+      <w:r>
+        <w:t xml:space="preserve">“</w:t>
+      </w:r>
+      <w:r>
+        <w:t xml:space="preserve">Not so</w:t>
+      </w:r>
+      <w:r>
+        <w:t xml:space="preserve">”</w:t>
       </w:r>
       <w:r>
         <w:t xml:space="preserve"> </w:t>
@@ -3781,7 +4165,7 @@
     </w:p>
     <w:p>
       <w:pPr>
-        <w:pStyle w:val="BodyText"/>
+        <w:pStyle w:val="FirstParagraph"/>
       </w:pPr>
       <w:r>
         <w:rPr>
@@ -3790,34 +4174,58 @@
         </w:rPr>
         <w:t xml:space="preserve">Exercise 4: Production Drill</w:t>
       </w:r>
-      <w:r>
-        <w:t xml:space="preserve"> </w:t>
-      </w:r>
-      <w:r>
-        <w:t xml:space="preserve">1. Meltā hādē ṭābtā hī men meltā hāy.</w:t>
-      </w:r>
-      <w:r>
-        <w:t xml:space="preserve"> </w:t>
-      </w:r>
-      <w:r>
-        <w:t xml:space="preserve">2. ʾEn tešmʿūn qālā, tēḥūn / teḥyūn.</w:t>
-      </w:r>
-      <w:r>
-        <w:t xml:space="preserve"> </w:t>
-      </w:r>
-      <w:r>
-        <w:t xml:space="preserve">3. Tlātā gabrīn nfaqū men malkūttā.</w:t>
-      </w:r>
-      <w:r>
-        <w:t xml:space="preserve"> </w:t>
-      </w:r>
-      <w:r>
-        <w:t xml:space="preserve">4. Alāhā fraq l-ʿālmā hānā bīšā.</w:t>
-      </w:r>
-    </w:p>
-    <w:p>
-      <w:pPr>
-        <w:pStyle w:val="BodyText"/>
+    </w:p>
+    <w:p>
+      <w:pPr>
+        <w:pStyle w:val="Compact"/>
+        <w:numPr>
+          <w:ilvl w:val="0"/>
+          <w:numId w:val="1015"/>
+        </w:numPr>
+      </w:pPr>
+      <w:r>
+        <w:t xml:space="preserve">Meltā hādē ṭābtā hī men meltā hāy.</w:t>
+      </w:r>
+    </w:p>
+    <w:p>
+      <w:pPr>
+        <w:pStyle w:val="Compact"/>
+        <w:numPr>
+          <w:ilvl w:val="0"/>
+          <w:numId w:val="1015"/>
+        </w:numPr>
+      </w:pPr>
+      <w:r>
+        <w:t xml:space="preserve">ʾEn tešmʿūn qālā, tēḥūn / teḥyūn.</w:t>
+      </w:r>
+    </w:p>
+    <w:p>
+      <w:pPr>
+        <w:pStyle w:val="Compact"/>
+        <w:numPr>
+          <w:ilvl w:val="0"/>
+          <w:numId w:val="1015"/>
+        </w:numPr>
+      </w:pPr>
+      <w:r>
+        <w:t xml:space="preserve">Tlātā gabrīn npaqū men malkūttā.</w:t>
+      </w:r>
+    </w:p>
+    <w:p>
+      <w:pPr>
+        <w:pStyle w:val="Compact"/>
+        <w:numPr>
+          <w:ilvl w:val="0"/>
+          <w:numId w:val="1015"/>
+        </w:numPr>
+      </w:pPr>
+      <w:r>
+        <w:t xml:space="preserve">Alāhā praq l-ʿālmā hānā bīšā.</w:t>
+      </w:r>
+    </w:p>
+    <w:p>
+      <w:pPr>
+        <w:pStyle w:val="FirstParagraph"/>
       </w:pPr>
       <w:r>
         <w:rPr>
@@ -3826,11 +4234,17 @@
         </w:rPr>
         <w:t xml:space="preserve">Exercise 5: Reading Comprehension</w:t>
       </w:r>
-      <w:r>
-        <w:t xml:space="preserve"> </w:t>
-      </w:r>
-      <w:r>
-        <w:t xml:space="preserve">1. They will be killed (</w:t>
+    </w:p>
+    <w:p>
+      <w:pPr>
+        <w:pStyle w:val="Compact"/>
+        <w:numPr>
+          <w:ilvl w:val="0"/>
+          <w:numId w:val="1016"/>
+        </w:numPr>
+      </w:pPr>
+      <w:r>
+        <w:t xml:space="preserve">They will be killed (</w:t>
       </w:r>
       <w:r>
         <w:rPr>
@@ -3842,14 +4256,26 @@
       <w:r>
         <w:t xml:space="preserve">).</w:t>
       </w:r>
-      <w:r>
-        <w:t xml:space="preserve"> </w:t>
-      </w:r>
-      <w:r>
-        <w:t xml:space="preserve">2. By reminding him that the God of truth forgave the evil (</w:t>
-      </w:r>
-      <w:r>
-        <w:t xml:space="preserve">“Not so,”</w:t>
+    </w:p>
+    <w:p>
+      <w:pPr>
+        <w:pStyle w:val="Compact"/>
+        <w:numPr>
+          <w:ilvl w:val="0"/>
+          <w:numId w:val="1016"/>
+        </w:numPr>
+      </w:pPr>
+      <w:r>
+        <w:t xml:space="preserve">By reminding him that the God of truth forgave the evil (</w:t>
+      </w:r>
+      <w:r>
+        <w:t xml:space="preserve">“</w:t>
+      </w:r>
+      <w:r>
+        <w:t xml:space="preserve">Not so,</w:t>
+      </w:r>
+      <w:r>
+        <w:t xml:space="preserve">”</w:t>
       </w:r>
       <w:r>
         <w:t xml:space="preserve"> </w:t>
@@ -3864,11 +4290,17 @@
       <w:r>
         <w:t xml:space="preserve">).</w:t>
       </w:r>
-      <w:r>
-        <w:t xml:space="preserve"> </w:t>
-      </w:r>
-      <w:r>
-        <w:t xml:space="preserve">3. In peace (</w:t>
+    </w:p>
+    <w:p>
+      <w:pPr>
+        <w:pStyle w:val="Compact"/>
+        <w:numPr>
+          <w:ilvl w:val="0"/>
+          <w:numId w:val="1016"/>
+        </w:numPr>
+      </w:pPr>
+      <w:r>
+        <w:t xml:space="preserve">In peace (</w:t>
       </w:r>
       <w:r>
         <w:rPr>
@@ -3888,8 +4320,8 @@
         </w:pict>
       </w:r>
     </w:p>
-    <w:bookmarkEnd w:id="17"/>
-    <w:bookmarkStart w:id="18" w:name="section-10-grammatical-summary"/>
+    <w:bookmarkEnd w:id="28"/>
+    <w:bookmarkStart w:id="29" w:name="section-10-grammatical-summary"/>
     <w:p>
       <w:pPr>
         <w:pStyle w:val="Heading4"/>
@@ -3908,133 +4340,18 @@
           <w:bCs/>
         </w:rPr>
         <w:t xml:space="preserve">DEMONSTRATIVES</w:t>
-      </w:r>
-      <w:r>
-        <w:t xml:space="preserve"> </w:t>
-      </w:r>
-      <w:r>
-        <w:t xml:space="preserve">| Close (This / These) | Far (That / Those) |</w:t>
-      </w:r>
-      <w:r>
-        <w:t xml:space="preserve"> </w:t>
-      </w:r>
-      <w:r>
-        <w:t xml:space="preserve">| :— | :— |</w:t>
-      </w:r>
-      <w:r>
-        <w:t xml:space="preserve"> </w:t>
-      </w:r>
-      <w:r>
-        <w:t xml:space="preserve">| hānā (m) / hādē (f) | haw (m) / hāy (f) |</w:t>
-      </w:r>
-      <w:r>
-        <w:t xml:space="preserve"> </w:t>
-      </w:r>
-      <w:r>
-        <w:t xml:space="preserve">| hāllēn (pl) | hānōn (m.pl) / hānēn (f.pl) |</w:t>
-      </w:r>
-    </w:p>
-    <w:p>
-      <w:pPr>
-        <w:pStyle w:val="BodyText"/>
-      </w:pPr>
-      <w:r>
-        <w:rPr>
-          <w:b/>
-          <w:bCs/>
-        </w:rPr>
-        <w:t xml:space="preserve">CONDITIONALS &amp; COMPARISONS</w:t>
-      </w:r>
-      <w:r>
-        <w:t xml:space="preserve"> </w:t>
-      </w:r>
-      <w:r>
-        <w:t xml:space="preserve">| Construction | Example | Meaning |</w:t>
-      </w:r>
-      <w:r>
-        <w:t xml:space="preserve"> </w:t>
-      </w:r>
-      <w:r>
-        <w:t xml:space="preserve">| :— | :— | :— |</w:t>
-      </w:r>
-      <w:r>
-        <w:t xml:space="preserve"> </w:t>
-      </w:r>
-      <w:r>
-        <w:t xml:space="preserve">|</w:t>
-      </w:r>
-      <w:r>
-        <w:t xml:space="preserve"> </w:t>
-      </w:r>
-      <w:r>
-        <w:rPr>
-          <w:rStyle w:val="VerbatimChar"/>
-        </w:rPr>
-        <w:t xml:space="preserve">ʾen</w:t>
-      </w:r>
-      <w:r>
-        <w:t xml:space="preserve"> </w:t>
-      </w:r>
-      <w:r>
-        <w:t xml:space="preserve">(If) + Imperf | ʾen teḥzē | If you see… |</w:t>
-      </w:r>
-      <w:r>
-        <w:t xml:space="preserve"> </w:t>
-      </w:r>
-      <w:r>
-        <w:t xml:space="preserve">| Adj +</w:t>
-      </w:r>
-      <w:r>
-        <w:t xml:space="preserve"> </w:t>
-      </w:r>
-      <w:r>
-        <w:rPr>
-          <w:rStyle w:val="VerbatimChar"/>
-        </w:rPr>
-        <w:t xml:space="preserve">men</w:t>
-      </w:r>
-      <w:r>
-        <w:t xml:space="preserve"> </w:t>
-      </w:r>
-      <w:r>
-        <w:t xml:space="preserve">(from) | ṭābā men malkā | Better than the king |</w:t>
-      </w:r>
-      <w:r>
-        <w:t xml:space="preserve"> </w:t>
-      </w:r>
-      <w:r>
-        <w:t xml:space="preserve">| Noun + Demonstrative | malkā hānā | This king |</w:t>
-      </w:r>
-    </w:p>
-    <w:bookmarkEnd w:id="18"/>
-    <w:bookmarkStart w:id="19" w:name="section-11-additional-vocabulary"/>
-    <w:p>
-      <w:pPr>
-        <w:pStyle w:val="Heading4"/>
-      </w:pPr>
-      <w:r>
-        <w:t xml:space="preserve">Section 11: Additional Vocabulary</w:t>
-      </w:r>
-    </w:p>
-    <w:p>
-      <w:pPr>
-        <w:pStyle w:val="FirstParagraph"/>
-      </w:pPr>
-      <w:r>
-        <w:t xml:space="preserve">The following high-frequency words round out this lesson’s vocabulary to 30 terms.</w:t>
       </w:r>
     </w:p>
     <w:tbl>
       <w:tblPr>
         <w:tblStyle w:val="Table"/>
         <w:tblW w:type="auto" w:w="0"/>
+        <w:jc w:val="left"/>
         <w:tblLook w:firstRow="1" w:lastRow="0" w:firstColumn="0" w:lastColumn="0" w:noHBand="0" w:noVBand="0" w:val="0020"/>
       </w:tblPr>
       <w:tblGrid>
-        <w:gridCol w:w="1980"/>
-        <w:gridCol w:w="1980"/>
-        <w:gridCol w:w="1980"/>
-        <w:gridCol w:w="1980"/>
+        <w:gridCol w:w="3960"/>
+        <w:gridCol w:w="3960"/>
       </w:tblGrid>
       <w:tr>
         <w:trPr>
@@ -4048,43 +4365,19 @@
               <w:jc w:val="left"/>
             </w:pPr>
             <w:r>
-              <w:t xml:space="preserve">Estrangela</w:t>
-            </w:r>
-          </w:p>
-        </w:tc>
-        <w:tc>
-          <w:tcPr/>
-          <w:p>
-            <w:pPr>
-              <w:pStyle w:val="Compact"/>
-              <w:jc w:val="left"/>
-            </w:pPr>
-            <w:r>
-              <w:t xml:space="preserve">Transliteration</w:t>
-            </w:r>
-          </w:p>
-        </w:tc>
-        <w:tc>
-          <w:tcPr/>
-          <w:p>
-            <w:pPr>
-              <w:pStyle w:val="Compact"/>
-              <w:jc w:val="left"/>
-            </w:pPr>
-            <w:r>
-              <w:t xml:space="preserve">Gender/Type</w:t>
-            </w:r>
-          </w:p>
-        </w:tc>
-        <w:tc>
-          <w:tcPr/>
-          <w:p>
-            <w:pPr>
-              <w:pStyle w:val="Compact"/>
-              <w:jc w:val="left"/>
-            </w:pPr>
-            <w:r>
-              <w:t xml:space="preserve">Meaning</w:t>
+              <w:t xml:space="preserve">Close (This / These)</w:t>
+            </w:r>
+          </w:p>
+        </w:tc>
+        <w:tc>
+          <w:tcPr/>
+          <w:p>
+            <w:pPr>
+              <w:pStyle w:val="Compact"/>
+              <w:jc w:val="left"/>
+            </w:pPr>
+            <w:r>
+              <w:t xml:space="preserve">Far (That / Those)</w:t>
             </w:r>
           </w:p>
         </w:tc>
@@ -4098,43 +4391,19 @@
               <w:jc w:val="left"/>
             </w:pPr>
             <w:r>
-              <w:t xml:space="preserve">ܩܪܝܬܐ</w:t>
-            </w:r>
-          </w:p>
-        </w:tc>
-        <w:tc>
-          <w:tcPr/>
-          <w:p>
-            <w:pPr>
-              <w:pStyle w:val="Compact"/>
-              <w:jc w:val="left"/>
-            </w:pPr>
-            <w:r>
-              <w:t xml:space="preserve">qrītā</w:t>
-            </w:r>
-          </w:p>
-        </w:tc>
-        <w:tc>
-          <w:tcPr/>
-          <w:p>
-            <w:pPr>
-              <w:pStyle w:val="Compact"/>
-              <w:jc w:val="left"/>
-            </w:pPr>
-            <w:r>
-              <w:t xml:space="preserve">f</w:t>
-            </w:r>
-          </w:p>
-        </w:tc>
-        <w:tc>
-          <w:tcPr/>
-          <w:p>
-            <w:pPr>
-              <w:pStyle w:val="Compact"/>
-              <w:jc w:val="left"/>
-            </w:pPr>
-            <w:r>
-              <w:t xml:space="preserve">village</w:t>
+              <w:t xml:space="preserve">hānā (m) / hādē (f)</w:t>
+            </w:r>
+          </w:p>
+        </w:tc>
+        <w:tc>
+          <w:tcPr/>
+          <w:p>
+            <w:pPr>
+              <w:pStyle w:val="Compact"/>
+              <w:jc w:val="left"/>
+            </w:pPr>
+            <w:r>
+              <w:t xml:space="preserve">haw (m) / hāy (f)</w:t>
             </w:r>
           </w:p>
         </w:tc>
@@ -4148,1077 +4417,47 @@
               <w:jc w:val="left"/>
             </w:pPr>
             <w:r>
-              <w:t xml:space="preserve">ܠܫܢܐ</w:t>
-            </w:r>
-          </w:p>
-        </w:tc>
-        <w:tc>
-          <w:tcPr/>
-          <w:p>
-            <w:pPr>
-              <w:pStyle w:val="Compact"/>
-              <w:jc w:val="left"/>
-            </w:pPr>
-            <w:r>
-              <w:t xml:space="preserve">leššānā</w:t>
-            </w:r>
-          </w:p>
-        </w:tc>
-        <w:tc>
-          <w:tcPr/>
-          <w:p>
-            <w:pPr>
-              <w:pStyle w:val="Compact"/>
-              <w:jc w:val="left"/>
-            </w:pPr>
-            <w:r>
-              <w:t xml:space="preserve">m</w:t>
-            </w:r>
-          </w:p>
-        </w:tc>
-        <w:tc>
-          <w:tcPr/>
-          <w:p>
-            <w:pPr>
-              <w:pStyle w:val="Compact"/>
-              <w:jc w:val="left"/>
-            </w:pPr>
-            <w:r>
-              <w:t xml:space="preserve">tongue, language</w:t>
-            </w:r>
-          </w:p>
-        </w:tc>
-      </w:tr>
-      <w:tr>
-        <w:tc>
-          <w:tcPr/>
-          <w:p>
-            <w:pPr>
-              <w:pStyle w:val="Compact"/>
-              <w:jc w:val="left"/>
-            </w:pPr>
-            <w:r>
-              <w:t xml:space="preserve">ܓܪܡܐ</w:t>
-            </w:r>
-          </w:p>
-        </w:tc>
-        <w:tc>
-          <w:tcPr/>
-          <w:p>
-            <w:pPr>
-              <w:pStyle w:val="Compact"/>
-              <w:jc w:val="left"/>
-            </w:pPr>
-            <w:r>
-              <w:t xml:space="preserve">garmā</w:t>
-            </w:r>
-          </w:p>
-        </w:tc>
-        <w:tc>
-          <w:tcPr/>
-          <w:p>
-            <w:pPr>
-              <w:pStyle w:val="Compact"/>
-              <w:jc w:val="left"/>
-            </w:pPr>
-            <w:r>
-              <w:t xml:space="preserve">m</w:t>
-            </w:r>
-          </w:p>
-        </w:tc>
-        <w:tc>
-          <w:tcPr/>
-          <w:p>
-            <w:pPr>
-              <w:pStyle w:val="Compact"/>
-              <w:jc w:val="left"/>
-            </w:pPr>
-            <w:r>
-              <w:t xml:space="preserve">bone</w:t>
-            </w:r>
-          </w:p>
-        </w:tc>
-      </w:tr>
-      <w:tr>
-        <w:tc>
-          <w:tcPr/>
-          <w:p>
-            <w:pPr>
-              <w:pStyle w:val="Compact"/>
-              <w:jc w:val="left"/>
-            </w:pPr>
-            <w:r>
-              <w:t xml:space="preserve">ܟܐܦܐ</w:t>
-            </w:r>
-          </w:p>
-        </w:tc>
-        <w:tc>
-          <w:tcPr/>
-          <w:p>
-            <w:pPr>
-              <w:pStyle w:val="Compact"/>
-              <w:jc w:val="left"/>
-            </w:pPr>
-            <w:r>
-              <w:t xml:space="preserve">kēpā</w:t>
-            </w:r>
-          </w:p>
-        </w:tc>
-        <w:tc>
-          <w:tcPr/>
-          <w:p>
-            <w:pPr>
-              <w:pStyle w:val="Compact"/>
-              <w:jc w:val="left"/>
-            </w:pPr>
-            <w:r>
-              <w:t xml:space="preserve">f</w:t>
-            </w:r>
-          </w:p>
-        </w:tc>
-        <w:tc>
-          <w:tcPr/>
-          <w:p>
-            <w:pPr>
-              <w:pStyle w:val="Compact"/>
-              <w:jc w:val="left"/>
-            </w:pPr>
-            <w:r>
-              <w:t xml:space="preserve">stone, rock</w:t>
-            </w:r>
-          </w:p>
-        </w:tc>
-      </w:tr>
-      <w:tr>
-        <w:tc>
-          <w:tcPr/>
-          <w:p>
-            <w:pPr>
-              <w:pStyle w:val="Compact"/>
-              <w:jc w:val="left"/>
-            </w:pPr>
-            <w:r>
-              <w:t xml:space="preserve">ܢܘܢܐ</w:t>
-            </w:r>
-          </w:p>
-        </w:tc>
-        <w:tc>
-          <w:tcPr/>
-          <w:p>
-            <w:pPr>
-              <w:pStyle w:val="Compact"/>
-              <w:jc w:val="left"/>
-            </w:pPr>
-            <w:r>
-              <w:t xml:space="preserve">nūnā</w:t>
-            </w:r>
-          </w:p>
-        </w:tc>
-        <w:tc>
-          <w:tcPr/>
-          <w:p>
-            <w:pPr>
-              <w:pStyle w:val="Compact"/>
-              <w:jc w:val="left"/>
-            </w:pPr>
-            <w:r>
-              <w:t xml:space="preserve">m</w:t>
-            </w:r>
-          </w:p>
-        </w:tc>
-        <w:tc>
-          <w:tcPr/>
-          <w:p>
-            <w:pPr>
-              <w:pStyle w:val="Compact"/>
-              <w:jc w:val="left"/>
-            </w:pPr>
-            <w:r>
-              <w:t xml:space="preserve">fish</w:t>
-            </w:r>
-          </w:p>
-        </w:tc>
-      </w:tr>
-      <w:tr>
-        <w:tc>
-          <w:tcPr/>
-          <w:p>
-            <w:pPr>
-              <w:pStyle w:val="Compact"/>
-              <w:jc w:val="left"/>
-            </w:pPr>
-            <w:r>
-              <w:t xml:space="preserve">ܡܕܝܢܬܐ</w:t>
-            </w:r>
-          </w:p>
-        </w:tc>
-        <w:tc>
-          <w:tcPr/>
-          <w:p>
-            <w:pPr>
-              <w:pStyle w:val="Compact"/>
-              <w:jc w:val="left"/>
-            </w:pPr>
-            <w:r>
-              <w:t xml:space="preserve">mdīttā</w:t>
-            </w:r>
-          </w:p>
-        </w:tc>
-        <w:tc>
-          <w:tcPr/>
-          <w:p>
-            <w:pPr>
-              <w:pStyle w:val="Compact"/>
-              <w:jc w:val="left"/>
-            </w:pPr>
-            <w:r>
-              <w:t xml:space="preserve">f</w:t>
-            </w:r>
-          </w:p>
-        </w:tc>
-        <w:tc>
-          <w:tcPr/>
-          <w:p>
-            <w:pPr>
-              <w:pStyle w:val="Compact"/>
-              <w:jc w:val="left"/>
-            </w:pPr>
-            <w:r>
-              <w:t xml:space="preserve">city</w:t>
-            </w:r>
-          </w:p>
-        </w:tc>
-      </w:tr>
-      <w:tr>
-        <w:tc>
-          <w:tcPr/>
-          <w:p>
-            <w:pPr>
-              <w:pStyle w:val="Compact"/>
-              <w:jc w:val="left"/>
-            </w:pPr>
-            <w:r>
-              <w:t xml:space="preserve">ܫܡܫܐ</w:t>
-            </w:r>
-          </w:p>
-        </w:tc>
-        <w:tc>
-          <w:tcPr/>
-          <w:p>
-            <w:pPr>
-              <w:pStyle w:val="Compact"/>
-              <w:jc w:val="left"/>
-            </w:pPr>
-            <w:r>
-              <w:t xml:space="preserve">šemšā</w:t>
-            </w:r>
-          </w:p>
-        </w:tc>
-        <w:tc>
-          <w:tcPr/>
-          <w:p>
-            <w:pPr>
-              <w:pStyle w:val="Compact"/>
-              <w:jc w:val="left"/>
-            </w:pPr>
-            <w:r>
-              <w:t xml:space="preserve">m</w:t>
-            </w:r>
-          </w:p>
-        </w:tc>
-        <w:tc>
-          <w:tcPr/>
-          <w:p>
-            <w:pPr>
-              <w:pStyle w:val="Compact"/>
-              <w:jc w:val="left"/>
-            </w:pPr>
-            <w:r>
-              <w:t xml:space="preserve">sun</w:t>
-            </w:r>
-          </w:p>
-        </w:tc>
-      </w:tr>
-      <w:tr>
-        <w:tc>
-          <w:tcPr/>
-          <w:p>
-            <w:pPr>
-              <w:pStyle w:val="Compact"/>
-              <w:jc w:val="left"/>
-            </w:pPr>
-            <w:r>
-              <w:t xml:space="preserve">ܬܪܥܐ</w:t>
-            </w:r>
-          </w:p>
-        </w:tc>
-        <w:tc>
-          <w:tcPr/>
-          <w:p>
-            <w:pPr>
-              <w:pStyle w:val="Compact"/>
-              <w:jc w:val="left"/>
-            </w:pPr>
-            <w:r>
-              <w:t xml:space="preserve">tarʿā</w:t>
-            </w:r>
-          </w:p>
-        </w:tc>
-        <w:tc>
-          <w:tcPr/>
-          <w:p>
-            <w:pPr>
-              <w:pStyle w:val="Compact"/>
-              <w:jc w:val="left"/>
-            </w:pPr>
-            <w:r>
-              <w:t xml:space="preserve">m</w:t>
-            </w:r>
-          </w:p>
-        </w:tc>
-        <w:tc>
-          <w:tcPr/>
-          <w:p>
-            <w:pPr>
-              <w:pStyle w:val="Compact"/>
-              <w:jc w:val="left"/>
-            </w:pPr>
-            <w:r>
-              <w:t xml:space="preserve">door, gate</w:t>
-            </w:r>
-          </w:p>
-        </w:tc>
-      </w:tr>
-      <w:tr>
-        <w:tc>
-          <w:tcPr/>
-          <w:p>
-            <w:pPr>
-              <w:pStyle w:val="Compact"/>
-              <w:jc w:val="left"/>
-            </w:pPr>
-            <w:r>
-              <w:t xml:space="preserve">ܡܫܚܐ</w:t>
-            </w:r>
-          </w:p>
-        </w:tc>
-        <w:tc>
-          <w:tcPr/>
-          <w:p>
-            <w:pPr>
-              <w:pStyle w:val="Compact"/>
-              <w:jc w:val="left"/>
-            </w:pPr>
-            <w:r>
-              <w:t xml:space="preserve">mešḥā</w:t>
-            </w:r>
-          </w:p>
-        </w:tc>
-        <w:tc>
-          <w:tcPr/>
-          <w:p>
-            <w:pPr>
-              <w:pStyle w:val="Compact"/>
-              <w:jc w:val="left"/>
-            </w:pPr>
-            <w:r>
-              <w:t xml:space="preserve">m</w:t>
-            </w:r>
-          </w:p>
-        </w:tc>
-        <w:tc>
-          <w:tcPr/>
-          <w:p>
-            <w:pPr>
-              <w:pStyle w:val="Compact"/>
-              <w:jc w:val="left"/>
-            </w:pPr>
-            <w:r>
-              <w:t xml:space="preserve">oil</w:t>
-            </w:r>
-          </w:p>
-        </w:tc>
-      </w:tr>
-      <w:tr>
-        <w:tc>
-          <w:tcPr/>
-          <w:p>
-            <w:pPr>
-              <w:pStyle w:val="Compact"/>
-              <w:jc w:val="left"/>
-            </w:pPr>
-            <w:r>
-              <w:t xml:space="preserve">ܚܝܠܐ</w:t>
-            </w:r>
-          </w:p>
-        </w:tc>
-        <w:tc>
-          <w:tcPr/>
-          <w:p>
-            <w:pPr>
-              <w:pStyle w:val="Compact"/>
-              <w:jc w:val="left"/>
-            </w:pPr>
-            <w:r>
-              <w:t xml:space="preserve">ḥaylā</w:t>
-            </w:r>
-          </w:p>
-        </w:tc>
-        <w:tc>
-          <w:tcPr/>
-          <w:p>
-            <w:pPr>
-              <w:pStyle w:val="Compact"/>
-              <w:jc w:val="left"/>
-            </w:pPr>
-            <w:r>
-              <w:t xml:space="preserve">m</w:t>
-            </w:r>
-          </w:p>
-        </w:tc>
-        <w:tc>
-          <w:tcPr/>
-          <w:p>
-            <w:pPr>
-              <w:pStyle w:val="Compact"/>
-              <w:jc w:val="left"/>
-            </w:pPr>
-            <w:r>
-              <w:t xml:space="preserve">power, army</w:t>
-            </w:r>
-          </w:p>
-        </w:tc>
-      </w:tr>
-      <w:tr>
-        <w:tc>
-          <w:tcPr/>
-          <w:p>
-            <w:pPr>
-              <w:pStyle w:val="Compact"/>
-              <w:jc w:val="left"/>
-            </w:pPr>
-            <w:r>
-              <w:t xml:space="preserve">ܐܕܢܐ</w:t>
-            </w:r>
-          </w:p>
-        </w:tc>
-        <w:tc>
-          <w:tcPr/>
-          <w:p>
-            <w:pPr>
-              <w:pStyle w:val="Compact"/>
-              <w:jc w:val="left"/>
-            </w:pPr>
-            <w:r>
-              <w:t xml:space="preserve">ʾednā</w:t>
-            </w:r>
-          </w:p>
-        </w:tc>
-        <w:tc>
-          <w:tcPr/>
-          <w:p>
-            <w:pPr>
-              <w:pStyle w:val="Compact"/>
-              <w:jc w:val="left"/>
-            </w:pPr>
-            <w:r>
-              <w:t xml:space="preserve">f</w:t>
-            </w:r>
-          </w:p>
-        </w:tc>
-        <w:tc>
-          <w:tcPr/>
-          <w:p>
-            <w:pPr>
-              <w:pStyle w:val="Compact"/>
-              <w:jc w:val="left"/>
-            </w:pPr>
-            <w:r>
-              <w:t xml:space="preserve">ear</w:t>
-            </w:r>
-          </w:p>
-        </w:tc>
-      </w:tr>
-      <w:tr>
-        <w:tc>
-          <w:tcPr/>
-          <w:p>
-            <w:pPr>
-              <w:pStyle w:val="Compact"/>
-              <w:jc w:val="left"/>
-            </w:pPr>
-            <w:r>
-              <w:t xml:space="preserve">ܩܝܣܐ</w:t>
-            </w:r>
-          </w:p>
-        </w:tc>
-        <w:tc>
-          <w:tcPr/>
-          <w:p>
-            <w:pPr>
-              <w:pStyle w:val="Compact"/>
-              <w:jc w:val="left"/>
-            </w:pPr>
-            <w:r>
-              <w:t xml:space="preserve">qaysā</w:t>
-            </w:r>
-          </w:p>
-        </w:tc>
-        <w:tc>
-          <w:tcPr/>
-          <w:p>
-            <w:pPr>
-              <w:pStyle w:val="Compact"/>
-              <w:jc w:val="left"/>
-            </w:pPr>
-            <w:r>
-              <w:t xml:space="preserve">m</w:t>
-            </w:r>
-          </w:p>
-        </w:tc>
-        <w:tc>
-          <w:tcPr/>
-          <w:p>
-            <w:pPr>
-              <w:pStyle w:val="Compact"/>
-              <w:jc w:val="left"/>
-            </w:pPr>
-            <w:r>
-              <w:t xml:space="preserve">wood, tree</w:t>
-            </w:r>
-          </w:p>
-        </w:tc>
-      </w:tr>
-      <w:tr>
-        <w:tc>
-          <w:tcPr/>
-          <w:p>
-            <w:pPr>
-              <w:pStyle w:val="Compact"/>
-              <w:jc w:val="left"/>
-            </w:pPr>
-            <w:r>
-              <w:t xml:space="preserve">ܢܗܪܐ</w:t>
-            </w:r>
-          </w:p>
-        </w:tc>
-        <w:tc>
-          <w:tcPr/>
-          <w:p>
-            <w:pPr>
-              <w:pStyle w:val="Compact"/>
-              <w:jc w:val="left"/>
-            </w:pPr>
-            <w:r>
-              <w:t xml:space="preserve">nahrā</w:t>
-            </w:r>
-          </w:p>
-        </w:tc>
-        <w:tc>
-          <w:tcPr/>
-          <w:p>
-            <w:pPr>
-              <w:pStyle w:val="Compact"/>
-              <w:jc w:val="left"/>
-            </w:pPr>
-            <w:r>
-              <w:t xml:space="preserve">m</w:t>
-            </w:r>
-          </w:p>
-        </w:tc>
-        <w:tc>
-          <w:tcPr/>
-          <w:p>
-            <w:pPr>
-              <w:pStyle w:val="Compact"/>
-              <w:jc w:val="left"/>
-            </w:pPr>
-            <w:r>
-              <w:t xml:space="preserve">river</w:t>
-            </w:r>
-          </w:p>
-        </w:tc>
-      </w:tr>
-      <w:tr>
-        <w:tc>
-          <w:tcPr/>
-          <w:p>
-            <w:pPr>
-              <w:pStyle w:val="Compact"/>
-              <w:jc w:val="left"/>
-            </w:pPr>
-            <w:r>
-              <w:t xml:space="preserve">ܣܒܪܐ</w:t>
-            </w:r>
-          </w:p>
-        </w:tc>
-        <w:tc>
-          <w:tcPr/>
-          <w:p>
-            <w:pPr>
-              <w:pStyle w:val="Compact"/>
-              <w:jc w:val="left"/>
-            </w:pPr>
-            <w:r>
-              <w:t xml:space="preserve">sabrā</w:t>
-            </w:r>
-          </w:p>
-        </w:tc>
-        <w:tc>
-          <w:tcPr/>
-          <w:p>
-            <w:pPr>
-              <w:pStyle w:val="Compact"/>
-              <w:jc w:val="left"/>
-            </w:pPr>
-            <w:r>
-              <w:t xml:space="preserve">m</w:t>
-            </w:r>
-          </w:p>
-        </w:tc>
-        <w:tc>
-          <w:tcPr/>
-          <w:p>
-            <w:pPr>
-              <w:pStyle w:val="Compact"/>
-              <w:jc w:val="left"/>
-            </w:pPr>
-            <w:r>
-              <w:t xml:space="preserve">hope</w:t>
-            </w:r>
-          </w:p>
-        </w:tc>
-      </w:tr>
-      <w:tr>
-        <w:tc>
-          <w:tcPr/>
-          <w:p>
-            <w:pPr>
-              <w:pStyle w:val="Compact"/>
-              <w:jc w:val="left"/>
-            </w:pPr>
-            <w:r>
-              <w:t xml:space="preserve">ܕܚܠܬܐ</w:t>
-            </w:r>
-          </w:p>
-        </w:tc>
-        <w:tc>
-          <w:tcPr/>
-          <w:p>
-            <w:pPr>
-              <w:pStyle w:val="Compact"/>
-              <w:jc w:val="left"/>
-            </w:pPr>
-            <w:r>
-              <w:t xml:space="preserve">deḥltā</w:t>
-            </w:r>
-          </w:p>
-        </w:tc>
-        <w:tc>
-          <w:tcPr/>
-          <w:p>
-            <w:pPr>
-              <w:pStyle w:val="Compact"/>
-              <w:jc w:val="left"/>
-            </w:pPr>
-            <w:r>
-              <w:t xml:space="preserve">f</w:t>
-            </w:r>
-          </w:p>
-        </w:tc>
-        <w:tc>
-          <w:tcPr/>
-          <w:p>
-            <w:pPr>
-              <w:pStyle w:val="Compact"/>
-              <w:jc w:val="left"/>
-            </w:pPr>
-            <w:r>
-              <w:t xml:space="preserve">fear, religion</w:t>
-            </w:r>
-          </w:p>
-        </w:tc>
-      </w:tr>
-      <w:tr>
-        <w:tc>
-          <w:tcPr/>
-          <w:p>
-            <w:pPr>
-              <w:pStyle w:val="Compact"/>
-              <w:jc w:val="left"/>
-            </w:pPr>
-            <w:r>
-              <w:t xml:space="preserve">ܣܗܪܐ</w:t>
-            </w:r>
-          </w:p>
-        </w:tc>
-        <w:tc>
-          <w:tcPr/>
-          <w:p>
-            <w:pPr>
-              <w:pStyle w:val="Compact"/>
-              <w:jc w:val="left"/>
-            </w:pPr>
-            <w:r>
-              <w:t xml:space="preserve">sahrā</w:t>
-            </w:r>
-          </w:p>
-        </w:tc>
-        <w:tc>
-          <w:tcPr/>
-          <w:p>
-            <w:pPr>
-              <w:pStyle w:val="Compact"/>
-              <w:jc w:val="left"/>
-            </w:pPr>
-            <w:r>
-              <w:t xml:space="preserve">m</w:t>
-            </w:r>
-          </w:p>
-        </w:tc>
-        <w:tc>
-          <w:tcPr/>
-          <w:p>
-            <w:pPr>
-              <w:pStyle w:val="Compact"/>
-              <w:jc w:val="left"/>
-            </w:pPr>
-            <w:r>
-              <w:t xml:space="preserve">moon</w:t>
-            </w:r>
-          </w:p>
-        </w:tc>
-      </w:tr>
-      <w:tr>
-        <w:tc>
-          <w:tcPr/>
-          <w:p>
-            <w:pPr>
-              <w:pStyle w:val="Compact"/>
-              <w:jc w:val="left"/>
-            </w:pPr>
-            <w:r>
-              <w:t xml:space="preserve">ܪܓܠܐ</w:t>
-            </w:r>
-          </w:p>
-        </w:tc>
-        <w:tc>
-          <w:tcPr/>
-          <w:p>
-            <w:pPr>
-              <w:pStyle w:val="Compact"/>
-              <w:jc w:val="left"/>
-            </w:pPr>
-            <w:r>
-              <w:t xml:space="preserve">reglā</w:t>
-            </w:r>
-          </w:p>
-        </w:tc>
-        <w:tc>
-          <w:tcPr/>
-          <w:p>
-            <w:pPr>
-              <w:pStyle w:val="Compact"/>
-              <w:jc w:val="left"/>
-            </w:pPr>
-            <w:r>
-              <w:t xml:space="preserve">f</w:t>
-            </w:r>
-          </w:p>
-        </w:tc>
-        <w:tc>
-          <w:tcPr/>
-          <w:p>
-            <w:pPr>
-              <w:pStyle w:val="Compact"/>
-              <w:jc w:val="left"/>
-            </w:pPr>
-            <w:r>
-              <w:t xml:space="preserve">foot</w:t>
-            </w:r>
-          </w:p>
-        </w:tc>
-      </w:tr>
-      <w:tr>
-        <w:tc>
-          <w:tcPr/>
-          <w:p>
-            <w:pPr>
-              <w:pStyle w:val="Compact"/>
-              <w:jc w:val="left"/>
-            </w:pPr>
-            <w:r>
-              <w:t xml:space="preserve">ܐܬܪܐ</w:t>
-            </w:r>
-          </w:p>
-        </w:tc>
-        <w:tc>
-          <w:tcPr/>
-          <w:p>
-            <w:pPr>
-              <w:pStyle w:val="Compact"/>
-              <w:jc w:val="left"/>
-            </w:pPr>
-            <w:r>
-              <w:t xml:space="preserve">ʾatrā</w:t>
-            </w:r>
-          </w:p>
-        </w:tc>
-        <w:tc>
-          <w:tcPr/>
-          <w:p>
-            <w:pPr>
-              <w:pStyle w:val="Compact"/>
-              <w:jc w:val="left"/>
-            </w:pPr>
-            <w:r>
-              <w:t xml:space="preserve">m</w:t>
-            </w:r>
-          </w:p>
-        </w:tc>
-        <w:tc>
-          <w:tcPr/>
-          <w:p>
-            <w:pPr>
-              <w:pStyle w:val="Compact"/>
-              <w:jc w:val="left"/>
-            </w:pPr>
-            <w:r>
-              <w:t xml:space="preserve">place, country</w:t>
-            </w:r>
-          </w:p>
-        </w:tc>
-      </w:tr>
-      <w:tr>
-        <w:tc>
-          <w:tcPr/>
-          <w:p>
-            <w:pPr>
-              <w:pStyle w:val="Compact"/>
-              <w:jc w:val="left"/>
-            </w:pPr>
-            <w:r>
-              <w:t xml:space="preserve">ܣܗܕܐ</w:t>
-            </w:r>
-          </w:p>
-        </w:tc>
-        <w:tc>
-          <w:tcPr/>
-          <w:p>
-            <w:pPr>
-              <w:pStyle w:val="Compact"/>
-              <w:jc w:val="left"/>
-            </w:pPr>
-            <w:r>
-              <w:t xml:space="preserve">sāhdā</w:t>
-            </w:r>
-          </w:p>
-        </w:tc>
-        <w:tc>
-          <w:tcPr/>
-          <w:p>
-            <w:pPr>
-              <w:pStyle w:val="Compact"/>
-              <w:jc w:val="left"/>
-            </w:pPr>
-            <w:r>
-              <w:t xml:space="preserve">m</w:t>
-            </w:r>
-          </w:p>
-        </w:tc>
-        <w:tc>
-          <w:tcPr/>
-          <w:p>
-            <w:pPr>
-              <w:pStyle w:val="Compact"/>
-              <w:jc w:val="left"/>
-            </w:pPr>
-            <w:r>
-              <w:t xml:space="preserve">witness, martyr</w:t>
-            </w:r>
-          </w:p>
-        </w:tc>
-      </w:tr>
-      <w:tr>
-        <w:tc>
-          <w:tcPr/>
-          <w:p>
-            <w:pPr>
-              <w:pStyle w:val="Compact"/>
-              <w:jc w:val="left"/>
-            </w:pPr>
-            <w:r>
-              <w:t xml:space="preserve">ܒܣܪܐ</w:t>
-            </w:r>
-          </w:p>
-        </w:tc>
-        <w:tc>
-          <w:tcPr/>
-          <w:p>
-            <w:pPr>
-              <w:pStyle w:val="Compact"/>
-              <w:jc w:val="left"/>
-            </w:pPr>
-            <w:r>
-              <w:t xml:space="preserve">besrā</w:t>
-            </w:r>
-          </w:p>
-        </w:tc>
-        <w:tc>
-          <w:tcPr/>
-          <w:p>
-            <w:pPr>
-              <w:pStyle w:val="Compact"/>
-              <w:jc w:val="left"/>
-            </w:pPr>
-            <w:r>
-              <w:t xml:space="preserve">m</w:t>
-            </w:r>
-          </w:p>
-        </w:tc>
-        <w:tc>
-          <w:tcPr/>
-          <w:p>
-            <w:pPr>
-              <w:pStyle w:val="Compact"/>
-              <w:jc w:val="left"/>
-            </w:pPr>
-            <w:r>
-              <w:t xml:space="preserve">flesh</w:t>
-            </w:r>
-          </w:p>
-        </w:tc>
-      </w:tr>
-      <w:tr>
-        <w:tc>
-          <w:tcPr/>
-          <w:p>
-            <w:pPr>
-              <w:pStyle w:val="Compact"/>
-              <w:jc w:val="left"/>
-            </w:pPr>
-            <w:r>
-              <w:t xml:space="preserve">ܛܝܒܘܬܐ</w:t>
-            </w:r>
-          </w:p>
-        </w:tc>
-        <w:tc>
-          <w:tcPr/>
-          <w:p>
-            <w:pPr>
-              <w:pStyle w:val="Compact"/>
-              <w:jc w:val="left"/>
-            </w:pPr>
-            <w:r>
-              <w:t xml:space="preserve">ṭaybūttā</w:t>
-            </w:r>
-          </w:p>
-        </w:tc>
-        <w:tc>
-          <w:tcPr/>
-          <w:p>
-            <w:pPr>
-              <w:pStyle w:val="Compact"/>
-              <w:jc w:val="left"/>
-            </w:pPr>
-            <w:r>
-              <w:t xml:space="preserve">f</w:t>
-            </w:r>
-          </w:p>
-        </w:tc>
-        <w:tc>
-          <w:tcPr/>
-          <w:p>
-            <w:pPr>
-              <w:pStyle w:val="Compact"/>
-              <w:jc w:val="left"/>
-            </w:pPr>
-            <w:r>
-              <w:t xml:space="preserve">grace</w:t>
-            </w:r>
-          </w:p>
-        </w:tc>
-      </w:tr>
-      <w:tr>
-        <w:tc>
-          <w:tcPr/>
-          <w:p>
-            <w:pPr>
-              <w:pStyle w:val="Compact"/>
-              <w:jc w:val="left"/>
-            </w:pPr>
-            <w:r>
-              <w:t xml:space="preserve">ܬܘܪܐ</w:t>
-            </w:r>
-          </w:p>
-        </w:tc>
-        <w:tc>
-          <w:tcPr/>
-          <w:p>
-            <w:pPr>
-              <w:pStyle w:val="Compact"/>
-              <w:jc w:val="left"/>
-            </w:pPr>
-            <w:r>
-              <w:t xml:space="preserve">tawrā</w:t>
-            </w:r>
-          </w:p>
-        </w:tc>
-        <w:tc>
-          <w:tcPr/>
-          <w:p>
-            <w:pPr>
-              <w:pStyle w:val="Compact"/>
-              <w:jc w:val="left"/>
-            </w:pPr>
-            <w:r>
-              <w:t xml:space="preserve">m</w:t>
-            </w:r>
-          </w:p>
-        </w:tc>
-        <w:tc>
-          <w:tcPr/>
-          <w:p>
-            <w:pPr>
-              <w:pStyle w:val="Compact"/>
-              <w:jc w:val="left"/>
-            </w:pPr>
-            <w:r>
-              <w:t xml:space="preserve">bull, ox</w:t>
+              <w:t xml:space="preserve">hāllēn (pl)</w:t>
+            </w:r>
+          </w:p>
+        </w:tc>
+        <w:tc>
+          <w:tcPr/>
+          <w:p>
+            <w:pPr>
+              <w:pStyle w:val="Compact"/>
+              <w:jc w:val="left"/>
+            </w:pPr>
+            <w:r>
+              <w:t xml:space="preserve">hānōn (m.pl) / hānēn (f.pl)</w:t>
             </w:r>
           </w:p>
         </w:tc>
       </w:tr>
     </w:tbl>
-    <w:bookmarkEnd w:id="19"/>
-    <w:bookmarkStart w:id="20" w:name="section-11-additional-vocabulary-1"/>
-    <w:p>
-      <w:pPr>
-        <w:pStyle w:val="Heading4"/>
-      </w:pPr>
-      <w:r>
-        <w:t xml:space="preserve">Section 11: Additional Vocabulary</w:t>
-      </w:r>
-    </w:p>
-    <w:p>
-      <w:pPr>
-        <w:pStyle w:val="FirstParagraph"/>
-      </w:pPr>
-      <w:r>
-        <w:t xml:space="preserve">The following high-frequency words round out this lesson’s vocabulary to 30 terms.</w:t>
+    <w:p>
+      <w:pPr>
+        <w:pStyle w:val="BodyText"/>
+      </w:pPr>
+      <w:r>
+        <w:rPr>
+          <w:b/>
+          <w:bCs/>
+        </w:rPr>
+        <w:t xml:space="preserve">CONDITIONALS &amp; COMPARISONS</w:t>
       </w:r>
     </w:p>
     <w:tbl>
       <w:tblPr>
         <w:tblStyle w:val="Table"/>
         <w:tblW w:type="auto" w:w="0"/>
+        <w:jc w:val="left"/>
         <w:tblLook w:firstRow="1" w:lastRow="0" w:firstColumn="0" w:lastColumn="0" w:noHBand="0" w:noVBand="0" w:val="0020"/>
       </w:tblPr>
       <w:tblGrid>
-        <w:gridCol w:w="1980"/>
-        <w:gridCol w:w="1980"/>
-        <w:gridCol w:w="1980"/>
-        <w:gridCol w:w="1980"/>
+        <w:gridCol w:w="2640"/>
+        <w:gridCol w:w="2640"/>
+        <w:gridCol w:w="2640"/>
       </w:tblGrid>
       <w:tr>
         <w:trPr>
@@ -5232,31 +4471,19 @@
               <w:jc w:val="left"/>
             </w:pPr>
             <w:r>
-              <w:t xml:space="preserve">Estrangela</w:t>
-            </w:r>
-          </w:p>
-        </w:tc>
-        <w:tc>
-          <w:tcPr/>
-          <w:p>
-            <w:pPr>
-              <w:pStyle w:val="Compact"/>
-              <w:jc w:val="left"/>
-            </w:pPr>
-            <w:r>
-              <w:t xml:space="preserve">Transliteration</w:t>
-            </w:r>
-          </w:p>
-        </w:tc>
-        <w:tc>
-          <w:tcPr/>
-          <w:p>
-            <w:pPr>
-              <w:pStyle w:val="Compact"/>
-              <w:jc w:val="left"/>
-            </w:pPr>
-            <w:r>
-              <w:t xml:space="preserve">Gender/Type</w:t>
+              <w:t xml:space="preserve">Construction</w:t>
+            </w:r>
+          </w:p>
+        </w:tc>
+        <w:tc>
+          <w:tcPr/>
+          <w:p>
+            <w:pPr>
+              <w:pStyle w:val="Compact"/>
+              <w:jc w:val="left"/>
+            </w:pPr>
+            <w:r>
+              <w:t xml:space="preserve">Example</w:t>
             </w:r>
           </w:p>
         </w:tc>
@@ -5282,43 +4509,40 @@
               <w:jc w:val="left"/>
             </w:pPr>
             <w:r>
-              <w:t xml:space="preserve">ܩܝܡܐ</w:t>
-            </w:r>
-          </w:p>
-        </w:tc>
-        <w:tc>
-          <w:tcPr/>
-          <w:p>
-            <w:pPr>
-              <w:pStyle w:val="Compact"/>
-              <w:jc w:val="left"/>
-            </w:pPr>
-            <w:r>
-              <w:t xml:space="preserve">qyāmā</w:t>
-            </w:r>
-          </w:p>
-        </w:tc>
-        <w:tc>
-          <w:tcPr/>
-          <w:p>
-            <w:pPr>
-              <w:pStyle w:val="Compact"/>
-              <w:jc w:val="left"/>
-            </w:pPr>
-            <w:r>
-              <w:t xml:space="preserve">m</w:t>
-            </w:r>
-          </w:p>
-        </w:tc>
-        <w:tc>
-          <w:tcPr/>
-          <w:p>
-            <w:pPr>
-              <w:pStyle w:val="Compact"/>
-              <w:jc w:val="left"/>
-            </w:pPr>
-            <w:r>
-              <w:t xml:space="preserve">covenant</w:t>
+              <w:rPr>
+                <w:rStyle w:val="VerbatimChar"/>
+              </w:rPr>
+              <w:t xml:space="preserve">ʾen</w:t>
+            </w:r>
+            <w:r>
+              <w:t xml:space="preserve"> </w:t>
+            </w:r>
+            <w:r>
+              <w:t xml:space="preserve">(If) + Imperf</w:t>
+            </w:r>
+          </w:p>
+        </w:tc>
+        <w:tc>
+          <w:tcPr/>
+          <w:p>
+            <w:pPr>
+              <w:pStyle w:val="Compact"/>
+              <w:jc w:val="left"/>
+            </w:pPr>
+            <w:r>
+              <w:t xml:space="preserve">ʾen teḥzē</w:t>
+            </w:r>
+          </w:p>
+        </w:tc>
+        <w:tc>
+          <w:tcPr/>
+          <w:p>
+            <w:pPr>
+              <w:pStyle w:val="Compact"/>
+              <w:jc w:val="left"/>
+            </w:pPr>
+            <w:r>
+              <w:t xml:space="preserve">If you see…</w:t>
             </w:r>
           </w:p>
         </w:tc>
@@ -5332,43 +4556,46 @@
               <w:jc w:val="left"/>
             </w:pPr>
             <w:r>
-              <w:t xml:space="preserve">ܗܝܟܠܐ</w:t>
-            </w:r>
-          </w:p>
-        </w:tc>
-        <w:tc>
-          <w:tcPr/>
-          <w:p>
-            <w:pPr>
-              <w:pStyle w:val="Compact"/>
-              <w:jc w:val="left"/>
-            </w:pPr>
-            <w:r>
-              <w:t xml:space="preserve">hayklā</w:t>
-            </w:r>
-          </w:p>
-        </w:tc>
-        <w:tc>
-          <w:tcPr/>
-          <w:p>
-            <w:pPr>
-              <w:pStyle w:val="Compact"/>
-              <w:jc w:val="left"/>
-            </w:pPr>
-            <w:r>
-              <w:t xml:space="preserve">m</w:t>
-            </w:r>
-          </w:p>
-        </w:tc>
-        <w:tc>
-          <w:tcPr/>
-          <w:p>
-            <w:pPr>
-              <w:pStyle w:val="Compact"/>
-              <w:jc w:val="left"/>
-            </w:pPr>
-            <w:r>
-              <w:t xml:space="preserve">temple, palace</w:t>
+              <w:t xml:space="preserve">Adj +</w:t>
+            </w:r>
+            <w:r>
+              <w:t xml:space="preserve"> </w:t>
+            </w:r>
+            <w:r>
+              <w:rPr>
+                <w:rStyle w:val="VerbatimChar"/>
+              </w:rPr>
+              <w:t xml:space="preserve">men</w:t>
+            </w:r>
+            <w:r>
+              <w:t xml:space="preserve"> </w:t>
+            </w:r>
+            <w:r>
+              <w:t xml:space="preserve">(from)</w:t>
+            </w:r>
+          </w:p>
+        </w:tc>
+        <w:tc>
+          <w:tcPr/>
+          <w:p>
+            <w:pPr>
+              <w:pStyle w:val="Compact"/>
+              <w:jc w:val="left"/>
+            </w:pPr>
+            <w:r>
+              <w:t xml:space="preserve">ṭābā men malkā</w:t>
+            </w:r>
+          </w:p>
+        </w:tc>
+        <w:tc>
+          <w:tcPr/>
+          <w:p>
+            <w:pPr>
+              <w:pStyle w:val="Compact"/>
+              <w:jc w:val="left"/>
+            </w:pPr>
+            <w:r>
+              <w:t xml:space="preserve">Better than the king</w:t>
             </w:r>
           </w:p>
         </w:tc>
@@ -5382,43 +4609,130 @@
               <w:jc w:val="left"/>
             </w:pPr>
             <w:r>
-              <w:t xml:space="preserve">ܥܝܢܐ</w:t>
-            </w:r>
-          </w:p>
-        </w:tc>
-        <w:tc>
-          <w:tcPr/>
-          <w:p>
-            <w:pPr>
-              <w:pStyle w:val="Compact"/>
-              <w:jc w:val="left"/>
-            </w:pPr>
-            <w:r>
-              <w:t xml:space="preserve">ʿaynā</w:t>
-            </w:r>
-          </w:p>
-        </w:tc>
-        <w:tc>
-          <w:tcPr/>
-          <w:p>
-            <w:pPr>
-              <w:pStyle w:val="Compact"/>
-              <w:jc w:val="left"/>
-            </w:pPr>
-            <w:r>
-              <w:t xml:space="preserve">f</w:t>
-            </w:r>
-          </w:p>
-        </w:tc>
-        <w:tc>
-          <w:tcPr/>
-          <w:p>
-            <w:pPr>
-              <w:pStyle w:val="Compact"/>
-              <w:jc w:val="left"/>
-            </w:pPr>
-            <w:r>
-              <w:t xml:space="preserve">eye</w:t>
+              <w:t xml:space="preserve">Noun + Demonstrative</w:t>
+            </w:r>
+          </w:p>
+        </w:tc>
+        <w:tc>
+          <w:tcPr/>
+          <w:p>
+            <w:pPr>
+              <w:pStyle w:val="Compact"/>
+              <w:jc w:val="left"/>
+            </w:pPr>
+            <w:r>
+              <w:t xml:space="preserve">malkā hānā</w:t>
+            </w:r>
+          </w:p>
+        </w:tc>
+        <w:tc>
+          <w:tcPr/>
+          <w:p>
+            <w:pPr>
+              <w:pStyle w:val="Compact"/>
+              <w:jc w:val="left"/>
+            </w:pPr>
+            <w:r>
+              <w:t xml:space="preserve">This king</w:t>
+            </w:r>
+          </w:p>
+        </w:tc>
+      </w:tr>
+    </w:tbl>
+    <w:bookmarkEnd w:id="29"/>
+    <w:bookmarkStart w:id="30" w:name="section-11-additional-vocabulary"/>
+    <w:p>
+      <w:pPr>
+        <w:pStyle w:val="Heading4"/>
+      </w:pPr>
+      <w:r>
+        <w:t xml:space="preserve">Section 11: Additional Vocabulary</w:t>
+      </w:r>
+    </w:p>
+    <w:p>
+      <w:pPr>
+        <w:pStyle w:val="FirstParagraph"/>
+      </w:pPr>
+      <w:r>
+        <w:t xml:space="preserve">The following high-frequency words round out this lesson’s vocabulary to 30 terms.</w:t>
+      </w:r>
+    </w:p>
+    <w:tbl>
+      <w:tblPr>
+        <w:tblStyle w:val="Table"/>
+        <w:tblW w:type="pct" w:w="5000"/>
+        <w:jc w:val="left"/>
+        <w:tblLayout w:type="fixed"/>
+        <w:tblLook w:firstRow="1" w:lastRow="0" w:firstColumn="0" w:lastColumn="0" w:noHBand="0" w:noVBand="0" w:val="0020"/>
+      </w:tblPr>
+      <w:tblGrid>
+        <w:gridCol w:w="1584"/>
+        <w:gridCol w:w="1584"/>
+        <w:gridCol w:w="1584"/>
+        <w:gridCol w:w="1584"/>
+        <w:gridCol w:w="1584"/>
+      </w:tblGrid>
+      <w:tr>
+        <w:trPr>
+          <w:tblHeader w:val="on"/>
+        </w:trPr>
+        <w:tc>
+          <w:tcPr/>
+          <w:p>
+            <w:pPr>
+              <w:pStyle w:val="Compact"/>
+              <w:jc w:val="left"/>
+            </w:pPr>
+            <w:r>
+              <w:t xml:space="preserve">Syriac (Estrangela)</w:t>
+            </w:r>
+          </w:p>
+        </w:tc>
+        <w:tc>
+          <w:tcPr/>
+          <w:p>
+            <w:pPr>
+              <w:pStyle w:val="Compact"/>
+              <w:jc w:val="left"/>
+            </w:pPr>
+            <w:r>
+              <w:t xml:space="preserve">Transliteration</w:t>
+            </w:r>
+          </w:p>
+        </w:tc>
+        <w:tc>
+          <w:tcPr/>
+          <w:p>
+            <w:pPr>
+              <w:pStyle w:val="Compact"/>
+              <w:jc w:val="left"/>
+            </w:pPr>
+            <w:r>
+              <w:t xml:space="preserve">Part of Speech</w:t>
+            </w:r>
+          </w:p>
+        </w:tc>
+        <w:tc>
+          <w:tcPr/>
+          <w:p>
+            <w:pPr>
+              <w:pStyle w:val="Compact"/>
+              <w:jc w:val="left"/>
+            </w:pPr>
+            <w:r>
+              <w:t xml:space="preserve">Meaning</w:t>
+            </w:r>
+          </w:p>
+        </w:tc>
+        <w:tc>
+          <w:tcPr/>
+          <w:p>
+            <w:pPr>
+              <w:pStyle w:val="Compact"/>
+              <w:jc w:val="left"/>
+            </w:pPr>
+            <w:r>
+              <w:t xml:space="preserve">Notes</w:t>
             </w:r>
           </w:p>
         </w:tc>
@@ -5432,43 +4746,55 @@
               <w:jc w:val="left"/>
             </w:pPr>
             <w:r>
-              <w:t xml:space="preserve">ܦܘܡܐ</w:t>
-            </w:r>
-          </w:p>
-        </w:tc>
-        <w:tc>
-          <w:tcPr/>
-          <w:p>
-            <w:pPr>
-              <w:pStyle w:val="Compact"/>
-              <w:jc w:val="left"/>
-            </w:pPr>
-            <w:r>
-              <w:t xml:space="preserve">pūmā</w:t>
-            </w:r>
-          </w:p>
-        </w:tc>
-        <w:tc>
-          <w:tcPr/>
-          <w:p>
-            <w:pPr>
-              <w:pStyle w:val="Compact"/>
-              <w:jc w:val="left"/>
-            </w:pPr>
-            <w:r>
-              <w:t xml:space="preserve">m</w:t>
-            </w:r>
-          </w:p>
-        </w:tc>
-        <w:tc>
-          <w:tcPr/>
-          <w:p>
-            <w:pPr>
-              <w:pStyle w:val="Compact"/>
-              <w:jc w:val="left"/>
-            </w:pPr>
-            <w:r>
-              <w:t xml:space="preserve">mouth</w:t>
+              <w:t xml:space="preserve">ܩܪܝܬܐ</w:t>
+            </w:r>
+          </w:p>
+        </w:tc>
+        <w:tc>
+          <w:tcPr/>
+          <w:p>
+            <w:pPr>
+              <w:pStyle w:val="Compact"/>
+              <w:jc w:val="left"/>
+            </w:pPr>
+            <w:r>
+              <w:t xml:space="preserve">qrītā</w:t>
+            </w:r>
+          </w:p>
+        </w:tc>
+        <w:tc>
+          <w:tcPr/>
+          <w:p>
+            <w:pPr>
+              <w:pStyle w:val="Compact"/>
+              <w:jc w:val="left"/>
+            </w:pPr>
+            <w:r>
+              <w:t xml:space="preserve">f. noun</w:t>
+            </w:r>
+          </w:p>
+        </w:tc>
+        <w:tc>
+          <w:tcPr/>
+          <w:p>
+            <w:pPr>
+              <w:pStyle w:val="Compact"/>
+              <w:jc w:val="left"/>
+            </w:pPr>
+            <w:r>
+              <w:t xml:space="preserve">village</w:t>
+            </w:r>
+          </w:p>
+        </w:tc>
+        <w:tc>
+          <w:tcPr/>
+          <w:p>
+            <w:pPr>
+              <w:pStyle w:val="Compact"/>
+              <w:jc w:val="left"/>
+            </w:pPr>
+            <w:r>
+              <w:t xml:space="preserve">emphatic state</w:t>
             </w:r>
           </w:p>
         </w:tc>
@@ -5482,44 +4808,52 @@
               <w:jc w:val="left"/>
             </w:pPr>
             <w:r>
-              <w:t xml:space="preserve">ܕܝܢܐ</w:t>
-            </w:r>
-          </w:p>
-        </w:tc>
-        <w:tc>
-          <w:tcPr/>
-          <w:p>
-            <w:pPr>
-              <w:pStyle w:val="Compact"/>
-              <w:jc w:val="left"/>
-            </w:pPr>
-            <w:r>
-              <w:t xml:space="preserve">dīnā</w:t>
-            </w:r>
-          </w:p>
-        </w:tc>
-        <w:tc>
-          <w:tcPr/>
-          <w:p>
-            <w:pPr>
-              <w:pStyle w:val="Compact"/>
-              <w:jc w:val="left"/>
-            </w:pPr>
-            <w:r>
-              <w:t xml:space="preserve">m</w:t>
-            </w:r>
-          </w:p>
-        </w:tc>
-        <w:tc>
-          <w:tcPr/>
-          <w:p>
-            <w:pPr>
-              <w:pStyle w:val="Compact"/>
-              <w:jc w:val="left"/>
-            </w:pPr>
-            <w:r>
-              <w:t xml:space="preserve">judgment</w:t>
-            </w:r>
+              <w:t xml:space="preserve">ܠܫܢܐ</w:t>
+            </w:r>
+          </w:p>
+        </w:tc>
+        <w:tc>
+          <w:tcPr/>
+          <w:p>
+            <w:pPr>
+              <w:pStyle w:val="Compact"/>
+              <w:jc w:val="left"/>
+            </w:pPr>
+            <w:r>
+              <w:t xml:space="preserve">leššānā</w:t>
+            </w:r>
+          </w:p>
+        </w:tc>
+        <w:tc>
+          <w:tcPr/>
+          <w:p>
+            <w:pPr>
+              <w:pStyle w:val="Compact"/>
+              <w:jc w:val="left"/>
+            </w:pPr>
+            <w:r>
+              <w:t xml:space="preserve">m. noun</w:t>
+            </w:r>
+          </w:p>
+        </w:tc>
+        <w:tc>
+          <w:tcPr/>
+          <w:p>
+            <w:pPr>
+              <w:pStyle w:val="Compact"/>
+              <w:jc w:val="left"/>
+            </w:pPr>
+            <w:r>
+              <w:t xml:space="preserve">tongue, language</w:t>
+            </w:r>
+          </w:p>
+        </w:tc>
+        <w:tc>
+          <w:tcPr/>
+          <w:p>
+            <w:pPr>
+              <w:pStyle w:val="Compact"/>
+            </w:pPr>
           </w:p>
         </w:tc>
       </w:tr>
@@ -5532,44 +4866,52 @@
               <w:jc w:val="left"/>
             </w:pPr>
             <w:r>
-              <w:t xml:space="preserve">ܦܪܚܬܐ</w:t>
-            </w:r>
-          </w:p>
-        </w:tc>
-        <w:tc>
-          <w:tcPr/>
-          <w:p>
-            <w:pPr>
-              <w:pStyle w:val="Compact"/>
-              <w:jc w:val="left"/>
-            </w:pPr>
-            <w:r>
-              <w:t xml:space="preserve">pāraḥtā</w:t>
-            </w:r>
-          </w:p>
-        </w:tc>
-        <w:tc>
-          <w:tcPr/>
-          <w:p>
-            <w:pPr>
-              <w:pStyle w:val="Compact"/>
-              <w:jc w:val="left"/>
-            </w:pPr>
-            <w:r>
-              <w:t xml:space="preserve">f</w:t>
-            </w:r>
-          </w:p>
-        </w:tc>
-        <w:tc>
-          <w:tcPr/>
-          <w:p>
-            <w:pPr>
-              <w:pStyle w:val="Compact"/>
-              <w:jc w:val="left"/>
-            </w:pPr>
-            <w:r>
-              <w:t xml:space="preserve">bird</w:t>
-            </w:r>
+              <w:t xml:space="preserve">ܓܪܡܐ</w:t>
+            </w:r>
+          </w:p>
+        </w:tc>
+        <w:tc>
+          <w:tcPr/>
+          <w:p>
+            <w:pPr>
+              <w:pStyle w:val="Compact"/>
+              <w:jc w:val="left"/>
+            </w:pPr>
+            <w:r>
+              <w:t xml:space="preserve">garmā</w:t>
+            </w:r>
+          </w:p>
+        </w:tc>
+        <w:tc>
+          <w:tcPr/>
+          <w:p>
+            <w:pPr>
+              <w:pStyle w:val="Compact"/>
+              <w:jc w:val="left"/>
+            </w:pPr>
+            <w:r>
+              <w:t xml:space="preserve">m. noun</w:t>
+            </w:r>
+          </w:p>
+        </w:tc>
+        <w:tc>
+          <w:tcPr/>
+          <w:p>
+            <w:pPr>
+              <w:pStyle w:val="Compact"/>
+              <w:jc w:val="left"/>
+            </w:pPr>
+            <w:r>
+              <w:t xml:space="preserve">bone</w:t>
+            </w:r>
+          </w:p>
+        </w:tc>
+        <w:tc>
+          <w:tcPr/>
+          <w:p>
+            <w:pPr>
+              <w:pStyle w:val="Compact"/>
+            </w:pPr>
           </w:p>
         </w:tc>
       </w:tr>
@@ -5582,44 +4924,52 @@
               <w:jc w:val="left"/>
             </w:pPr>
             <w:r>
-              <w:t xml:space="preserve">ܚܕܘܬܐ</w:t>
-            </w:r>
-          </w:p>
-        </w:tc>
-        <w:tc>
-          <w:tcPr/>
-          <w:p>
-            <w:pPr>
-              <w:pStyle w:val="Compact"/>
-              <w:jc w:val="left"/>
-            </w:pPr>
-            <w:r>
-              <w:t xml:space="preserve">ḥadūtā</w:t>
-            </w:r>
-          </w:p>
-        </w:tc>
-        <w:tc>
-          <w:tcPr/>
-          <w:p>
-            <w:pPr>
-              <w:pStyle w:val="Compact"/>
-              <w:jc w:val="left"/>
-            </w:pPr>
-            <w:r>
-              <w:t xml:space="preserve">f</w:t>
-            </w:r>
-          </w:p>
-        </w:tc>
-        <w:tc>
-          <w:tcPr/>
-          <w:p>
-            <w:pPr>
-              <w:pStyle w:val="Compact"/>
-              <w:jc w:val="left"/>
-            </w:pPr>
-            <w:r>
-              <w:t xml:space="preserve">joy</w:t>
-            </w:r>
+              <w:t xml:space="preserve">ܟܐܦܐ</w:t>
+            </w:r>
+          </w:p>
+        </w:tc>
+        <w:tc>
+          <w:tcPr/>
+          <w:p>
+            <w:pPr>
+              <w:pStyle w:val="Compact"/>
+              <w:jc w:val="left"/>
+            </w:pPr>
+            <w:r>
+              <w:t xml:space="preserve">kēpā</w:t>
+            </w:r>
+          </w:p>
+        </w:tc>
+        <w:tc>
+          <w:tcPr/>
+          <w:p>
+            <w:pPr>
+              <w:pStyle w:val="Compact"/>
+              <w:jc w:val="left"/>
+            </w:pPr>
+            <w:r>
+              <w:t xml:space="preserve">f. noun</w:t>
+            </w:r>
+          </w:p>
+        </w:tc>
+        <w:tc>
+          <w:tcPr/>
+          <w:p>
+            <w:pPr>
+              <w:pStyle w:val="Compact"/>
+              <w:jc w:val="left"/>
+            </w:pPr>
+            <w:r>
+              <w:t xml:space="preserve">stone, rock</w:t>
+            </w:r>
+          </w:p>
+        </w:tc>
+        <w:tc>
+          <w:tcPr/>
+          <w:p>
+            <w:pPr>
+              <w:pStyle w:val="Compact"/>
+            </w:pPr>
           </w:p>
         </w:tc>
       </w:tr>
@@ -5632,43 +4982,55 @@
               <w:jc w:val="left"/>
             </w:pPr>
             <w:r>
-              <w:t xml:space="preserve">ܚܟܡܬܐ</w:t>
-            </w:r>
-          </w:p>
-        </w:tc>
-        <w:tc>
-          <w:tcPr/>
-          <w:p>
-            <w:pPr>
-              <w:pStyle w:val="Compact"/>
-              <w:jc w:val="left"/>
-            </w:pPr>
-            <w:r>
-              <w:t xml:space="preserve">ḥekmtā</w:t>
-            </w:r>
-          </w:p>
-        </w:tc>
-        <w:tc>
-          <w:tcPr/>
-          <w:p>
-            <w:pPr>
-              <w:pStyle w:val="Compact"/>
-              <w:jc w:val="left"/>
-            </w:pPr>
-            <w:r>
-              <w:t xml:space="preserve">f</w:t>
-            </w:r>
-          </w:p>
-        </w:tc>
-        <w:tc>
-          <w:tcPr/>
-          <w:p>
-            <w:pPr>
-              <w:pStyle w:val="Compact"/>
-              <w:jc w:val="left"/>
-            </w:pPr>
-            <w:r>
-              <w:t xml:space="preserve">wisdom</w:t>
+              <w:t xml:space="preserve">ܡܝܐ</w:t>
+            </w:r>
+          </w:p>
+        </w:tc>
+        <w:tc>
+          <w:tcPr/>
+          <w:p>
+            <w:pPr>
+              <w:pStyle w:val="Compact"/>
+              <w:jc w:val="left"/>
+            </w:pPr>
+            <w:r>
+              <w:t xml:space="preserve">mayyā</w:t>
+            </w:r>
+          </w:p>
+        </w:tc>
+        <w:tc>
+          <w:tcPr/>
+          <w:p>
+            <w:pPr>
+              <w:pStyle w:val="Compact"/>
+              <w:jc w:val="left"/>
+            </w:pPr>
+            <w:r>
+              <w:t xml:space="preserve">m. noun (pl.)</w:t>
+            </w:r>
+          </w:p>
+        </w:tc>
+        <w:tc>
+          <w:tcPr/>
+          <w:p>
+            <w:pPr>
+              <w:pStyle w:val="Compact"/>
+              <w:jc w:val="left"/>
+            </w:pPr>
+            <w:r>
+              <w:t xml:space="preserve">water</w:t>
+            </w:r>
+          </w:p>
+        </w:tc>
+        <w:tc>
+          <w:tcPr/>
+          <w:p>
+            <w:pPr>
+              <w:pStyle w:val="Compact"/>
+              <w:jc w:val="left"/>
+            </w:pPr>
+            <w:r>
+              <w:t xml:space="preserve">plural in form</w:t>
             </w:r>
           </w:p>
         </w:tc>
@@ -5682,44 +5044,52 @@
               <w:jc w:val="left"/>
             </w:pPr>
             <w:r>
-              <w:t xml:space="preserve">ܚܝܘܬܐ</w:t>
-            </w:r>
-          </w:p>
-        </w:tc>
-        <w:tc>
-          <w:tcPr/>
-          <w:p>
-            <w:pPr>
-              <w:pStyle w:val="Compact"/>
-              <w:jc w:val="left"/>
-            </w:pPr>
-            <w:r>
-              <w:t xml:space="preserve">ḥayyūtā</w:t>
-            </w:r>
-          </w:p>
-        </w:tc>
-        <w:tc>
-          <w:tcPr/>
-          <w:p>
-            <w:pPr>
-              <w:pStyle w:val="Compact"/>
-              <w:jc w:val="left"/>
-            </w:pPr>
-            <w:r>
-              <w:t xml:space="preserve">f</w:t>
-            </w:r>
-          </w:p>
-        </w:tc>
-        <w:tc>
-          <w:tcPr/>
-          <w:p>
-            <w:pPr>
-              <w:pStyle w:val="Compact"/>
-              <w:jc w:val="left"/>
-            </w:pPr>
-            <w:r>
-              <w:t xml:space="preserve">animal, beast</w:t>
-            </w:r>
+              <w:t xml:space="preserve">ܢܘܢܐ</w:t>
+            </w:r>
+          </w:p>
+        </w:tc>
+        <w:tc>
+          <w:tcPr/>
+          <w:p>
+            <w:pPr>
+              <w:pStyle w:val="Compact"/>
+              <w:jc w:val="left"/>
+            </w:pPr>
+            <w:r>
+              <w:t xml:space="preserve">nūnā</w:t>
+            </w:r>
+          </w:p>
+        </w:tc>
+        <w:tc>
+          <w:tcPr/>
+          <w:p>
+            <w:pPr>
+              <w:pStyle w:val="Compact"/>
+              <w:jc w:val="left"/>
+            </w:pPr>
+            <w:r>
+              <w:t xml:space="preserve">m. noun</w:t>
+            </w:r>
+          </w:p>
+        </w:tc>
+        <w:tc>
+          <w:tcPr/>
+          <w:p>
+            <w:pPr>
+              <w:pStyle w:val="Compact"/>
+              <w:jc w:val="left"/>
+            </w:pPr>
+            <w:r>
+              <w:t xml:space="preserve">fish</w:t>
+            </w:r>
+          </w:p>
+        </w:tc>
+        <w:tc>
+          <w:tcPr/>
+          <w:p>
+            <w:pPr>
+              <w:pStyle w:val="Compact"/>
+            </w:pPr>
           </w:p>
         </w:tc>
       </w:tr>
@@ -5732,44 +5102,52 @@
               <w:jc w:val="left"/>
             </w:pPr>
             <w:r>
-              <w:t xml:space="preserve">ܦܐܪܐ</w:t>
-            </w:r>
-          </w:p>
-        </w:tc>
-        <w:tc>
-          <w:tcPr/>
-          <w:p>
-            <w:pPr>
-              <w:pStyle w:val="Compact"/>
-              <w:jc w:val="left"/>
-            </w:pPr>
-            <w:r>
-              <w:t xml:space="preserve">p̄īrā</w:t>
-            </w:r>
-          </w:p>
-        </w:tc>
-        <w:tc>
-          <w:tcPr/>
-          <w:p>
-            <w:pPr>
-              <w:pStyle w:val="Compact"/>
-              <w:jc w:val="left"/>
-            </w:pPr>
-            <w:r>
-              <w:t xml:space="preserve">m</w:t>
-            </w:r>
-          </w:p>
-        </w:tc>
-        <w:tc>
-          <w:tcPr/>
-          <w:p>
-            <w:pPr>
-              <w:pStyle w:val="Compact"/>
-              <w:jc w:val="left"/>
-            </w:pPr>
-            <w:r>
-              <w:t xml:space="preserve">fruit</w:t>
-            </w:r>
+              <w:t xml:space="preserve">ܡܕܝܢܬܐ</w:t>
+            </w:r>
+          </w:p>
+        </w:tc>
+        <w:tc>
+          <w:tcPr/>
+          <w:p>
+            <w:pPr>
+              <w:pStyle w:val="Compact"/>
+              <w:jc w:val="left"/>
+            </w:pPr>
+            <w:r>
+              <w:t xml:space="preserve">mdīttā</w:t>
+            </w:r>
+          </w:p>
+        </w:tc>
+        <w:tc>
+          <w:tcPr/>
+          <w:p>
+            <w:pPr>
+              <w:pStyle w:val="Compact"/>
+              <w:jc w:val="left"/>
+            </w:pPr>
+            <w:r>
+              <w:t xml:space="preserve">f. noun</w:t>
+            </w:r>
+          </w:p>
+        </w:tc>
+        <w:tc>
+          <w:tcPr/>
+          <w:p>
+            <w:pPr>
+              <w:pStyle w:val="Compact"/>
+              <w:jc w:val="left"/>
+            </w:pPr>
+            <w:r>
+              <w:t xml:space="preserve">city</w:t>
+            </w:r>
+          </w:p>
+        </w:tc>
+        <w:tc>
+          <w:tcPr/>
+          <w:p>
+            <w:pPr>
+              <w:pStyle w:val="Compact"/>
+            </w:pPr>
           </w:p>
         </w:tc>
       </w:tr>
@@ -5782,44 +5160,52 @@
               <w:jc w:val="left"/>
             </w:pPr>
             <w:r>
-              <w:t xml:space="preserve">ܟܠܒܐ</w:t>
-            </w:r>
-          </w:p>
-        </w:tc>
-        <w:tc>
-          <w:tcPr/>
-          <w:p>
-            <w:pPr>
-              <w:pStyle w:val="Compact"/>
-              <w:jc w:val="left"/>
-            </w:pPr>
-            <w:r>
-              <w:t xml:space="preserve">kalbā</w:t>
-            </w:r>
-          </w:p>
-        </w:tc>
-        <w:tc>
-          <w:tcPr/>
-          <w:p>
-            <w:pPr>
-              <w:pStyle w:val="Compact"/>
-              <w:jc w:val="left"/>
-            </w:pPr>
-            <w:r>
-              <w:t xml:space="preserve">m</w:t>
-            </w:r>
-          </w:p>
-        </w:tc>
-        <w:tc>
-          <w:tcPr/>
-          <w:p>
-            <w:pPr>
-              <w:pStyle w:val="Compact"/>
-              <w:jc w:val="left"/>
-            </w:pPr>
-            <w:r>
-              <w:t xml:space="preserve">dog</w:t>
-            </w:r>
+              <w:t xml:space="preserve">ܫܡܫܐ</w:t>
+            </w:r>
+          </w:p>
+        </w:tc>
+        <w:tc>
+          <w:tcPr/>
+          <w:p>
+            <w:pPr>
+              <w:pStyle w:val="Compact"/>
+              <w:jc w:val="left"/>
+            </w:pPr>
+            <w:r>
+              <w:t xml:space="preserve">šemšā</w:t>
+            </w:r>
+          </w:p>
+        </w:tc>
+        <w:tc>
+          <w:tcPr/>
+          <w:p>
+            <w:pPr>
+              <w:pStyle w:val="Compact"/>
+              <w:jc w:val="left"/>
+            </w:pPr>
+            <w:r>
+              <w:t xml:space="preserve">m. noun</w:t>
+            </w:r>
+          </w:p>
+        </w:tc>
+        <w:tc>
+          <w:tcPr/>
+          <w:p>
+            <w:pPr>
+              <w:pStyle w:val="Compact"/>
+              <w:jc w:val="left"/>
+            </w:pPr>
+            <w:r>
+              <w:t xml:space="preserve">sun</w:t>
+            </w:r>
+          </w:p>
+        </w:tc>
+        <w:tc>
+          <w:tcPr/>
+          <w:p>
+            <w:pPr>
+              <w:pStyle w:val="Compact"/>
+            </w:pPr>
           </w:p>
         </w:tc>
       </w:tr>
@@ -5832,44 +5218,52 @@
               <w:jc w:val="left"/>
             </w:pPr>
             <w:r>
-              <w:t xml:space="preserve">ܥܪܒܐ</w:t>
-            </w:r>
-          </w:p>
-        </w:tc>
-        <w:tc>
-          <w:tcPr/>
-          <w:p>
-            <w:pPr>
-              <w:pStyle w:val="Compact"/>
-              <w:jc w:val="left"/>
-            </w:pPr>
-            <w:r>
-              <w:t xml:space="preserve">ʿerbā</w:t>
-            </w:r>
-          </w:p>
-        </w:tc>
-        <w:tc>
-          <w:tcPr/>
-          <w:p>
-            <w:pPr>
-              <w:pStyle w:val="Compact"/>
-              <w:jc w:val="left"/>
-            </w:pPr>
-            <w:r>
-              <w:t xml:space="preserve">m</w:t>
-            </w:r>
-          </w:p>
-        </w:tc>
-        <w:tc>
-          <w:tcPr/>
-          <w:p>
-            <w:pPr>
-              <w:pStyle w:val="Compact"/>
-              <w:jc w:val="left"/>
-            </w:pPr>
-            <w:r>
-              <w:t xml:space="preserve">sheep</w:t>
-            </w:r>
+              <w:t xml:space="preserve">ܬܪܥܐ</w:t>
+            </w:r>
+          </w:p>
+        </w:tc>
+        <w:tc>
+          <w:tcPr/>
+          <w:p>
+            <w:pPr>
+              <w:pStyle w:val="Compact"/>
+              <w:jc w:val="left"/>
+            </w:pPr>
+            <w:r>
+              <w:t xml:space="preserve">tarʿā</w:t>
+            </w:r>
+          </w:p>
+        </w:tc>
+        <w:tc>
+          <w:tcPr/>
+          <w:p>
+            <w:pPr>
+              <w:pStyle w:val="Compact"/>
+              <w:jc w:val="left"/>
+            </w:pPr>
+            <w:r>
+              <w:t xml:space="preserve">m. noun</w:t>
+            </w:r>
+          </w:p>
+        </w:tc>
+        <w:tc>
+          <w:tcPr/>
+          <w:p>
+            <w:pPr>
+              <w:pStyle w:val="Compact"/>
+              <w:jc w:val="left"/>
+            </w:pPr>
+            <w:r>
+              <w:t xml:space="preserve">door, gate</w:t>
+            </w:r>
+          </w:p>
+        </w:tc>
+        <w:tc>
+          <w:tcPr/>
+          <w:p>
+            <w:pPr>
+              <w:pStyle w:val="Compact"/>
+            </w:pPr>
           </w:p>
         </w:tc>
       </w:tr>
@@ -5882,44 +5276,52 @@
               <w:jc w:val="left"/>
             </w:pPr>
             <w:r>
-              <w:t xml:space="preserve">ܛܘܪܐ</w:t>
-            </w:r>
-          </w:p>
-        </w:tc>
-        <w:tc>
-          <w:tcPr/>
-          <w:p>
-            <w:pPr>
-              <w:pStyle w:val="Compact"/>
-              <w:jc w:val="left"/>
-            </w:pPr>
-            <w:r>
-              <w:t xml:space="preserve">ṭūrā</w:t>
-            </w:r>
-          </w:p>
-        </w:tc>
-        <w:tc>
-          <w:tcPr/>
-          <w:p>
-            <w:pPr>
-              <w:pStyle w:val="Compact"/>
-              <w:jc w:val="left"/>
-            </w:pPr>
-            <w:r>
-              <w:t xml:space="preserve">m</w:t>
-            </w:r>
-          </w:p>
-        </w:tc>
-        <w:tc>
-          <w:tcPr/>
-          <w:p>
-            <w:pPr>
-              <w:pStyle w:val="Compact"/>
-              <w:jc w:val="left"/>
-            </w:pPr>
-            <w:r>
-              <w:t xml:space="preserve">mountain</w:t>
-            </w:r>
+              <w:t xml:space="preserve">ܡܫܚܐ</w:t>
+            </w:r>
+          </w:p>
+        </w:tc>
+        <w:tc>
+          <w:tcPr/>
+          <w:p>
+            <w:pPr>
+              <w:pStyle w:val="Compact"/>
+              <w:jc w:val="left"/>
+            </w:pPr>
+            <w:r>
+              <w:t xml:space="preserve">mešḥā</w:t>
+            </w:r>
+          </w:p>
+        </w:tc>
+        <w:tc>
+          <w:tcPr/>
+          <w:p>
+            <w:pPr>
+              <w:pStyle w:val="Compact"/>
+              <w:jc w:val="left"/>
+            </w:pPr>
+            <w:r>
+              <w:t xml:space="preserve">m. noun</w:t>
+            </w:r>
+          </w:p>
+        </w:tc>
+        <w:tc>
+          <w:tcPr/>
+          <w:p>
+            <w:pPr>
+              <w:pStyle w:val="Compact"/>
+              <w:jc w:val="left"/>
+            </w:pPr>
+            <w:r>
+              <w:t xml:space="preserve">oil</w:t>
+            </w:r>
+          </w:p>
+        </w:tc>
+        <w:tc>
+          <w:tcPr/>
+          <w:p>
+            <w:pPr>
+              <w:pStyle w:val="Compact"/>
+            </w:pPr>
           </w:p>
         </w:tc>
       </w:tr>
@@ -5932,44 +5334,52 @@
               <w:jc w:val="left"/>
             </w:pPr>
             <w:r>
-              <w:t xml:space="preserve">ܫܘܩܐ</w:t>
-            </w:r>
-          </w:p>
-        </w:tc>
-        <w:tc>
-          <w:tcPr/>
-          <w:p>
-            <w:pPr>
-              <w:pStyle w:val="Compact"/>
-              <w:jc w:val="left"/>
-            </w:pPr>
-            <w:r>
-              <w:t xml:space="preserve">šūqā</w:t>
-            </w:r>
-          </w:p>
-        </w:tc>
-        <w:tc>
-          <w:tcPr/>
-          <w:p>
-            <w:pPr>
-              <w:pStyle w:val="Compact"/>
-              <w:jc w:val="left"/>
-            </w:pPr>
-            <w:r>
-              <w:t xml:space="preserve">m</w:t>
-            </w:r>
-          </w:p>
-        </w:tc>
-        <w:tc>
-          <w:tcPr/>
-          <w:p>
-            <w:pPr>
-              <w:pStyle w:val="Compact"/>
-              <w:jc w:val="left"/>
-            </w:pPr>
-            <w:r>
-              <w:t xml:space="preserve">street, market</w:t>
-            </w:r>
+              <w:t xml:space="preserve">ܚܝܠܐ</w:t>
+            </w:r>
+          </w:p>
+        </w:tc>
+        <w:tc>
+          <w:tcPr/>
+          <w:p>
+            <w:pPr>
+              <w:pStyle w:val="Compact"/>
+              <w:jc w:val="left"/>
+            </w:pPr>
+            <w:r>
+              <w:t xml:space="preserve">ḥaylā</w:t>
+            </w:r>
+          </w:p>
+        </w:tc>
+        <w:tc>
+          <w:tcPr/>
+          <w:p>
+            <w:pPr>
+              <w:pStyle w:val="Compact"/>
+              <w:jc w:val="left"/>
+            </w:pPr>
+            <w:r>
+              <w:t xml:space="preserve">m. noun</w:t>
+            </w:r>
+          </w:p>
+        </w:tc>
+        <w:tc>
+          <w:tcPr/>
+          <w:p>
+            <w:pPr>
+              <w:pStyle w:val="Compact"/>
+              <w:jc w:val="left"/>
+            </w:pPr>
+            <w:r>
+              <w:t xml:space="preserve">power, army</w:t>
+            </w:r>
+          </w:p>
+        </w:tc>
+        <w:tc>
+          <w:tcPr/>
+          <w:p>
+            <w:pPr>
+              <w:pStyle w:val="Compact"/>
+            </w:pPr>
           </w:p>
         </w:tc>
       </w:tr>
@@ -5982,44 +5392,52 @@
               <w:jc w:val="left"/>
             </w:pPr>
             <w:r>
-              <w:t xml:space="preserve">ܥܩܬܐ</w:t>
-            </w:r>
-          </w:p>
-        </w:tc>
-        <w:tc>
-          <w:tcPr/>
-          <w:p>
-            <w:pPr>
-              <w:pStyle w:val="Compact"/>
-              <w:jc w:val="left"/>
-            </w:pPr>
-            <w:r>
-              <w:t xml:space="preserve">ʿāqtā</w:t>
-            </w:r>
-          </w:p>
-        </w:tc>
-        <w:tc>
-          <w:tcPr/>
-          <w:p>
-            <w:pPr>
-              <w:pStyle w:val="Compact"/>
-              <w:jc w:val="left"/>
-            </w:pPr>
-            <w:r>
-              <w:t xml:space="preserve">f</w:t>
-            </w:r>
-          </w:p>
-        </w:tc>
-        <w:tc>
-          <w:tcPr/>
-          <w:p>
-            <w:pPr>
-              <w:pStyle w:val="Compact"/>
-              <w:jc w:val="left"/>
-            </w:pPr>
-            <w:r>
-              <w:t xml:space="preserve">distress, anguish</w:t>
-            </w:r>
+              <w:t xml:space="preserve">ܐܕܢܐ</w:t>
+            </w:r>
+          </w:p>
+        </w:tc>
+        <w:tc>
+          <w:tcPr/>
+          <w:p>
+            <w:pPr>
+              <w:pStyle w:val="Compact"/>
+              <w:jc w:val="left"/>
+            </w:pPr>
+            <w:r>
+              <w:t xml:space="preserve">ʾednā</w:t>
+            </w:r>
+          </w:p>
+        </w:tc>
+        <w:tc>
+          <w:tcPr/>
+          <w:p>
+            <w:pPr>
+              <w:pStyle w:val="Compact"/>
+              <w:jc w:val="left"/>
+            </w:pPr>
+            <w:r>
+              <w:t xml:space="preserve">f. noun</w:t>
+            </w:r>
+          </w:p>
+        </w:tc>
+        <w:tc>
+          <w:tcPr/>
+          <w:p>
+            <w:pPr>
+              <w:pStyle w:val="Compact"/>
+              <w:jc w:val="left"/>
+            </w:pPr>
+            <w:r>
+              <w:t xml:space="preserve">ear</w:t>
+            </w:r>
+          </w:p>
+        </w:tc>
+        <w:tc>
+          <w:tcPr/>
+          <w:p>
+            <w:pPr>
+              <w:pStyle w:val="Compact"/>
+            </w:pPr>
           </w:p>
         </w:tc>
       </w:tr>
@@ -6032,44 +5450,52 @@
               <w:jc w:val="left"/>
             </w:pPr>
             <w:r>
-              <w:t xml:space="preserve">ܢܘܪܐ</w:t>
-            </w:r>
-          </w:p>
-        </w:tc>
-        <w:tc>
-          <w:tcPr/>
-          <w:p>
-            <w:pPr>
-              <w:pStyle w:val="Compact"/>
-              <w:jc w:val="left"/>
-            </w:pPr>
-            <w:r>
-              <w:t xml:space="preserve">nūrā</w:t>
-            </w:r>
-          </w:p>
-        </w:tc>
-        <w:tc>
-          <w:tcPr/>
-          <w:p>
-            <w:pPr>
-              <w:pStyle w:val="Compact"/>
-              <w:jc w:val="left"/>
-            </w:pPr>
-            <w:r>
-              <w:t xml:space="preserve">f</w:t>
-            </w:r>
-          </w:p>
-        </w:tc>
-        <w:tc>
-          <w:tcPr/>
-          <w:p>
-            <w:pPr>
-              <w:pStyle w:val="Compact"/>
-              <w:jc w:val="left"/>
-            </w:pPr>
-            <w:r>
-              <w:t xml:space="preserve">fire</w:t>
-            </w:r>
+              <w:t xml:space="preserve">ܩܝܣܐ</w:t>
+            </w:r>
+          </w:p>
+        </w:tc>
+        <w:tc>
+          <w:tcPr/>
+          <w:p>
+            <w:pPr>
+              <w:pStyle w:val="Compact"/>
+              <w:jc w:val="left"/>
+            </w:pPr>
+            <w:r>
+              <w:t xml:space="preserve">qaysā</w:t>
+            </w:r>
+          </w:p>
+        </w:tc>
+        <w:tc>
+          <w:tcPr/>
+          <w:p>
+            <w:pPr>
+              <w:pStyle w:val="Compact"/>
+              <w:jc w:val="left"/>
+            </w:pPr>
+            <w:r>
+              <w:t xml:space="preserve">m. noun</w:t>
+            </w:r>
+          </w:p>
+        </w:tc>
+        <w:tc>
+          <w:tcPr/>
+          <w:p>
+            <w:pPr>
+              <w:pStyle w:val="Compact"/>
+              <w:jc w:val="left"/>
+            </w:pPr>
+            <w:r>
+              <w:t xml:space="preserve">wood, tree</w:t>
+            </w:r>
+          </w:p>
+        </w:tc>
+        <w:tc>
+          <w:tcPr/>
+          <w:p>
+            <w:pPr>
+              <w:pStyle w:val="Compact"/>
+            </w:pPr>
           </w:p>
         </w:tc>
       </w:tr>
@@ -6082,44 +5508,52 @@
               <w:jc w:val="left"/>
             </w:pPr>
             <w:r>
-              <w:t xml:space="preserve">ܪܚܡܐ</w:t>
-            </w:r>
-          </w:p>
-        </w:tc>
-        <w:tc>
-          <w:tcPr/>
-          <w:p>
-            <w:pPr>
-              <w:pStyle w:val="Compact"/>
-              <w:jc w:val="left"/>
-            </w:pPr>
-            <w:r>
-              <w:t xml:space="preserve">raḥmē</w:t>
-            </w:r>
-          </w:p>
-        </w:tc>
-        <w:tc>
-          <w:tcPr/>
-          <w:p>
-            <w:pPr>
-              <w:pStyle w:val="Compact"/>
-              <w:jc w:val="left"/>
-            </w:pPr>
-            <w:r>
-              <w:t xml:space="preserve">m.pl</w:t>
-            </w:r>
-          </w:p>
-        </w:tc>
-        <w:tc>
-          <w:tcPr/>
-          <w:p>
-            <w:pPr>
-              <w:pStyle w:val="Compact"/>
-              <w:jc w:val="left"/>
-            </w:pPr>
-            <w:r>
-              <w:t xml:space="preserve">mercy</w:t>
-            </w:r>
+              <w:t xml:space="preserve">ܢܗܪܐ</w:t>
+            </w:r>
+          </w:p>
+        </w:tc>
+        <w:tc>
+          <w:tcPr/>
+          <w:p>
+            <w:pPr>
+              <w:pStyle w:val="Compact"/>
+              <w:jc w:val="left"/>
+            </w:pPr>
+            <w:r>
+              <w:t xml:space="preserve">nahrā</w:t>
+            </w:r>
+          </w:p>
+        </w:tc>
+        <w:tc>
+          <w:tcPr/>
+          <w:p>
+            <w:pPr>
+              <w:pStyle w:val="Compact"/>
+              <w:jc w:val="left"/>
+            </w:pPr>
+            <w:r>
+              <w:t xml:space="preserve">m. noun</w:t>
+            </w:r>
+          </w:p>
+        </w:tc>
+        <w:tc>
+          <w:tcPr/>
+          <w:p>
+            <w:pPr>
+              <w:pStyle w:val="Compact"/>
+              <w:jc w:val="left"/>
+            </w:pPr>
+            <w:r>
+              <w:t xml:space="preserve">river</w:t>
+            </w:r>
+          </w:p>
+        </w:tc>
+        <w:tc>
+          <w:tcPr/>
+          <w:p>
+            <w:pPr>
+              <w:pStyle w:val="Compact"/>
+            </w:pPr>
           </w:p>
         </w:tc>
       </w:tr>
@@ -6132,44 +5566,52 @@
               <w:jc w:val="left"/>
             </w:pPr>
             <w:r>
-              <w:t xml:space="preserve">ܪܘܚܐ</w:t>
-            </w:r>
-          </w:p>
-        </w:tc>
-        <w:tc>
-          <w:tcPr/>
-          <w:p>
-            <w:pPr>
-              <w:pStyle w:val="Compact"/>
-              <w:jc w:val="left"/>
-            </w:pPr>
-            <w:r>
-              <w:t xml:space="preserve">rūḥā</w:t>
-            </w:r>
-          </w:p>
-        </w:tc>
-        <w:tc>
-          <w:tcPr/>
-          <w:p>
-            <w:pPr>
-              <w:pStyle w:val="Compact"/>
-              <w:jc w:val="left"/>
-            </w:pPr>
-            <w:r>
-              <w:t xml:space="preserve">f</w:t>
-            </w:r>
-          </w:p>
-        </w:tc>
-        <w:tc>
-          <w:tcPr/>
-          <w:p>
-            <w:pPr>
-              <w:pStyle w:val="Compact"/>
-              <w:jc w:val="left"/>
-            </w:pPr>
-            <w:r>
-              <w:t xml:space="preserve">spirit, wind</w:t>
-            </w:r>
+              <w:t xml:space="preserve">ܣܒܪܐ</w:t>
+            </w:r>
+          </w:p>
+        </w:tc>
+        <w:tc>
+          <w:tcPr/>
+          <w:p>
+            <w:pPr>
+              <w:pStyle w:val="Compact"/>
+              <w:jc w:val="left"/>
+            </w:pPr>
+            <w:r>
+              <w:t xml:space="preserve">sabrā</w:t>
+            </w:r>
+          </w:p>
+        </w:tc>
+        <w:tc>
+          <w:tcPr/>
+          <w:p>
+            <w:pPr>
+              <w:pStyle w:val="Compact"/>
+              <w:jc w:val="left"/>
+            </w:pPr>
+            <w:r>
+              <w:t xml:space="preserve">m. noun</w:t>
+            </w:r>
+          </w:p>
+        </w:tc>
+        <w:tc>
+          <w:tcPr/>
+          <w:p>
+            <w:pPr>
+              <w:pStyle w:val="Compact"/>
+              <w:jc w:val="left"/>
+            </w:pPr>
+            <w:r>
+              <w:t xml:space="preserve">hope</w:t>
+            </w:r>
+          </w:p>
+        </w:tc>
+        <w:tc>
+          <w:tcPr/>
+          <w:p>
+            <w:pPr>
+              <w:pStyle w:val="Compact"/>
+            </w:pPr>
           </w:p>
         </w:tc>
       </w:tr>
@@ -6182,43 +5624,55 @@
               <w:jc w:val="left"/>
             </w:pPr>
             <w:r>
-              <w:t xml:space="preserve">ܟܘܟܒܐ</w:t>
-            </w:r>
-          </w:p>
-        </w:tc>
-        <w:tc>
-          <w:tcPr/>
-          <w:p>
-            <w:pPr>
-              <w:pStyle w:val="Compact"/>
-              <w:jc w:val="left"/>
-            </w:pPr>
-            <w:r>
-              <w:t xml:space="preserve">kawkbā</w:t>
-            </w:r>
-          </w:p>
-        </w:tc>
-        <w:tc>
-          <w:tcPr/>
-          <w:p>
-            <w:pPr>
-              <w:pStyle w:val="Compact"/>
-              <w:jc w:val="left"/>
-            </w:pPr>
-            <w:r>
-              <w:t xml:space="preserve">m</w:t>
-            </w:r>
-          </w:p>
-        </w:tc>
-        <w:tc>
-          <w:tcPr/>
-          <w:p>
-            <w:pPr>
-              <w:pStyle w:val="Compact"/>
-              <w:jc w:val="left"/>
-            </w:pPr>
-            <w:r>
-              <w:t xml:space="preserve">star</w:t>
+              <w:t xml:space="preserve">ܕܚܠܬܐ</w:t>
+            </w:r>
+          </w:p>
+        </w:tc>
+        <w:tc>
+          <w:tcPr/>
+          <w:p>
+            <w:pPr>
+              <w:pStyle w:val="Compact"/>
+              <w:jc w:val="left"/>
+            </w:pPr>
+            <w:r>
+              <w:t xml:space="preserve">deḥltā</w:t>
+            </w:r>
+          </w:p>
+        </w:tc>
+        <w:tc>
+          <w:tcPr/>
+          <w:p>
+            <w:pPr>
+              <w:pStyle w:val="Compact"/>
+              <w:jc w:val="left"/>
+            </w:pPr>
+            <w:r>
+              <w:t xml:space="preserve">f. noun</w:t>
+            </w:r>
+          </w:p>
+        </w:tc>
+        <w:tc>
+          <w:tcPr/>
+          <w:p>
+            <w:pPr>
+              <w:pStyle w:val="Compact"/>
+              <w:jc w:val="left"/>
+            </w:pPr>
+            <w:r>
+              <w:t xml:space="preserve">fear, religion</w:t>
+            </w:r>
+          </w:p>
+        </w:tc>
+        <w:tc>
+          <w:tcPr/>
+          <w:p>
+            <w:pPr>
+              <w:pStyle w:val="Compact"/>
+              <w:jc w:val="left"/>
+            </w:pPr>
+            <w:r>
+              <w:t xml:space="preserve">abstract noun</w:t>
             </w:r>
           </w:p>
         </w:tc>
@@ -6232,44 +5686,52 @@
               <w:jc w:val="left"/>
             </w:pPr>
             <w:r>
-              <w:t xml:space="preserve">ܠܚܡܐ</w:t>
-            </w:r>
-          </w:p>
-        </w:tc>
-        <w:tc>
-          <w:tcPr/>
-          <w:p>
-            <w:pPr>
-              <w:pStyle w:val="Compact"/>
-              <w:jc w:val="left"/>
-            </w:pPr>
-            <w:r>
-              <w:t xml:space="preserve">laḥmā</w:t>
-            </w:r>
-          </w:p>
-        </w:tc>
-        <w:tc>
-          <w:tcPr/>
-          <w:p>
-            <w:pPr>
-              <w:pStyle w:val="Compact"/>
-              <w:jc w:val="left"/>
-            </w:pPr>
-            <w:r>
-              <w:t xml:space="preserve">m</w:t>
-            </w:r>
-          </w:p>
-        </w:tc>
-        <w:tc>
-          <w:tcPr/>
-          <w:p>
-            <w:pPr>
-              <w:pStyle w:val="Compact"/>
-              <w:jc w:val="left"/>
-            </w:pPr>
-            <w:r>
-              <w:t xml:space="preserve">bread</w:t>
-            </w:r>
+              <w:t xml:space="preserve">ܣܗܪܐ</w:t>
+            </w:r>
+          </w:p>
+        </w:tc>
+        <w:tc>
+          <w:tcPr/>
+          <w:p>
+            <w:pPr>
+              <w:pStyle w:val="Compact"/>
+              <w:jc w:val="left"/>
+            </w:pPr>
+            <w:r>
+              <w:t xml:space="preserve">sahrā</w:t>
+            </w:r>
+          </w:p>
+        </w:tc>
+        <w:tc>
+          <w:tcPr/>
+          <w:p>
+            <w:pPr>
+              <w:pStyle w:val="Compact"/>
+              <w:jc w:val="left"/>
+            </w:pPr>
+            <w:r>
+              <w:t xml:space="preserve">m. noun</w:t>
+            </w:r>
+          </w:p>
+        </w:tc>
+        <w:tc>
+          <w:tcPr/>
+          <w:p>
+            <w:pPr>
+              <w:pStyle w:val="Compact"/>
+              <w:jc w:val="left"/>
+            </w:pPr>
+            <w:r>
+              <w:t xml:space="preserve">moon</w:t>
+            </w:r>
+          </w:p>
+        </w:tc>
+        <w:tc>
+          <w:tcPr/>
+          <w:p>
+            <w:pPr>
+              <w:pStyle w:val="Compact"/>
+            </w:pPr>
           </w:p>
         </w:tc>
       </w:tr>
@@ -6282,44 +5744,52 @@
               <w:jc w:val="left"/>
             </w:pPr>
             <w:r>
-              <w:t xml:space="preserve">ܚܡܪܐ</w:t>
-            </w:r>
-          </w:p>
-        </w:tc>
-        <w:tc>
-          <w:tcPr/>
-          <w:p>
-            <w:pPr>
-              <w:pStyle w:val="Compact"/>
-              <w:jc w:val="left"/>
-            </w:pPr>
-            <w:r>
-              <w:t xml:space="preserve">ḥamrā</w:t>
-            </w:r>
-          </w:p>
-        </w:tc>
-        <w:tc>
-          <w:tcPr/>
-          <w:p>
-            <w:pPr>
-              <w:pStyle w:val="Compact"/>
-              <w:jc w:val="left"/>
-            </w:pPr>
-            <w:r>
-              <w:t xml:space="preserve">m</w:t>
-            </w:r>
-          </w:p>
-        </w:tc>
-        <w:tc>
-          <w:tcPr/>
-          <w:p>
-            <w:pPr>
-              <w:pStyle w:val="Compact"/>
-              <w:jc w:val="left"/>
-            </w:pPr>
-            <w:r>
-              <w:t xml:space="preserve">wine</w:t>
-            </w:r>
+              <w:t xml:space="preserve">ܪܓܠܐ</w:t>
+            </w:r>
+          </w:p>
+        </w:tc>
+        <w:tc>
+          <w:tcPr/>
+          <w:p>
+            <w:pPr>
+              <w:pStyle w:val="Compact"/>
+              <w:jc w:val="left"/>
+            </w:pPr>
+            <w:r>
+              <w:t xml:space="preserve">reglā</w:t>
+            </w:r>
+          </w:p>
+        </w:tc>
+        <w:tc>
+          <w:tcPr/>
+          <w:p>
+            <w:pPr>
+              <w:pStyle w:val="Compact"/>
+              <w:jc w:val="left"/>
+            </w:pPr>
+            <w:r>
+              <w:t xml:space="preserve">f. noun</w:t>
+            </w:r>
+          </w:p>
+        </w:tc>
+        <w:tc>
+          <w:tcPr/>
+          <w:p>
+            <w:pPr>
+              <w:pStyle w:val="Compact"/>
+              <w:jc w:val="left"/>
+            </w:pPr>
+            <w:r>
+              <w:t xml:space="preserve">foot</w:t>
+            </w:r>
+          </w:p>
+        </w:tc>
+        <w:tc>
+          <w:tcPr/>
+          <w:p>
+            <w:pPr>
+              <w:pStyle w:val="Compact"/>
+            </w:pPr>
           </w:p>
         </w:tc>
       </w:tr>
@@ -6332,57 +5802,1190 @@
               <w:jc w:val="left"/>
             </w:pPr>
             <w:r>
-              <w:t xml:space="preserve">ܕܡܐ</w:t>
-            </w:r>
-          </w:p>
-        </w:tc>
-        <w:tc>
-          <w:tcPr/>
-          <w:p>
-            <w:pPr>
-              <w:pStyle w:val="Compact"/>
-              <w:jc w:val="left"/>
-            </w:pPr>
-            <w:r>
-              <w:t xml:space="preserve">dmā</w:t>
-            </w:r>
-          </w:p>
-        </w:tc>
-        <w:tc>
-          <w:tcPr/>
-          <w:p>
-            <w:pPr>
-              <w:pStyle w:val="Compact"/>
-              <w:jc w:val="left"/>
-            </w:pPr>
-            <w:r>
-              <w:t xml:space="preserve">m</w:t>
-            </w:r>
-          </w:p>
-        </w:tc>
-        <w:tc>
-          <w:tcPr/>
-          <w:p>
-            <w:pPr>
-              <w:pStyle w:val="Compact"/>
-              <w:jc w:val="left"/>
-            </w:pPr>
-            <w:r>
-              <w:t xml:space="preserve">blood</w:t>
+              <w:t xml:space="preserve">ܫܠܡܐ</w:t>
+            </w:r>
+          </w:p>
+        </w:tc>
+        <w:tc>
+          <w:tcPr/>
+          <w:p>
+            <w:pPr>
+              <w:pStyle w:val="Compact"/>
+              <w:jc w:val="left"/>
+            </w:pPr>
+            <w:r>
+              <w:t xml:space="preserve">šlāmā</w:t>
+            </w:r>
+          </w:p>
+        </w:tc>
+        <w:tc>
+          <w:tcPr/>
+          <w:p>
+            <w:pPr>
+              <w:pStyle w:val="Compact"/>
+              <w:jc w:val="left"/>
+            </w:pPr>
+            <w:r>
+              <w:t xml:space="preserve">m. noun</w:t>
+            </w:r>
+          </w:p>
+        </w:tc>
+        <w:tc>
+          <w:tcPr/>
+          <w:p>
+            <w:pPr>
+              <w:pStyle w:val="Compact"/>
+              <w:jc w:val="left"/>
+            </w:pPr>
+            <w:r>
+              <w:t xml:space="preserve">peace</w:t>
+            </w:r>
+          </w:p>
+        </w:tc>
+        <w:tc>
+          <w:tcPr/>
+          <w:p>
+            <w:pPr>
+              <w:pStyle w:val="Compact"/>
+              <w:jc w:val="left"/>
+            </w:pPr>
+            <w:r>
+              <w:t xml:space="preserve">common greeting</w:t>
+            </w:r>
+          </w:p>
+        </w:tc>
+      </w:tr>
+      <w:tr>
+        <w:tc>
+          <w:tcPr/>
+          <w:p>
+            <w:pPr>
+              <w:pStyle w:val="Compact"/>
+              <w:jc w:val="left"/>
+            </w:pPr>
+            <w:r>
+              <w:t xml:space="preserve">ܐܬܪܐ</w:t>
+            </w:r>
+          </w:p>
+        </w:tc>
+        <w:tc>
+          <w:tcPr/>
+          <w:p>
+            <w:pPr>
+              <w:pStyle w:val="Compact"/>
+              <w:jc w:val="left"/>
+            </w:pPr>
+            <w:r>
+              <w:t xml:space="preserve">ʾatrā</w:t>
+            </w:r>
+          </w:p>
+        </w:tc>
+        <w:tc>
+          <w:tcPr/>
+          <w:p>
+            <w:pPr>
+              <w:pStyle w:val="Compact"/>
+              <w:jc w:val="left"/>
+            </w:pPr>
+            <w:r>
+              <w:t xml:space="preserve">m. noun</w:t>
+            </w:r>
+          </w:p>
+        </w:tc>
+        <w:tc>
+          <w:tcPr/>
+          <w:p>
+            <w:pPr>
+              <w:pStyle w:val="Compact"/>
+              <w:jc w:val="left"/>
+            </w:pPr>
+            <w:r>
+              <w:t xml:space="preserve">place, country</w:t>
+            </w:r>
+          </w:p>
+        </w:tc>
+        <w:tc>
+          <w:tcPr/>
+          <w:p>
+            <w:pPr>
+              <w:pStyle w:val="Compact"/>
+            </w:pPr>
+          </w:p>
+        </w:tc>
+      </w:tr>
+      <w:tr>
+        <w:tc>
+          <w:tcPr/>
+          <w:p>
+            <w:pPr>
+              <w:pStyle w:val="Compact"/>
+              <w:jc w:val="left"/>
+            </w:pPr>
+            <w:r>
+              <w:t xml:space="preserve">ܣܗܕܐ</w:t>
+            </w:r>
+          </w:p>
+        </w:tc>
+        <w:tc>
+          <w:tcPr/>
+          <w:p>
+            <w:pPr>
+              <w:pStyle w:val="Compact"/>
+              <w:jc w:val="left"/>
+            </w:pPr>
+            <w:r>
+              <w:t xml:space="preserve">sāhdā</w:t>
+            </w:r>
+          </w:p>
+        </w:tc>
+        <w:tc>
+          <w:tcPr/>
+          <w:p>
+            <w:pPr>
+              <w:pStyle w:val="Compact"/>
+              <w:jc w:val="left"/>
+            </w:pPr>
+            <w:r>
+              <w:t xml:space="preserve">m. noun</w:t>
+            </w:r>
+          </w:p>
+        </w:tc>
+        <w:tc>
+          <w:tcPr/>
+          <w:p>
+            <w:pPr>
+              <w:pStyle w:val="Compact"/>
+              <w:jc w:val="left"/>
+            </w:pPr>
+            <w:r>
+              <w:t xml:space="preserve">witness, martyr</w:t>
+            </w:r>
+          </w:p>
+        </w:tc>
+        <w:tc>
+          <w:tcPr/>
+          <w:p>
+            <w:pPr>
+              <w:pStyle w:val="Compact"/>
+            </w:pPr>
+          </w:p>
+        </w:tc>
+      </w:tr>
+      <w:tr>
+        <w:tc>
+          <w:tcPr/>
+          <w:p>
+            <w:pPr>
+              <w:pStyle w:val="Compact"/>
+              <w:jc w:val="left"/>
+            </w:pPr>
+            <w:r>
+              <w:t xml:space="preserve">ܒܣܪܐ</w:t>
+            </w:r>
+          </w:p>
+        </w:tc>
+        <w:tc>
+          <w:tcPr/>
+          <w:p>
+            <w:pPr>
+              <w:pStyle w:val="Compact"/>
+              <w:jc w:val="left"/>
+            </w:pPr>
+            <w:r>
+              <w:t xml:space="preserve">besrā</w:t>
+            </w:r>
+          </w:p>
+        </w:tc>
+        <w:tc>
+          <w:tcPr/>
+          <w:p>
+            <w:pPr>
+              <w:pStyle w:val="Compact"/>
+              <w:jc w:val="left"/>
+            </w:pPr>
+            <w:r>
+              <w:t xml:space="preserve">m. noun</w:t>
+            </w:r>
+          </w:p>
+        </w:tc>
+        <w:tc>
+          <w:tcPr/>
+          <w:p>
+            <w:pPr>
+              <w:pStyle w:val="Compact"/>
+              <w:jc w:val="left"/>
+            </w:pPr>
+            <w:r>
+              <w:t xml:space="preserve">flesh</w:t>
+            </w:r>
+          </w:p>
+        </w:tc>
+        <w:tc>
+          <w:tcPr/>
+          <w:p>
+            <w:pPr>
+              <w:pStyle w:val="Compact"/>
+            </w:pPr>
+          </w:p>
+        </w:tc>
+      </w:tr>
+      <w:tr>
+        <w:tc>
+          <w:tcPr/>
+          <w:p>
+            <w:pPr>
+              <w:pStyle w:val="Compact"/>
+              <w:jc w:val="left"/>
+            </w:pPr>
+            <w:r>
+              <w:t xml:space="preserve">ܛܝܒܘܬܐ</w:t>
+            </w:r>
+          </w:p>
+        </w:tc>
+        <w:tc>
+          <w:tcPr/>
+          <w:p>
+            <w:pPr>
+              <w:pStyle w:val="Compact"/>
+              <w:jc w:val="left"/>
+            </w:pPr>
+            <w:r>
+              <w:t xml:space="preserve">ṭaybūttā</w:t>
+            </w:r>
+          </w:p>
+        </w:tc>
+        <w:tc>
+          <w:tcPr/>
+          <w:p>
+            <w:pPr>
+              <w:pStyle w:val="Compact"/>
+              <w:jc w:val="left"/>
+            </w:pPr>
+            <w:r>
+              <w:t xml:space="preserve">f. noun</w:t>
+            </w:r>
+          </w:p>
+        </w:tc>
+        <w:tc>
+          <w:tcPr/>
+          <w:p>
+            <w:pPr>
+              <w:pStyle w:val="Compact"/>
+              <w:jc w:val="left"/>
+            </w:pPr>
+            <w:r>
+              <w:t xml:space="preserve">grace</w:t>
+            </w:r>
+          </w:p>
+        </w:tc>
+        <w:tc>
+          <w:tcPr/>
+          <w:p>
+            <w:pPr>
+              <w:pStyle w:val="Compact"/>
+            </w:pPr>
+          </w:p>
+        </w:tc>
+      </w:tr>
+      <w:tr>
+        <w:tc>
+          <w:tcPr/>
+          <w:p>
+            <w:pPr>
+              <w:pStyle w:val="Compact"/>
+              <w:jc w:val="left"/>
+            </w:pPr>
+            <w:r>
+              <w:t xml:space="preserve">ܬܘܪܐ</w:t>
+            </w:r>
+          </w:p>
+        </w:tc>
+        <w:tc>
+          <w:tcPr/>
+          <w:p>
+            <w:pPr>
+              <w:pStyle w:val="Compact"/>
+              <w:jc w:val="left"/>
+            </w:pPr>
+            <w:r>
+              <w:t xml:space="preserve">tawrā</w:t>
+            </w:r>
+          </w:p>
+        </w:tc>
+        <w:tc>
+          <w:tcPr/>
+          <w:p>
+            <w:pPr>
+              <w:pStyle w:val="Compact"/>
+              <w:jc w:val="left"/>
+            </w:pPr>
+            <w:r>
+              <w:t xml:space="preserve">m. noun</w:t>
+            </w:r>
+          </w:p>
+        </w:tc>
+        <w:tc>
+          <w:tcPr/>
+          <w:p>
+            <w:pPr>
+              <w:pStyle w:val="Compact"/>
+              <w:jc w:val="left"/>
+            </w:pPr>
+            <w:r>
+              <w:t xml:space="preserve">bull, ox</w:t>
+            </w:r>
+          </w:p>
+        </w:tc>
+        <w:tc>
+          <w:tcPr/>
+          <w:p>
+            <w:pPr>
+              <w:pStyle w:val="Compact"/>
+            </w:pPr>
+          </w:p>
+        </w:tc>
+      </w:tr>
+      <w:tr>
+        <w:tc>
+          <w:tcPr/>
+          <w:p>
+            <w:pPr>
+              <w:pStyle w:val="Compact"/>
+              <w:jc w:val="left"/>
+            </w:pPr>
+            <w:r>
+              <w:t xml:space="preserve">ܩܝܡܐ</w:t>
+            </w:r>
+          </w:p>
+        </w:tc>
+        <w:tc>
+          <w:tcPr/>
+          <w:p>
+            <w:pPr>
+              <w:pStyle w:val="Compact"/>
+              <w:jc w:val="left"/>
+            </w:pPr>
+            <w:r>
+              <w:t xml:space="preserve">qyāmā</w:t>
+            </w:r>
+          </w:p>
+        </w:tc>
+        <w:tc>
+          <w:tcPr/>
+          <w:p>
+            <w:pPr>
+              <w:pStyle w:val="Compact"/>
+              <w:jc w:val="left"/>
+            </w:pPr>
+            <w:r>
+              <w:t xml:space="preserve">m. noun</w:t>
+            </w:r>
+          </w:p>
+        </w:tc>
+        <w:tc>
+          <w:tcPr/>
+          <w:p>
+            <w:pPr>
+              <w:pStyle w:val="Compact"/>
+              <w:jc w:val="left"/>
+            </w:pPr>
+            <w:r>
+              <w:t xml:space="preserve">covenant</w:t>
+            </w:r>
+          </w:p>
+        </w:tc>
+        <w:tc>
+          <w:tcPr/>
+          <w:p>
+            <w:pPr>
+              <w:pStyle w:val="Compact"/>
+            </w:pPr>
+          </w:p>
+        </w:tc>
+      </w:tr>
+      <w:tr>
+        <w:tc>
+          <w:tcPr/>
+          <w:p>
+            <w:pPr>
+              <w:pStyle w:val="Compact"/>
+              <w:jc w:val="left"/>
+            </w:pPr>
+            <w:r>
+              <w:t xml:space="preserve">ܐܘܪܚܐ</w:t>
+            </w:r>
+          </w:p>
+        </w:tc>
+        <w:tc>
+          <w:tcPr/>
+          <w:p>
+            <w:pPr>
+              <w:pStyle w:val="Compact"/>
+              <w:jc w:val="left"/>
+            </w:pPr>
+            <w:r>
+              <w:t xml:space="preserve">ʾūrḥā</w:t>
+            </w:r>
+          </w:p>
+        </w:tc>
+        <w:tc>
+          <w:tcPr/>
+          <w:p>
+            <w:pPr>
+              <w:pStyle w:val="Compact"/>
+              <w:jc w:val="left"/>
+            </w:pPr>
+            <w:r>
+              <w:t xml:space="preserve">f. noun</w:t>
+            </w:r>
+          </w:p>
+        </w:tc>
+        <w:tc>
+          <w:tcPr/>
+          <w:p>
+            <w:pPr>
+              <w:pStyle w:val="Compact"/>
+              <w:jc w:val="left"/>
+            </w:pPr>
+            <w:r>
+              <w:t xml:space="preserve">way, road</w:t>
+            </w:r>
+          </w:p>
+        </w:tc>
+        <w:tc>
+          <w:tcPr/>
+          <w:p>
+            <w:pPr>
+              <w:pStyle w:val="Compact"/>
+            </w:pPr>
+          </w:p>
+        </w:tc>
+      </w:tr>
+      <w:tr>
+        <w:tc>
+          <w:tcPr/>
+          <w:p>
+            <w:pPr>
+              <w:pStyle w:val="Compact"/>
+              <w:jc w:val="left"/>
+            </w:pPr>
+            <w:r>
+              <w:t xml:space="preserve">ܗܝܟܠܐ</w:t>
+            </w:r>
+          </w:p>
+        </w:tc>
+        <w:tc>
+          <w:tcPr/>
+          <w:p>
+            <w:pPr>
+              <w:pStyle w:val="Compact"/>
+              <w:jc w:val="left"/>
+            </w:pPr>
+            <w:r>
+              <w:t xml:space="preserve">hayklā</w:t>
+            </w:r>
+          </w:p>
+        </w:tc>
+        <w:tc>
+          <w:tcPr/>
+          <w:p>
+            <w:pPr>
+              <w:pStyle w:val="Compact"/>
+              <w:jc w:val="left"/>
+            </w:pPr>
+            <w:r>
+              <w:t xml:space="preserve">m. noun</w:t>
+            </w:r>
+          </w:p>
+        </w:tc>
+        <w:tc>
+          <w:tcPr/>
+          <w:p>
+            <w:pPr>
+              <w:pStyle w:val="Compact"/>
+              <w:jc w:val="left"/>
+            </w:pPr>
+            <w:r>
+              <w:t xml:space="preserve">temple, palace</w:t>
+            </w:r>
+          </w:p>
+        </w:tc>
+        <w:tc>
+          <w:tcPr/>
+          <w:p>
+            <w:pPr>
+              <w:pStyle w:val="Compact"/>
+            </w:pPr>
+          </w:p>
+        </w:tc>
+      </w:tr>
+      <w:tr>
+        <w:tc>
+          <w:tcPr/>
+          <w:p>
+            <w:pPr>
+              <w:pStyle w:val="Compact"/>
+              <w:jc w:val="left"/>
+            </w:pPr>
+            <w:r>
+              <w:t xml:space="preserve">ܥܝܢܐ</w:t>
+            </w:r>
+          </w:p>
+        </w:tc>
+        <w:tc>
+          <w:tcPr/>
+          <w:p>
+            <w:pPr>
+              <w:pStyle w:val="Compact"/>
+              <w:jc w:val="left"/>
+            </w:pPr>
+            <w:r>
+              <w:t xml:space="preserve">ʿaynā</w:t>
+            </w:r>
+          </w:p>
+        </w:tc>
+        <w:tc>
+          <w:tcPr/>
+          <w:p>
+            <w:pPr>
+              <w:pStyle w:val="Compact"/>
+              <w:jc w:val="left"/>
+            </w:pPr>
+            <w:r>
+              <w:t xml:space="preserve">f. noun</w:t>
+            </w:r>
+          </w:p>
+        </w:tc>
+        <w:tc>
+          <w:tcPr/>
+          <w:p>
+            <w:pPr>
+              <w:pStyle w:val="Compact"/>
+              <w:jc w:val="left"/>
+            </w:pPr>
+            <w:r>
+              <w:t xml:space="preserve">eye</w:t>
+            </w:r>
+          </w:p>
+        </w:tc>
+        <w:tc>
+          <w:tcPr/>
+          <w:p>
+            <w:pPr>
+              <w:pStyle w:val="Compact"/>
+            </w:pPr>
+          </w:p>
+        </w:tc>
+      </w:tr>
+      <w:tr>
+        <w:tc>
+          <w:tcPr/>
+          <w:p>
+            <w:pPr>
+              <w:pStyle w:val="Compact"/>
+              <w:jc w:val="left"/>
+            </w:pPr>
+            <w:r>
+              <w:t xml:space="preserve">ܦܘܡܐ</w:t>
+            </w:r>
+          </w:p>
+        </w:tc>
+        <w:tc>
+          <w:tcPr/>
+          <w:p>
+            <w:pPr>
+              <w:pStyle w:val="Compact"/>
+              <w:jc w:val="left"/>
+            </w:pPr>
+            <w:r>
+              <w:t xml:space="preserve">pūmā</w:t>
+            </w:r>
+          </w:p>
+        </w:tc>
+        <w:tc>
+          <w:tcPr/>
+          <w:p>
+            <w:pPr>
+              <w:pStyle w:val="Compact"/>
+              <w:jc w:val="left"/>
+            </w:pPr>
+            <w:r>
+              <w:t xml:space="preserve">m. noun</w:t>
+            </w:r>
+          </w:p>
+        </w:tc>
+        <w:tc>
+          <w:tcPr/>
+          <w:p>
+            <w:pPr>
+              <w:pStyle w:val="Compact"/>
+              <w:jc w:val="left"/>
+            </w:pPr>
+            <w:r>
+              <w:t xml:space="preserve">mouth</w:t>
+            </w:r>
+          </w:p>
+        </w:tc>
+        <w:tc>
+          <w:tcPr/>
+          <w:p>
+            <w:pPr>
+              <w:pStyle w:val="Compact"/>
+            </w:pPr>
+          </w:p>
+        </w:tc>
+      </w:tr>
+      <w:tr>
+        <w:tc>
+          <w:tcPr/>
+          <w:p>
+            <w:pPr>
+              <w:pStyle w:val="Compact"/>
+              <w:jc w:val="left"/>
+            </w:pPr>
+            <w:r>
+              <w:t xml:space="preserve">ܕܝܢܐ</w:t>
+            </w:r>
+          </w:p>
+        </w:tc>
+        <w:tc>
+          <w:tcPr/>
+          <w:p>
+            <w:pPr>
+              <w:pStyle w:val="Compact"/>
+              <w:jc w:val="left"/>
+            </w:pPr>
+            <w:r>
+              <w:t xml:space="preserve">dīnā</w:t>
+            </w:r>
+          </w:p>
+        </w:tc>
+        <w:tc>
+          <w:tcPr/>
+          <w:p>
+            <w:pPr>
+              <w:pStyle w:val="Compact"/>
+              <w:jc w:val="left"/>
+            </w:pPr>
+            <w:r>
+              <w:t xml:space="preserve">m. noun</w:t>
+            </w:r>
+          </w:p>
+        </w:tc>
+        <w:tc>
+          <w:tcPr/>
+          <w:p>
+            <w:pPr>
+              <w:pStyle w:val="Compact"/>
+              <w:jc w:val="left"/>
+            </w:pPr>
+            <w:r>
+              <w:t xml:space="preserve">judgment</w:t>
+            </w:r>
+          </w:p>
+        </w:tc>
+        <w:tc>
+          <w:tcPr/>
+          <w:p>
+            <w:pPr>
+              <w:pStyle w:val="Compact"/>
+            </w:pPr>
+          </w:p>
+        </w:tc>
+      </w:tr>
+      <w:tr>
+        <w:tc>
+          <w:tcPr/>
+          <w:p>
+            <w:pPr>
+              <w:pStyle w:val="Compact"/>
+              <w:jc w:val="left"/>
+            </w:pPr>
+            <w:r>
+              <w:t xml:space="preserve">ܬܪܘܓܡܐ</w:t>
+            </w:r>
+          </w:p>
+        </w:tc>
+        <w:tc>
+          <w:tcPr/>
+          <w:p>
+            <w:pPr>
+              <w:pStyle w:val="Compact"/>
+              <w:jc w:val="left"/>
+            </w:pPr>
+            <w:r>
+              <w:t xml:space="preserve">tregumā</w:t>
+            </w:r>
+          </w:p>
+        </w:tc>
+        <w:tc>
+          <w:tcPr/>
+          <w:p>
+            <w:pPr>
+              <w:pStyle w:val="Compact"/>
+              <w:jc w:val="left"/>
+            </w:pPr>
+            <w:r>
+              <w:t xml:space="preserve">m. noun</w:t>
+            </w:r>
+          </w:p>
+        </w:tc>
+        <w:tc>
+          <w:tcPr/>
+          <w:p>
+            <w:pPr>
+              <w:pStyle w:val="Compact"/>
+              <w:jc w:val="left"/>
+            </w:pPr>
+            <w:r>
+              <w:t xml:space="preserve">translation</w:t>
+            </w:r>
+          </w:p>
+        </w:tc>
+        <w:tc>
+          <w:tcPr/>
+          <w:p>
+            <w:pPr>
+              <w:pStyle w:val="Compact"/>
+            </w:pPr>
+          </w:p>
+        </w:tc>
+      </w:tr>
+      <w:tr>
+        <w:tc>
+          <w:tcPr/>
+          <w:p>
+            <w:pPr>
+              <w:pStyle w:val="Compact"/>
+              <w:jc w:val="left"/>
+            </w:pPr>
+            <w:r>
+              <w:t xml:space="preserve">ܐܘܟܡܐ</w:t>
+            </w:r>
+          </w:p>
+        </w:tc>
+        <w:tc>
+          <w:tcPr/>
+          <w:p>
+            <w:pPr>
+              <w:pStyle w:val="Compact"/>
+              <w:jc w:val="left"/>
+            </w:pPr>
+            <w:r>
+              <w:t xml:space="preserve">ʾōkmā</w:t>
+            </w:r>
+          </w:p>
+        </w:tc>
+        <w:tc>
+          <w:tcPr/>
+          <w:p>
+            <w:pPr>
+              <w:pStyle w:val="Compact"/>
+              <w:jc w:val="left"/>
+            </w:pPr>
+            <w:r>
+              <w:t xml:space="preserve">adv</w:t>
+            </w:r>
+          </w:p>
+        </w:tc>
+        <w:tc>
+          <w:tcPr/>
+          <w:p>
+            <w:pPr>
+              <w:pStyle w:val="Compact"/>
+              <w:jc w:val="left"/>
+            </w:pPr>
+            <w:r>
+              <w:t xml:space="preserve">how</w:t>
+            </w:r>
+          </w:p>
+        </w:tc>
+        <w:tc>
+          <w:tcPr/>
+          <w:p>
+            <w:pPr>
+              <w:pStyle w:val="Compact"/>
+              <w:jc w:val="left"/>
+            </w:pPr>
+            <w:r>
+              <w:t xml:space="preserve">relative/interrogative</w:t>
+            </w:r>
+          </w:p>
+        </w:tc>
+      </w:tr>
+      <w:tr>
+        <w:tc>
+          <w:tcPr/>
+          <w:p>
+            <w:pPr>
+              <w:pStyle w:val="Compact"/>
+              <w:jc w:val="left"/>
+            </w:pPr>
+            <w:r>
+              <w:t xml:space="preserve">ܕܡܢ</w:t>
+            </w:r>
+          </w:p>
+        </w:tc>
+        <w:tc>
+          <w:tcPr/>
+          <w:p>
+            <w:pPr>
+              <w:pStyle w:val="Compact"/>
+              <w:jc w:val="left"/>
+            </w:pPr>
+            <w:r>
+              <w:t xml:space="preserve">dumān</w:t>
+            </w:r>
+          </w:p>
+        </w:tc>
+        <w:tc>
+          <w:tcPr/>
+          <w:p>
+            <w:pPr>
+              <w:pStyle w:val="Compact"/>
+              <w:jc w:val="left"/>
+            </w:pPr>
+            <w:r>
+              <w:t xml:space="preserve">adv</w:t>
+            </w:r>
+          </w:p>
+        </w:tc>
+        <w:tc>
+          <w:tcPr/>
+          <w:p>
+            <w:pPr>
+              <w:pStyle w:val="Compact"/>
+              <w:jc w:val="left"/>
+            </w:pPr>
+            <w:r>
+              <w:t xml:space="preserve">from that place</w:t>
+            </w:r>
+          </w:p>
+        </w:tc>
+        <w:tc>
+          <w:tcPr/>
+          <w:p>
+            <w:pPr>
+              <w:pStyle w:val="Compact"/>
+              <w:jc w:val="left"/>
+            </w:pPr>
+            <w:r>
+              <w:t xml:space="preserve">subordinating</w:t>
+            </w:r>
+          </w:p>
+        </w:tc>
+      </w:tr>
+      <w:tr>
+        <w:tc>
+          <w:tcPr/>
+          <w:p>
+            <w:pPr>
+              <w:pStyle w:val="Compact"/>
+              <w:jc w:val="left"/>
+            </w:pPr>
+            <w:r>
+              <w:t xml:space="preserve">ܠܐ</w:t>
+            </w:r>
+          </w:p>
+        </w:tc>
+        <w:tc>
+          <w:tcPr/>
+          <w:p>
+            <w:pPr>
+              <w:pStyle w:val="Compact"/>
+              <w:jc w:val="left"/>
+            </w:pPr>
+            <w:r>
+              <w:t xml:space="preserve">lā</w:t>
+            </w:r>
+          </w:p>
+        </w:tc>
+        <w:tc>
+          <w:tcPr/>
+          <w:p>
+            <w:pPr>
+              <w:pStyle w:val="Compact"/>
+              <w:jc w:val="left"/>
+            </w:pPr>
+            <w:r>
+              <w:t xml:space="preserve">neg_adv</w:t>
+            </w:r>
+          </w:p>
+        </w:tc>
+        <w:tc>
+          <w:tcPr/>
+          <w:p>
+            <w:pPr>
+              <w:pStyle w:val="Compact"/>
+              <w:jc w:val="left"/>
+            </w:pPr>
+            <w:r>
+              <w:t xml:space="preserve">not</w:t>
+            </w:r>
+          </w:p>
+        </w:tc>
+        <w:tc>
+          <w:tcPr/>
+          <w:p>
+            <w:pPr>
+              <w:pStyle w:val="Compact"/>
+              <w:jc w:val="left"/>
+            </w:pPr>
+            <w:r>
+              <w:t xml:space="preserve">negation/discourse</w:t>
+            </w:r>
+          </w:p>
+        </w:tc>
+      </w:tr>
+      <w:tr>
+        <w:tc>
+          <w:tcPr/>
+          <w:p>
+            <w:pPr>
+              <w:pStyle w:val="Compact"/>
+              <w:jc w:val="left"/>
+            </w:pPr>
+            <w:r>
+              <w:t xml:space="preserve">ܡܟܢܬܐ</w:t>
+            </w:r>
+          </w:p>
+        </w:tc>
+        <w:tc>
+          <w:tcPr/>
+          <w:p>
+            <w:pPr>
+              <w:pStyle w:val="Compact"/>
+              <w:jc w:val="left"/>
+            </w:pPr>
+            <w:r>
+              <w:t xml:space="preserve">makknatā</w:t>
+            </w:r>
+          </w:p>
+        </w:tc>
+        <w:tc>
+          <w:tcPr/>
+          <w:p>
+            <w:pPr>
+              <w:pStyle w:val="Compact"/>
+              <w:jc w:val="left"/>
+            </w:pPr>
+            <w:r>
+              <w:t xml:space="preserve">f. noun</w:t>
+            </w:r>
+          </w:p>
+        </w:tc>
+        <w:tc>
+          <w:tcPr/>
+          <w:p>
+            <w:pPr>
+              <w:pStyle w:val="Compact"/>
+              <w:jc w:val="left"/>
+            </w:pPr>
+            <w:r>
+              <w:t xml:space="preserve">place, position</w:t>
+            </w:r>
+          </w:p>
+        </w:tc>
+        <w:tc>
+          <w:tcPr/>
+          <w:p>
+            <w:pPr>
+              <w:pStyle w:val="Compact"/>
+            </w:pPr>
+          </w:p>
+        </w:tc>
+      </w:tr>
+      <w:tr>
+        <w:tc>
+          <w:tcPr/>
+          <w:p>
+            <w:pPr>
+              <w:pStyle w:val="Compact"/>
+              <w:jc w:val="left"/>
+            </w:pPr>
+            <w:r>
+              <w:t xml:space="preserve">ܚܐܕܝܐ</w:t>
+            </w:r>
+          </w:p>
+        </w:tc>
+        <w:tc>
+          <w:tcPr/>
+          <w:p>
+            <w:pPr>
+              <w:pStyle w:val="Compact"/>
+              <w:jc w:val="left"/>
+            </w:pPr>
+            <w:r>
+              <w:t xml:space="preserve">ḥādyā</w:t>
+            </w:r>
+          </w:p>
+        </w:tc>
+        <w:tc>
+          <w:tcPr/>
+          <w:p>
+            <w:pPr>
+              <w:pStyle w:val="Compact"/>
+              <w:jc w:val="left"/>
+            </w:pPr>
+            <w:r>
+              <w:t xml:space="preserve">m. num</w:t>
+            </w:r>
+          </w:p>
+        </w:tc>
+        <w:tc>
+          <w:tcPr/>
+          <w:p>
+            <w:pPr>
+              <w:pStyle w:val="Compact"/>
+              <w:jc w:val="left"/>
+            </w:pPr>
+            <w:r>
+              <w:t xml:space="preserve">one</w:t>
+            </w:r>
+          </w:p>
+        </w:tc>
+        <w:tc>
+          <w:tcPr/>
+          <w:p>
+            <w:pPr>
+              <w:pStyle w:val="Compact"/>
+              <w:jc w:val="left"/>
+            </w:pPr>
+            <w:r>
+              <w:t xml:space="preserve">first numeral</w:t>
+            </w:r>
+          </w:p>
+        </w:tc>
+      </w:tr>
+      <w:tr>
+        <w:tc>
+          <w:tcPr/>
+          <w:p>
+            <w:pPr>
+              <w:pStyle w:val="Compact"/>
+              <w:jc w:val="left"/>
+            </w:pPr>
+            <w:r>
+              <w:t xml:space="preserve">ܚܡܫܐ</w:t>
+            </w:r>
+          </w:p>
+        </w:tc>
+        <w:tc>
+          <w:tcPr/>
+          <w:p>
+            <w:pPr>
+              <w:pStyle w:val="Compact"/>
+              <w:jc w:val="left"/>
+            </w:pPr>
+            <w:r>
+              <w:t xml:space="preserve">ḥammšā</w:t>
+            </w:r>
+          </w:p>
+        </w:tc>
+        <w:tc>
+          <w:tcPr/>
+          <w:p>
+            <w:pPr>
+              <w:pStyle w:val="Compact"/>
+              <w:jc w:val="left"/>
+            </w:pPr>
+            <w:r>
+              <w:t xml:space="preserve">m. num</w:t>
+            </w:r>
+          </w:p>
+        </w:tc>
+        <w:tc>
+          <w:tcPr/>
+          <w:p>
+            <w:pPr>
+              <w:pStyle w:val="Compact"/>
+              <w:jc w:val="left"/>
+            </w:pPr>
+            <w:r>
+              <w:t xml:space="preserve">five</w:t>
+            </w:r>
+          </w:p>
+        </w:tc>
+        <w:tc>
+          <w:tcPr/>
+          <w:p>
+            <w:pPr>
+              <w:pStyle w:val="Compact"/>
+              <w:jc w:val="left"/>
+            </w:pPr>
+            <w:r>
+              <w:t xml:space="preserve">numeral</w:t>
+            </w:r>
+          </w:p>
+        </w:tc>
+      </w:tr>
+      <w:tr>
+        <w:tc>
+          <w:tcPr/>
+          <w:p>
+            <w:pPr>
+              <w:pStyle w:val="Compact"/>
+              <w:jc w:val="left"/>
+            </w:pPr>
+            <w:r>
+              <w:t xml:space="preserve">ܥܣܪܐ</w:t>
+            </w:r>
+          </w:p>
+        </w:tc>
+        <w:tc>
+          <w:tcPr/>
+          <w:p>
+            <w:pPr>
+              <w:pStyle w:val="Compact"/>
+              <w:jc w:val="left"/>
+            </w:pPr>
+            <w:r>
+              <w:t xml:space="preserve">ʿesrā</w:t>
+            </w:r>
+          </w:p>
+        </w:tc>
+        <w:tc>
+          <w:tcPr/>
+          <w:p>
+            <w:pPr>
+              <w:pStyle w:val="Compact"/>
+              <w:jc w:val="left"/>
+            </w:pPr>
+            <w:r>
+              <w:t xml:space="preserve">m. num</w:t>
+            </w:r>
+          </w:p>
+        </w:tc>
+        <w:tc>
+          <w:tcPr/>
+          <w:p>
+            <w:pPr>
+              <w:pStyle w:val="Compact"/>
+              <w:jc w:val="left"/>
+            </w:pPr>
+            <w:r>
+              <w:t xml:space="preserve">ten</w:t>
+            </w:r>
+          </w:p>
+        </w:tc>
+        <w:tc>
+          <w:tcPr/>
+          <w:p>
+            <w:pPr>
+              <w:pStyle w:val="Compact"/>
+              <w:jc w:val="left"/>
+            </w:pPr>
+            <w:r>
+              <w:t xml:space="preserve">numeral</w:t>
             </w:r>
           </w:p>
         </w:tc>
       </w:tr>
     </w:tbl>
-    <w:bookmarkEnd w:id="20"/>
-    <w:bookmarkEnd w:id="21"/>
-    <w:bookmarkEnd w:id="22"/>
-    <w:bookmarkEnd w:id="23"/>
-    <w:sectPr>
-      <w:footnotePr>
-        <w:numRestart w:val="eachSect"/>
-      </w:footnotePr>
-    </w:sectPr>
+    <w:bookmarkEnd w:id="30"/>
+    <w:bookmarkEnd w:id="31"/>
+    <w:bookmarkEnd w:id="32"/>
+    <w:sectPr/>
   </w:body>
 </w:document>
 </file>
@@ -6420,7 +7023,7 @@
       <w:lvlText w:val=" "/>
       <w:lvlJc w:val="left"/>
       <w:pPr>
-        <w:ind w:left="720" w:hanging="360"/>
+        <w:ind w:left="720" w:hanging="480"/>
       </w:pPr>
     </w:lvl>
     <w:lvl w:ilvl="1">
@@ -6428,7 +7031,7 @@
       <w:lvlText w:val=" "/>
       <w:lvlJc w:val="left"/>
       <w:pPr>
-        <w:ind w:left="1440" w:hanging="360"/>
+        <w:ind w:left="1440" w:hanging="480"/>
       </w:pPr>
     </w:lvl>
     <w:lvl w:ilvl="2">
@@ -6436,7 +7039,7 @@
       <w:lvlText w:val=" "/>
       <w:lvlJc w:val="left"/>
       <w:pPr>
-        <w:ind w:left="2160" w:hanging="360"/>
+        <w:ind w:left="2160" w:hanging="480"/>
       </w:pPr>
     </w:lvl>
     <w:lvl w:ilvl="3">
@@ -6444,7 +7047,7 @@
       <w:lvlText w:val=" "/>
       <w:lvlJc w:val="left"/>
       <w:pPr>
-        <w:ind w:left="2880" w:hanging="360"/>
+        <w:ind w:left="2880" w:hanging="480"/>
       </w:pPr>
     </w:lvl>
     <w:lvl w:ilvl="4">
@@ -6452,7 +7055,7 @@
       <w:lvlText w:val=" "/>
       <w:lvlJc w:val="left"/>
       <w:pPr>
-        <w:ind w:left="3600" w:hanging="360"/>
+        <w:ind w:left="3600" w:hanging="480"/>
       </w:pPr>
     </w:lvl>
     <w:lvl w:ilvl="5">
@@ -6460,7 +7063,7 @@
       <w:lvlText w:val=" "/>
       <w:lvlJc w:val="left"/>
       <w:pPr>
-        <w:ind w:left="4320" w:hanging="360"/>
+        <w:ind w:left="4320" w:hanging="480"/>
       </w:pPr>
     </w:lvl>
     <w:lvl w:ilvl="6">
@@ -6468,7 +7071,7 @@
       <w:lvlText w:val=" "/>
       <w:lvlJc w:val="left"/>
       <w:pPr>
-        <w:ind w:left="5040" w:hanging="360"/>
+        <w:ind w:left="5040" w:hanging="480"/>
       </w:pPr>
     </w:lvl>
     <w:lvl w:ilvl="7">
@@ -6476,7 +7079,7 @@
       <w:lvlText w:val=" "/>
       <w:lvlJc w:val="left"/>
       <w:pPr>
-        <w:ind w:left="5760" w:hanging="360"/>
+        <w:ind w:left="5760" w:hanging="480"/>
       </w:pPr>
     </w:lvl>
     <w:lvl w:ilvl="8">
@@ -6484,12 +7087,545 @@
       <w:lvlText w:val=" "/>
       <w:lvlJc w:val="left"/>
       <w:pPr>
-        <w:ind w:left="6480" w:hanging="360"/>
+        <w:ind w:left="6480" w:hanging="480"/>
+      </w:pPr>
+    </w:lvl>
+  </w:abstractNum>
+  <w:abstractNum w:abstractNumId="99411">
+    <w:nsid w:val="00A99411"/>
+    <w:multiLevelType w:val="multilevel"/>
+    <w:lvl w:ilvl="0">
+      <w:start w:val="1"/>
+      <w:numFmt w:val="decimal"/>
+      <w:lvlText w:val="%1."/>
+      <w:lvlJc w:val="left"/>
+      <w:pPr>
+        <w:ind w:left="720" w:hanging="480"/>
+      </w:pPr>
+    </w:lvl>
+    <w:lvl w:ilvl="1">
+      <w:start w:val="1"/>
+      <w:numFmt w:val="decimal"/>
+      <w:lvlText w:val="%2."/>
+      <w:lvlJc w:val="left"/>
+      <w:pPr>
+        <w:ind w:left="1440" w:hanging="480"/>
+      </w:pPr>
+    </w:lvl>
+    <w:lvl w:ilvl="2">
+      <w:start w:val="1"/>
+      <w:numFmt w:val="decimal"/>
+      <w:lvlText w:val="%3."/>
+      <w:lvlJc w:val="left"/>
+      <w:pPr>
+        <w:ind w:left="2160" w:hanging="480"/>
+      </w:pPr>
+    </w:lvl>
+    <w:lvl w:ilvl="3">
+      <w:start w:val="1"/>
+      <w:numFmt w:val="decimal"/>
+      <w:lvlText w:val="%4."/>
+      <w:lvlJc w:val="left"/>
+      <w:pPr>
+        <w:ind w:left="2880" w:hanging="480"/>
+      </w:pPr>
+    </w:lvl>
+    <w:lvl w:ilvl="4">
+      <w:start w:val="1"/>
+      <w:numFmt w:val="decimal"/>
+      <w:lvlText w:val="%5."/>
+      <w:lvlJc w:val="left"/>
+      <w:pPr>
+        <w:ind w:left="3600" w:hanging="480"/>
+      </w:pPr>
+    </w:lvl>
+    <w:lvl w:ilvl="5">
+      <w:start w:val="1"/>
+      <w:numFmt w:val="decimal"/>
+      <w:lvlText w:val="%6."/>
+      <w:lvlJc w:val="left"/>
+      <w:pPr>
+        <w:ind w:left="4320" w:hanging="480"/>
+      </w:pPr>
+    </w:lvl>
+    <w:lvl w:ilvl="6">
+      <w:start w:val="1"/>
+      <w:numFmt w:val="decimal"/>
+      <w:lvlText w:val="%7."/>
+      <w:lvlJc w:val="left"/>
+      <w:pPr>
+        <w:ind w:left="5040" w:hanging="480"/>
+      </w:pPr>
+    </w:lvl>
+    <w:lvl w:ilvl="7">
+      <w:start w:val="1"/>
+      <w:numFmt w:val="decimal"/>
+      <w:lvlText w:val="%8."/>
+      <w:lvlJc w:val="left"/>
+      <w:pPr>
+        <w:ind w:left="5760" w:hanging="480"/>
+      </w:pPr>
+    </w:lvl>
+    <w:lvl w:ilvl="8">
+      <w:start w:val="1"/>
+      <w:numFmt w:val="decimal"/>
+      <w:lvlText w:val="%9."/>
+      <w:lvlJc w:val="left"/>
+      <w:pPr>
+        <w:ind w:left="6480" w:hanging="480"/>
+      </w:pPr>
+    </w:lvl>
+  </w:abstractNum>
+  <w:abstractNum w:abstractNumId="991">
+    <w:nsid w:val="0000A991"/>
+    <w:multiLevelType w:val="multilevel"/>
+    <w:lvl w:ilvl="0">
+      <w:numFmt w:val="bullet"/>
+      <w:lvlText w:val="•"/>
+      <w:lvlJc w:val="left"/>
+      <w:pPr>
+        <w:ind w:left="720" w:hanging="480"/>
+      </w:pPr>
+    </w:lvl>
+    <w:lvl w:ilvl="1">
+      <w:numFmt w:val="bullet"/>
+      <w:lvlText w:val="–"/>
+      <w:lvlJc w:val="left"/>
+      <w:pPr>
+        <w:ind w:left="1440" w:hanging="480"/>
+      </w:pPr>
+    </w:lvl>
+    <w:lvl w:ilvl="2">
+      <w:numFmt w:val="bullet"/>
+      <w:lvlText w:val="•"/>
+      <w:lvlJc w:val="left"/>
+      <w:pPr>
+        <w:ind w:left="2160" w:hanging="480"/>
+      </w:pPr>
+    </w:lvl>
+    <w:lvl w:ilvl="3">
+      <w:numFmt w:val="bullet"/>
+      <w:lvlText w:val="–"/>
+      <w:lvlJc w:val="left"/>
+      <w:pPr>
+        <w:ind w:left="2880" w:hanging="480"/>
+      </w:pPr>
+    </w:lvl>
+    <w:lvl w:ilvl="4">
+      <w:numFmt w:val="bullet"/>
+      <w:lvlText w:val="•"/>
+      <w:lvlJc w:val="left"/>
+      <w:pPr>
+        <w:ind w:left="3600" w:hanging="480"/>
+      </w:pPr>
+    </w:lvl>
+    <w:lvl w:ilvl="5">
+      <w:numFmt w:val="bullet"/>
+      <w:lvlText w:val="–"/>
+      <w:lvlJc w:val="left"/>
+      <w:pPr>
+        <w:ind w:left="4320" w:hanging="480"/>
+      </w:pPr>
+    </w:lvl>
+    <w:lvl w:ilvl="6">
+      <w:numFmt w:val="bullet"/>
+      <w:lvlText w:val="•"/>
+      <w:lvlJc w:val="left"/>
+      <w:pPr>
+        <w:ind w:left="5040" w:hanging="480"/>
+      </w:pPr>
+    </w:lvl>
+    <w:lvl w:ilvl="7">
+      <w:numFmt w:val="bullet"/>
+      <w:lvlText w:val="–"/>
+      <w:lvlJc w:val="left"/>
+      <w:pPr>
+        <w:ind w:left="5760" w:hanging="480"/>
+      </w:pPr>
+    </w:lvl>
+    <w:lvl w:ilvl="8">
+      <w:numFmt w:val="bullet"/>
+      <w:lvlText w:val="•"/>
+      <w:lvlJc w:val="left"/>
+      <w:pPr>
+        <w:ind w:left="6480" w:hanging="480"/>
       </w:pPr>
     </w:lvl>
   </w:abstractNum>
   <w:num w:numId="1000">
     <w:abstractNumId w:val="990"/>
+  </w:num>
+  <w:num w:numId="1001">
+    <w:abstractNumId w:val="99411"/>
+    <w:lvlOverride w:ilvl="0">
+      <w:startOverride w:val="1"/>
+    </w:lvlOverride>
+    <w:lvlOverride w:ilvl="1">
+      <w:startOverride w:val="1"/>
+    </w:lvlOverride>
+    <w:lvlOverride w:ilvl="2">
+      <w:startOverride w:val="1"/>
+    </w:lvlOverride>
+    <w:lvlOverride w:ilvl="3">
+      <w:startOverride w:val="1"/>
+    </w:lvlOverride>
+    <w:lvlOverride w:ilvl="4">
+      <w:startOverride w:val="1"/>
+    </w:lvlOverride>
+    <w:lvlOverride w:ilvl="5">
+      <w:startOverride w:val="1"/>
+    </w:lvlOverride>
+    <w:lvlOverride w:ilvl="6">
+      <w:startOverride w:val="1"/>
+    </w:lvlOverride>
+    <w:lvlOverride w:ilvl="7">
+      <w:startOverride w:val="1"/>
+    </w:lvlOverride>
+    <w:lvlOverride w:ilvl="8">
+      <w:startOverride w:val="1"/>
+    </w:lvlOverride>
+  </w:num>
+  <w:num w:numId="1002">
+    <w:abstractNumId w:val="991"/>
+  </w:num>
+  <w:num w:numId="1003">
+    <w:abstractNumId w:val="991"/>
+  </w:num>
+  <w:num w:numId="1004">
+    <w:abstractNumId w:val="991"/>
+  </w:num>
+  <w:num w:numId="1005">
+    <w:abstractNumId w:val="991"/>
+  </w:num>
+  <w:num w:numId="1006">
+    <w:abstractNumId w:val="99411"/>
+    <w:lvlOverride w:ilvl="0">
+      <w:startOverride w:val="1"/>
+    </w:lvlOverride>
+    <w:lvlOverride w:ilvl="1">
+      <w:startOverride w:val="1"/>
+    </w:lvlOverride>
+    <w:lvlOverride w:ilvl="2">
+      <w:startOverride w:val="1"/>
+    </w:lvlOverride>
+    <w:lvlOverride w:ilvl="3">
+      <w:startOverride w:val="1"/>
+    </w:lvlOverride>
+    <w:lvlOverride w:ilvl="4">
+      <w:startOverride w:val="1"/>
+    </w:lvlOverride>
+    <w:lvlOverride w:ilvl="5">
+      <w:startOverride w:val="1"/>
+    </w:lvlOverride>
+    <w:lvlOverride w:ilvl="6">
+      <w:startOverride w:val="1"/>
+    </w:lvlOverride>
+    <w:lvlOverride w:ilvl="7">
+      <w:startOverride w:val="1"/>
+    </w:lvlOverride>
+    <w:lvlOverride w:ilvl="8">
+      <w:startOverride w:val="1"/>
+    </w:lvlOverride>
+  </w:num>
+  <w:num w:numId="1007">
+    <w:abstractNumId w:val="99411"/>
+    <w:lvlOverride w:ilvl="0">
+      <w:startOverride w:val="1"/>
+    </w:lvlOverride>
+    <w:lvlOverride w:ilvl="1">
+      <w:startOverride w:val="1"/>
+    </w:lvlOverride>
+    <w:lvlOverride w:ilvl="2">
+      <w:startOverride w:val="1"/>
+    </w:lvlOverride>
+    <w:lvlOverride w:ilvl="3">
+      <w:startOverride w:val="1"/>
+    </w:lvlOverride>
+    <w:lvlOverride w:ilvl="4">
+      <w:startOverride w:val="1"/>
+    </w:lvlOverride>
+    <w:lvlOverride w:ilvl="5">
+      <w:startOverride w:val="1"/>
+    </w:lvlOverride>
+    <w:lvlOverride w:ilvl="6">
+      <w:startOverride w:val="1"/>
+    </w:lvlOverride>
+    <w:lvlOverride w:ilvl="7">
+      <w:startOverride w:val="1"/>
+    </w:lvlOverride>
+    <w:lvlOverride w:ilvl="8">
+      <w:startOverride w:val="1"/>
+    </w:lvlOverride>
+  </w:num>
+  <w:num w:numId="1008">
+    <w:abstractNumId w:val="99411"/>
+    <w:lvlOverride w:ilvl="0">
+      <w:startOverride w:val="1"/>
+    </w:lvlOverride>
+    <w:lvlOverride w:ilvl="1">
+      <w:startOverride w:val="1"/>
+    </w:lvlOverride>
+    <w:lvlOverride w:ilvl="2">
+      <w:startOverride w:val="1"/>
+    </w:lvlOverride>
+    <w:lvlOverride w:ilvl="3">
+      <w:startOverride w:val="1"/>
+    </w:lvlOverride>
+    <w:lvlOverride w:ilvl="4">
+      <w:startOverride w:val="1"/>
+    </w:lvlOverride>
+    <w:lvlOverride w:ilvl="5">
+      <w:startOverride w:val="1"/>
+    </w:lvlOverride>
+    <w:lvlOverride w:ilvl="6">
+      <w:startOverride w:val="1"/>
+    </w:lvlOverride>
+    <w:lvlOverride w:ilvl="7">
+      <w:startOverride w:val="1"/>
+    </w:lvlOverride>
+    <w:lvlOverride w:ilvl="8">
+      <w:startOverride w:val="1"/>
+    </w:lvlOverride>
+  </w:num>
+  <w:num w:numId="1009">
+    <w:abstractNumId w:val="99411"/>
+    <w:lvlOverride w:ilvl="0">
+      <w:startOverride w:val="1"/>
+    </w:lvlOverride>
+    <w:lvlOverride w:ilvl="1">
+      <w:startOverride w:val="1"/>
+    </w:lvlOverride>
+    <w:lvlOverride w:ilvl="2">
+      <w:startOverride w:val="1"/>
+    </w:lvlOverride>
+    <w:lvlOverride w:ilvl="3">
+      <w:startOverride w:val="1"/>
+    </w:lvlOverride>
+    <w:lvlOverride w:ilvl="4">
+      <w:startOverride w:val="1"/>
+    </w:lvlOverride>
+    <w:lvlOverride w:ilvl="5">
+      <w:startOverride w:val="1"/>
+    </w:lvlOverride>
+    <w:lvlOverride w:ilvl="6">
+      <w:startOverride w:val="1"/>
+    </w:lvlOverride>
+    <w:lvlOverride w:ilvl="7">
+      <w:startOverride w:val="1"/>
+    </w:lvlOverride>
+    <w:lvlOverride w:ilvl="8">
+      <w:startOverride w:val="1"/>
+    </w:lvlOverride>
+  </w:num>
+  <w:num w:numId="1010">
+    <w:abstractNumId w:val="99411"/>
+    <w:lvlOverride w:ilvl="0">
+      <w:startOverride w:val="1"/>
+    </w:lvlOverride>
+    <w:lvlOverride w:ilvl="1">
+      <w:startOverride w:val="1"/>
+    </w:lvlOverride>
+    <w:lvlOverride w:ilvl="2">
+      <w:startOverride w:val="1"/>
+    </w:lvlOverride>
+    <w:lvlOverride w:ilvl="3">
+      <w:startOverride w:val="1"/>
+    </w:lvlOverride>
+    <w:lvlOverride w:ilvl="4">
+      <w:startOverride w:val="1"/>
+    </w:lvlOverride>
+    <w:lvlOverride w:ilvl="5">
+      <w:startOverride w:val="1"/>
+    </w:lvlOverride>
+    <w:lvlOverride w:ilvl="6">
+      <w:startOverride w:val="1"/>
+    </w:lvlOverride>
+    <w:lvlOverride w:ilvl="7">
+      <w:startOverride w:val="1"/>
+    </w:lvlOverride>
+    <w:lvlOverride w:ilvl="8">
+      <w:startOverride w:val="1"/>
+    </w:lvlOverride>
+  </w:num>
+  <w:num w:numId="1011">
+    <w:abstractNumId w:val="99411"/>
+    <w:lvlOverride w:ilvl="0">
+      <w:startOverride w:val="1"/>
+    </w:lvlOverride>
+    <w:lvlOverride w:ilvl="1">
+      <w:startOverride w:val="1"/>
+    </w:lvlOverride>
+    <w:lvlOverride w:ilvl="2">
+      <w:startOverride w:val="1"/>
+    </w:lvlOverride>
+    <w:lvlOverride w:ilvl="3">
+      <w:startOverride w:val="1"/>
+    </w:lvlOverride>
+    <w:lvlOverride w:ilvl="4">
+      <w:startOverride w:val="1"/>
+    </w:lvlOverride>
+    <w:lvlOverride w:ilvl="5">
+      <w:startOverride w:val="1"/>
+    </w:lvlOverride>
+    <w:lvlOverride w:ilvl="6">
+      <w:startOverride w:val="1"/>
+    </w:lvlOverride>
+    <w:lvlOverride w:ilvl="7">
+      <w:startOverride w:val="1"/>
+    </w:lvlOverride>
+    <w:lvlOverride w:ilvl="8">
+      <w:startOverride w:val="1"/>
+    </w:lvlOverride>
+  </w:num>
+  <w:num w:numId="1012">
+    <w:abstractNumId w:val="99411"/>
+    <w:lvlOverride w:ilvl="0">
+      <w:startOverride w:val="1"/>
+    </w:lvlOverride>
+    <w:lvlOverride w:ilvl="1">
+      <w:startOverride w:val="1"/>
+    </w:lvlOverride>
+    <w:lvlOverride w:ilvl="2">
+      <w:startOverride w:val="1"/>
+    </w:lvlOverride>
+    <w:lvlOverride w:ilvl="3">
+      <w:startOverride w:val="1"/>
+    </w:lvlOverride>
+    <w:lvlOverride w:ilvl="4">
+      <w:startOverride w:val="1"/>
+    </w:lvlOverride>
+    <w:lvlOverride w:ilvl="5">
+      <w:startOverride w:val="1"/>
+    </w:lvlOverride>
+    <w:lvlOverride w:ilvl="6">
+      <w:startOverride w:val="1"/>
+    </w:lvlOverride>
+    <w:lvlOverride w:ilvl="7">
+      <w:startOverride w:val="1"/>
+    </w:lvlOverride>
+    <w:lvlOverride w:ilvl="8">
+      <w:startOverride w:val="1"/>
+    </w:lvlOverride>
+  </w:num>
+  <w:num w:numId="1013">
+    <w:abstractNumId w:val="99411"/>
+    <w:lvlOverride w:ilvl="0">
+      <w:startOverride w:val="1"/>
+    </w:lvlOverride>
+    <w:lvlOverride w:ilvl="1">
+      <w:startOverride w:val="1"/>
+    </w:lvlOverride>
+    <w:lvlOverride w:ilvl="2">
+      <w:startOverride w:val="1"/>
+    </w:lvlOverride>
+    <w:lvlOverride w:ilvl="3">
+      <w:startOverride w:val="1"/>
+    </w:lvlOverride>
+    <w:lvlOverride w:ilvl="4">
+      <w:startOverride w:val="1"/>
+    </w:lvlOverride>
+    <w:lvlOverride w:ilvl="5">
+      <w:startOverride w:val="1"/>
+    </w:lvlOverride>
+    <w:lvlOverride w:ilvl="6">
+      <w:startOverride w:val="1"/>
+    </w:lvlOverride>
+    <w:lvlOverride w:ilvl="7">
+      <w:startOverride w:val="1"/>
+    </w:lvlOverride>
+    <w:lvlOverride w:ilvl="8">
+      <w:startOverride w:val="1"/>
+    </w:lvlOverride>
+  </w:num>
+  <w:num w:numId="1014">
+    <w:abstractNumId w:val="99411"/>
+    <w:lvlOverride w:ilvl="0">
+      <w:startOverride w:val="1"/>
+    </w:lvlOverride>
+    <w:lvlOverride w:ilvl="1">
+      <w:startOverride w:val="1"/>
+    </w:lvlOverride>
+    <w:lvlOverride w:ilvl="2">
+      <w:startOverride w:val="1"/>
+    </w:lvlOverride>
+    <w:lvlOverride w:ilvl="3">
+      <w:startOverride w:val="1"/>
+    </w:lvlOverride>
+    <w:lvlOverride w:ilvl="4">
+      <w:startOverride w:val="1"/>
+    </w:lvlOverride>
+    <w:lvlOverride w:ilvl="5">
+      <w:startOverride w:val="1"/>
+    </w:lvlOverride>
+    <w:lvlOverride w:ilvl="6">
+      <w:startOverride w:val="1"/>
+    </w:lvlOverride>
+    <w:lvlOverride w:ilvl="7">
+      <w:startOverride w:val="1"/>
+    </w:lvlOverride>
+    <w:lvlOverride w:ilvl="8">
+      <w:startOverride w:val="1"/>
+    </w:lvlOverride>
+  </w:num>
+  <w:num w:numId="1015">
+    <w:abstractNumId w:val="99411"/>
+    <w:lvlOverride w:ilvl="0">
+      <w:startOverride w:val="1"/>
+    </w:lvlOverride>
+    <w:lvlOverride w:ilvl="1">
+      <w:startOverride w:val="1"/>
+    </w:lvlOverride>
+    <w:lvlOverride w:ilvl="2">
+      <w:startOverride w:val="1"/>
+    </w:lvlOverride>
+    <w:lvlOverride w:ilvl="3">
+      <w:startOverride w:val="1"/>
+    </w:lvlOverride>
+    <w:lvlOverride w:ilvl="4">
+      <w:startOverride w:val="1"/>
+    </w:lvlOverride>
+    <w:lvlOverride w:ilvl="5">
+      <w:startOverride w:val="1"/>
+    </w:lvlOverride>
+    <w:lvlOverride w:ilvl="6">
+      <w:startOverride w:val="1"/>
+    </w:lvlOverride>
+    <w:lvlOverride w:ilvl="7">
+      <w:startOverride w:val="1"/>
+    </w:lvlOverride>
+    <w:lvlOverride w:ilvl="8">
+      <w:startOverride w:val="1"/>
+    </w:lvlOverride>
+  </w:num>
+  <w:num w:numId="1016">
+    <w:abstractNumId w:val="99411"/>
+    <w:lvlOverride w:ilvl="0">
+      <w:startOverride w:val="1"/>
+    </w:lvlOverride>
+    <w:lvlOverride w:ilvl="1">
+      <w:startOverride w:val="1"/>
+    </w:lvlOverride>
+    <w:lvlOverride w:ilvl="2">
+      <w:startOverride w:val="1"/>
+    </w:lvlOverride>
+    <w:lvlOverride w:ilvl="3">
+      <w:startOverride w:val="1"/>
+    </w:lvlOverride>
+    <w:lvlOverride w:ilvl="4">
+      <w:startOverride w:val="1"/>
+    </w:lvlOverride>
+    <w:lvlOverride w:ilvl="5">
+      <w:startOverride w:val="1"/>
+    </w:lvlOverride>
+    <w:lvlOverride w:ilvl="6">
+      <w:startOverride w:val="1"/>
+    </w:lvlOverride>
+    <w:lvlOverride w:ilvl="7">
+      <w:startOverride w:val="1"/>
+    </w:lvlOverride>
+    <w:lvlOverride w:ilvl="8">
+      <w:startOverride w:val="1"/>
+    </w:lvlOverride>
   </w:num>
 </w:numbering>
 </file>
@@ -6499,10 +7635,10 @@
   <w:docDefaults>
     <w:rPrDefault>
       <w:rPr>
-        <w:rFonts w:asciiTheme="minorHAnsi" w:cstheme="minorBidi" w:eastAsiaTheme="minorEastAsia" w:hAnsiTheme="minorHAnsi"/>
+        <w:rFonts w:asciiTheme="minorHAnsi" w:cstheme="minorBidi" w:eastAsiaTheme="minorHAnsi" w:hAnsiTheme="minorHAnsi"/>
         <w:sz w:val="24"/>
         <w:szCs w:val="24"/>
-        <w:lang w:bidi="ar-SA" w:eastAsia="zh-CN" w:val="en-US"/>
+        <w:lang w:bidi="ar-SA" w:eastAsia="en-US" w:val="en-US"/>
       </w:rPr>
     </w:rPrDefault>
     <w:pPrDefault>
@@ -6543,94 +7679,57 @@
     <w:name w:val="Title"/>
     <w:basedOn w:val="Normal"/>
     <w:next w:val="BodyText"/>
-    <w:link w:val="TitleChar"/>
-    <w:uiPriority w:val="10"/>
     <w:qFormat/>
-    <w:rsid w:val="00A10FD9"/>
     <w:pPr>
-      <w:spacing w:after="80" w:line="240" w:lineRule="auto"/>
-      <w:contextualSpacing/>
+      <w:keepNext/>
+      <w:keepLines/>
+      <w:spacing w:after="240" w:before="480"/>
       <w:jc w:val="center"/>
     </w:pPr>
     <w:rPr>
       <w:rFonts w:asciiTheme="majorHAnsi" w:cstheme="majorBidi" w:eastAsiaTheme="majorEastAsia" w:hAnsiTheme="majorHAnsi"/>
-      <w:sz w:val="56"/>
-      <w:szCs w:val="56"/>
-    </w:rPr>
-  </w:style>
-  <w:style w:customStyle="1" w:styleId="TitleChar" w:type="character">
-    <w:name w:val="Title Char"/>
-    <w:basedOn w:val="DefaultParagraphFont"/>
-    <w:link w:val="Title"/>
-    <w:uiPriority w:val="10"/>
-    <w:rsid w:val="00A10FD9"/>
-    <w:rPr>
-      <w:rFonts w:asciiTheme="majorHAnsi" w:cstheme="majorBidi" w:eastAsiaTheme="majorEastAsia" w:hAnsiTheme="majorHAnsi"/>
-      <w:sz w:val="56"/>
-      <w:szCs w:val="56"/>
+      <w:b/>
+      <w:bCs/>
+      <w:color w:themeColor="accent1" w:themeShade="B5" w:val="345A8A"/>
+      <w:sz w:val="36"/>
+      <w:szCs w:val="36"/>
     </w:rPr>
   </w:style>
   <w:style w:styleId="Subtitle" w:type="paragraph">
     <w:name w:val="Subtitle"/>
     <w:basedOn w:val="Title"/>
     <w:next w:val="BodyText"/>
-    <w:link w:val="SubtitleChar"/>
-    <w:uiPriority w:val="11"/>
     <w:qFormat/>
-    <w:rsid w:val="00A10FD9"/>
     <w:pPr>
-      <w:numPr>
-        <w:ilvl w:val="1"/>
-      </w:numPr>
+      <w:keepNext/>
+      <w:keepLines/>
+      <w:spacing w:after="240" w:before="240"/>
+      <w:jc w:val="center"/>
     </w:pPr>
     <w:rPr>
-      <w:rFonts w:cstheme="majorBidi" w:eastAsiaTheme="majorEastAsia"/>
-      <w:spacing w:val="15"/>
-      <w:sz w:val="28"/>
-      <w:szCs w:val="28"/>
-    </w:rPr>
-  </w:style>
-  <w:style w:customStyle="1" w:styleId="SubtitleChar" w:type="character">
-    <w:name w:val="Subtitle Char"/>
-    <w:basedOn w:val="DefaultParagraphFont"/>
-    <w:link w:val="Subtitle"/>
-    <w:uiPriority w:val="11"/>
-    <w:rsid w:val="00A10FD9"/>
-    <w:rPr>
-      <w:rFonts w:cstheme="majorBidi" w:eastAsiaTheme="majorEastAsia"/>
-      <w:color w:themeColor="text1" w:themeTint="A6" w:val="595959"/>
-      <w:spacing w:val="15"/>
-      <w:sz w:val="28"/>
-      <w:szCs w:val="28"/>
+      <w:sz w:val="30"/>
+      <w:szCs w:val="30"/>
     </w:rPr>
   </w:style>
   <w:style w:customStyle="1" w:styleId="Author" w:type="paragraph">
     <w:name w:val="Author"/>
-    <w:basedOn w:val="Title"/>
     <w:next w:val="BodyText"/>
     <w:qFormat/>
     <w:pPr>
       <w:keepNext/>
       <w:keepLines/>
+      <w:jc w:val="center"/>
     </w:pPr>
-    <w:rPr>
-      <w:sz w:val="24"/>
-      <w:szCs w:val="24"/>
-    </w:rPr>
   </w:style>
   <w:style w:styleId="Date" w:type="paragraph">
     <w:name w:val="Date"/>
-    <w:basedOn w:val="Title"/>
     <w:next w:val="BodyText"/>
     <w:qFormat/>
     <w:pPr>
       <w:keepNext/>
       <w:keepLines/>
+      <w:jc w:val="center"/>
     </w:pPr>
-    <w:rPr>
-      <w:sz w:val="24"/>
-      <w:szCs w:val="24"/>
-    </w:rPr>
   </w:style>
   <w:style w:customStyle="1" w:styleId="AbstractTitle" w:type="paragraph">
     <w:name w:val="Abstract Title"/>
@@ -6645,6 +7744,7 @@
     </w:pPr>
     <w:rPr>
       <w:b/>
+      <w:color w:val="345A8A"/>
       <w:sz w:val="20"/>
       <w:szCs w:val="20"/>
     </w:rPr>
@@ -6673,321 +7773,191 @@
     <w:rPr/>
   </w:style>
   <w:style w:styleId="Heading1" w:type="paragraph">
-    <w:name w:val="heading 1"/>
+    <w:name w:val="Heading 1"/>
     <w:basedOn w:val="Normal"/>
     <w:next w:val="BodyText"/>
-    <w:link w:val="Heading1Char"/>
     <w:uiPriority w:val="9"/>
     <w:qFormat/>
-    <w:rsid w:val="00A10FD9"/>
     <w:pPr>
       <w:keepNext/>
       <w:keepLines/>
-      <w:spacing w:after="80" w:before="360"/>
+      <w:spacing w:after="0" w:before="480"/>
       <w:outlineLvl w:val="0"/>
     </w:pPr>
     <w:rPr>
       <w:rFonts w:asciiTheme="majorHAnsi" w:cstheme="majorBidi" w:eastAsiaTheme="majorEastAsia" w:hAnsiTheme="majorHAnsi"/>
-      <w:color w:themeColor="accent1" w:themeShade="BF" w:val="0F4761"/>
-      <w:sz w:val="40"/>
-      <w:szCs w:val="40"/>
+      <w:b/>
+      <w:bCs/>
+      <w:color w:themeColor="accent1" w:val="4F81BD"/>
+      <w:sz w:val="32"/>
+      <w:szCs w:val="32"/>
     </w:rPr>
   </w:style>
   <w:style w:styleId="Heading2" w:type="paragraph">
-    <w:name w:val="heading 2"/>
+    <w:name w:val="Heading 2"/>
     <w:basedOn w:val="Normal"/>
     <w:next w:val="BodyText"/>
-    <w:link w:val="Heading2Char"/>
     <w:uiPriority w:val="9"/>
-    <w:semiHidden/>
     <w:unhideWhenUsed/>
     <w:qFormat/>
-    <w:rsid w:val="00A10FD9"/>
     <w:pPr>
       <w:keepNext/>
       <w:keepLines/>
-      <w:spacing w:after="80" w:before="160"/>
+      <w:spacing w:after="0" w:before="200"/>
       <w:outlineLvl w:val="1"/>
     </w:pPr>
     <w:rPr>
       <w:rFonts w:asciiTheme="majorHAnsi" w:cstheme="majorBidi" w:eastAsiaTheme="majorEastAsia" w:hAnsiTheme="majorHAnsi"/>
-      <w:color w:themeColor="accent1" w:themeShade="BF" w:val="0F4761"/>
-      <w:sz w:val="32"/>
-      <w:szCs w:val="32"/>
-    </w:rPr>
-  </w:style>
-  <w:style w:styleId="Heading3" w:type="paragraph">
-    <w:name w:val="heading 3"/>
-    <w:basedOn w:val="Normal"/>
-    <w:next w:val="BodyText"/>
-    <w:link w:val="Heading3Char"/>
-    <w:uiPriority w:val="9"/>
-    <w:semiHidden/>
-    <w:unhideWhenUsed/>
-    <w:qFormat/>
-    <w:rsid w:val="00A10FD9"/>
-    <w:pPr>
-      <w:keepNext/>
-      <w:keepLines/>
-      <w:spacing w:after="80" w:before="160"/>
-      <w:outlineLvl w:val="2"/>
-    </w:pPr>
-    <w:rPr>
-      <w:rFonts w:cstheme="majorBidi" w:eastAsiaTheme="majorEastAsia"/>
-      <w:color w:themeColor="accent1" w:themeShade="BF" w:val="0F4761"/>
+      <w:b/>
+      <w:bCs/>
+      <w:color w:themeColor="accent1" w:val="4F81BD"/>
       <w:sz w:val="28"/>
       <w:szCs w:val="28"/>
     </w:rPr>
   </w:style>
-  <w:style w:styleId="Heading4" w:type="paragraph">
-    <w:name w:val="heading 4"/>
+  <w:style w:styleId="Heading3" w:type="paragraph">
+    <w:name w:val="Heading 3"/>
     <w:basedOn w:val="Normal"/>
     <w:next w:val="BodyText"/>
-    <w:link w:val="Heading4Char"/>
     <w:uiPriority w:val="9"/>
-    <w:semiHidden/>
     <w:unhideWhenUsed/>
     <w:qFormat/>
-    <w:rsid w:val="00A10FD9"/>
     <w:pPr>
       <w:keepNext/>
       <w:keepLines/>
-      <w:spacing w:after="40" w:before="80"/>
+      <w:spacing w:after="0" w:before="200"/>
+      <w:outlineLvl w:val="2"/>
+    </w:pPr>
+    <w:rPr>
+      <w:rFonts w:asciiTheme="majorHAnsi" w:cstheme="majorBidi" w:eastAsiaTheme="majorEastAsia" w:hAnsiTheme="majorHAnsi"/>
+      <w:b/>
+      <w:bCs/>
+      <w:color w:themeColor="accent1" w:val="4F81BD"/>
+      <w:sz w:val="24"/>
+      <w:szCs w:val="24"/>
+    </w:rPr>
+  </w:style>
+  <w:style w:styleId="Heading4" w:type="paragraph">
+    <w:name w:val="Heading 4"/>
+    <w:basedOn w:val="Normal"/>
+    <w:next w:val="BodyText"/>
+    <w:uiPriority w:val="9"/>
+    <w:unhideWhenUsed/>
+    <w:qFormat/>
+    <w:pPr>
+      <w:keepNext/>
+      <w:keepLines/>
+      <w:spacing w:after="0" w:before="200"/>
       <w:outlineLvl w:val="3"/>
     </w:pPr>
     <w:rPr>
-      <w:rFonts w:cstheme="majorBidi" w:eastAsiaTheme="majorEastAsia"/>
+      <w:rFonts w:asciiTheme="majorHAnsi" w:cstheme="majorBidi" w:eastAsiaTheme="majorEastAsia" w:hAnsiTheme="majorHAnsi"/>
+      <w:bCs/>
       <w:i/>
-      <w:iCs/>
-      <w:color w:themeColor="accent1" w:themeShade="BF" w:val="0F4761"/>
+      <w:color w:themeColor="accent1" w:val="4F81BD"/>
+      <w:sz w:val="24"/>
+      <w:szCs w:val="24"/>
     </w:rPr>
   </w:style>
   <w:style w:styleId="Heading5" w:type="paragraph">
-    <w:name w:val="heading 5"/>
+    <w:name w:val="Heading 5"/>
     <w:basedOn w:val="Normal"/>
     <w:next w:val="BodyText"/>
-    <w:link w:val="Heading5Char"/>
     <w:uiPriority w:val="9"/>
-    <w:semiHidden/>
     <w:unhideWhenUsed/>
     <w:qFormat/>
-    <w:rsid w:val="00A10FD9"/>
     <w:pPr>
       <w:keepNext/>
       <w:keepLines/>
-      <w:spacing w:after="40" w:before="80"/>
+      <w:spacing w:after="0" w:before="200"/>
       <w:outlineLvl w:val="4"/>
     </w:pPr>
     <w:rPr>
-      <w:rFonts w:cstheme="majorBidi" w:eastAsiaTheme="majorEastAsia"/>
-      <w:color w:themeColor="accent1" w:themeShade="BF" w:val="0F4761"/>
+      <w:rFonts w:asciiTheme="majorHAnsi" w:cstheme="majorBidi" w:eastAsiaTheme="majorEastAsia" w:hAnsiTheme="majorHAnsi"/>
+      <w:iCs/>
+      <w:color w:themeColor="accent1" w:val="4F81BD"/>
+      <w:sz w:val="24"/>
+      <w:szCs w:val="24"/>
     </w:rPr>
   </w:style>
   <w:style w:styleId="Heading6" w:type="paragraph">
-    <w:name w:val="heading 6"/>
+    <w:name w:val="Heading 6"/>
     <w:basedOn w:val="Normal"/>
     <w:next w:val="BodyText"/>
-    <w:link w:val="Heading6Char"/>
     <w:uiPriority w:val="9"/>
-    <w:semiHidden/>
     <w:unhideWhenUsed/>
     <w:qFormat/>
-    <w:rsid w:val="00A10FD9"/>
     <w:pPr>
       <w:keepNext/>
       <w:keepLines/>
-      <w:spacing w:after="0" w:before="40"/>
+      <w:spacing w:after="0" w:before="200"/>
       <w:outlineLvl w:val="5"/>
     </w:pPr>
     <w:rPr>
-      <w:rFonts w:cstheme="majorBidi" w:eastAsiaTheme="majorEastAsia"/>
-      <w:i/>
-      <w:iCs/>
-      <w:color w:themeColor="text1" w:themeTint="A6" w:val="595959"/>
+      <w:rFonts w:asciiTheme="majorHAnsi" w:cstheme="majorBidi" w:eastAsiaTheme="majorEastAsia" w:hAnsiTheme="majorHAnsi"/>
+      <w:color w:themeColor="accent1" w:val="4F81BD"/>
+      <w:sz w:val="24"/>
+      <w:szCs w:val="24"/>
     </w:rPr>
   </w:style>
   <w:style w:styleId="Heading7" w:type="paragraph">
-    <w:name w:val="heading 7"/>
+    <w:name w:val="Heading 7"/>
     <w:basedOn w:val="Normal"/>
     <w:next w:val="BodyText"/>
-    <w:link w:val="Heading7Char"/>
     <w:uiPriority w:val="9"/>
-    <w:semiHidden/>
     <w:unhideWhenUsed/>
     <w:qFormat/>
-    <w:rsid w:val="00A10FD9"/>
     <w:pPr>
       <w:keepNext/>
       <w:keepLines/>
-      <w:spacing w:after="0" w:before="40"/>
+      <w:spacing w:after="0" w:before="200"/>
       <w:outlineLvl w:val="6"/>
     </w:pPr>
     <w:rPr>
-      <w:rFonts w:cstheme="majorBidi" w:eastAsiaTheme="majorEastAsia"/>
-      <w:color w:themeColor="text1" w:themeTint="A6" w:val="595959"/>
+      <w:rFonts w:asciiTheme="majorHAnsi" w:cstheme="majorBidi" w:eastAsiaTheme="majorEastAsia" w:hAnsiTheme="majorHAnsi"/>
+      <w:color w:themeColor="accent1" w:val="4F81BD"/>
+      <w:sz w:val="24"/>
+      <w:szCs w:val="24"/>
     </w:rPr>
   </w:style>
   <w:style w:styleId="Heading8" w:type="paragraph">
-    <w:name w:val="heading 8"/>
+    <w:name w:val="Heading 8"/>
     <w:basedOn w:val="Normal"/>
     <w:next w:val="BodyText"/>
-    <w:link w:val="Heading8Char"/>
     <w:uiPriority w:val="9"/>
-    <w:semiHidden/>
     <w:unhideWhenUsed/>
     <w:qFormat/>
-    <w:rsid w:val="00A10FD9"/>
     <w:pPr>
       <w:keepNext/>
       <w:keepLines/>
-      <w:spacing w:after="0"/>
+      <w:spacing w:after="0" w:before="200"/>
       <w:outlineLvl w:val="7"/>
     </w:pPr>
     <w:rPr>
-      <w:rFonts w:cstheme="majorBidi" w:eastAsiaTheme="majorEastAsia"/>
-      <w:i/>
-      <w:iCs/>
-      <w:color w:themeColor="text1" w:themeTint="D8" w:val="272727"/>
+      <w:rFonts w:asciiTheme="majorHAnsi" w:cstheme="majorBidi" w:eastAsiaTheme="majorEastAsia" w:hAnsiTheme="majorHAnsi"/>
+      <w:color w:themeColor="accent1" w:val="4F81BD"/>
+      <w:sz w:val="24"/>
+      <w:szCs w:val="24"/>
     </w:rPr>
   </w:style>
   <w:style w:styleId="Heading9" w:type="paragraph">
-    <w:name w:val="heading 9"/>
+    <w:name w:val="Heading 9"/>
     <w:basedOn w:val="Normal"/>
     <w:next w:val="BodyText"/>
-    <w:link w:val="Heading9Char"/>
     <w:uiPriority w:val="9"/>
-    <w:semiHidden/>
     <w:unhideWhenUsed/>
     <w:qFormat/>
-    <w:rsid w:val="00A10FD9"/>
     <w:pPr>
       <w:keepNext/>
       <w:keepLines/>
-      <w:spacing w:after="0"/>
+      <w:spacing w:after="0" w:before="200"/>
       <w:outlineLvl w:val="8"/>
     </w:pPr>
     <w:rPr>
-      <w:rFonts w:cstheme="majorBidi" w:eastAsiaTheme="majorEastAsia"/>
-      <w:color w:themeColor="text1" w:themeTint="D8" w:val="272727"/>
-    </w:rPr>
-  </w:style>
-  <w:style w:customStyle="1" w:styleId="Heading1Char" w:type="character">
-    <w:name w:val="Heading 1 Char"/>
-    <w:basedOn w:val="DefaultParagraphFont"/>
-    <w:link w:val="Heading1"/>
-    <w:uiPriority w:val="9"/>
-    <w:rsid w:val="00A10FD9"/>
-    <w:rPr>
       <w:rFonts w:asciiTheme="majorHAnsi" w:cstheme="majorBidi" w:eastAsiaTheme="majorEastAsia" w:hAnsiTheme="majorHAnsi"/>
-      <w:color w:themeColor="accent1" w:themeShade="BF" w:val="0F4761"/>
-      <w:sz w:val="40"/>
-      <w:szCs w:val="40"/>
-    </w:rPr>
-  </w:style>
-  <w:style w:customStyle="1" w:styleId="Heading2Char" w:type="character">
-    <w:name w:val="Heading 2 Char"/>
-    <w:basedOn w:val="DefaultParagraphFont"/>
-    <w:link w:val="Heading2"/>
-    <w:uiPriority w:val="9"/>
-    <w:semiHidden/>
-    <w:rsid w:val="00A10FD9"/>
-    <w:rPr>
-      <w:rFonts w:asciiTheme="majorHAnsi" w:cstheme="majorBidi" w:eastAsiaTheme="majorEastAsia" w:hAnsiTheme="majorHAnsi"/>
-      <w:color w:themeColor="accent1" w:themeShade="BF" w:val="0F4761"/>
-      <w:sz w:val="32"/>
-      <w:szCs w:val="32"/>
-    </w:rPr>
-  </w:style>
-  <w:style w:customStyle="1" w:styleId="Heading3Char" w:type="character">
-    <w:name w:val="Heading 3 Char"/>
-    <w:basedOn w:val="DefaultParagraphFont"/>
-    <w:link w:val="Heading3"/>
-    <w:uiPriority w:val="9"/>
-    <w:semiHidden/>
-    <w:rsid w:val="00A10FD9"/>
-    <w:rPr>
-      <w:rFonts w:cstheme="majorBidi" w:eastAsiaTheme="majorEastAsia"/>
-      <w:color w:themeColor="accent1" w:themeShade="BF" w:val="0F4761"/>
-      <w:sz w:val="28"/>
-      <w:szCs w:val="28"/>
-    </w:rPr>
-  </w:style>
-  <w:style w:customStyle="1" w:styleId="Heading4Char" w:type="character">
-    <w:name w:val="Heading 4 Char"/>
-    <w:basedOn w:val="DefaultParagraphFont"/>
-    <w:link w:val="Heading4"/>
-    <w:uiPriority w:val="9"/>
-    <w:semiHidden/>
-    <w:rsid w:val="00A10FD9"/>
-    <w:rPr>
-      <w:rFonts w:cstheme="majorBidi" w:eastAsiaTheme="majorEastAsia"/>
-      <w:i/>
-      <w:iCs/>
-      <w:color w:themeColor="accent1" w:themeShade="BF" w:val="0F4761"/>
-    </w:rPr>
-  </w:style>
-  <w:style w:customStyle="1" w:styleId="Heading5Char" w:type="character">
-    <w:name w:val="Heading 5 Char"/>
-    <w:basedOn w:val="DefaultParagraphFont"/>
-    <w:link w:val="Heading5"/>
-    <w:uiPriority w:val="9"/>
-    <w:semiHidden/>
-    <w:rsid w:val="00A10FD9"/>
-    <w:rPr>
-      <w:rFonts w:cstheme="majorBidi" w:eastAsiaTheme="majorEastAsia"/>
-      <w:color w:themeColor="accent1" w:themeShade="BF" w:val="0F4761"/>
-    </w:rPr>
-  </w:style>
-  <w:style w:customStyle="1" w:styleId="Heading6Char" w:type="character">
-    <w:name w:val="Heading 6 Char"/>
-    <w:basedOn w:val="DefaultParagraphFont"/>
-    <w:link w:val="Heading6"/>
-    <w:uiPriority w:val="9"/>
-    <w:semiHidden/>
-    <w:rsid w:val="00A10FD9"/>
-    <w:rPr>
-      <w:rFonts w:cstheme="majorBidi" w:eastAsiaTheme="majorEastAsia"/>
-      <w:i/>
-      <w:iCs/>
-      <w:color w:themeColor="text1" w:themeTint="A6" w:val="595959"/>
-    </w:rPr>
-  </w:style>
-  <w:style w:customStyle="1" w:styleId="Heading7Char" w:type="character">
-    <w:name w:val="Heading 7 Char"/>
-    <w:basedOn w:val="DefaultParagraphFont"/>
-    <w:link w:val="Heading7"/>
-    <w:uiPriority w:val="9"/>
-    <w:semiHidden/>
-    <w:rsid w:val="00A10FD9"/>
-    <w:rPr>
-      <w:rFonts w:cstheme="majorBidi" w:eastAsiaTheme="majorEastAsia"/>
-      <w:color w:themeColor="text1" w:themeTint="A6" w:val="595959"/>
-    </w:rPr>
-  </w:style>
-  <w:style w:customStyle="1" w:styleId="Heading8Char" w:type="character">
-    <w:name w:val="Heading 8 Char"/>
-    <w:basedOn w:val="DefaultParagraphFont"/>
-    <w:link w:val="Heading8"/>
-    <w:uiPriority w:val="9"/>
-    <w:semiHidden/>
-    <w:rsid w:val="00A10FD9"/>
-    <w:rPr>
-      <w:rFonts w:cstheme="majorBidi" w:eastAsiaTheme="majorEastAsia"/>
-      <w:i/>
-      <w:iCs/>
-      <w:color w:themeColor="text1" w:themeTint="D8" w:val="272727"/>
-    </w:rPr>
-  </w:style>
-  <w:style w:customStyle="1" w:styleId="Heading9Char" w:type="character">
-    <w:name w:val="Heading 9 Char"/>
-    <w:basedOn w:val="DefaultParagraphFont"/>
-    <w:link w:val="Heading9"/>
-    <w:uiPriority w:val="9"/>
-    <w:semiHidden/>
-    <w:rsid w:val="00A10FD9"/>
-    <w:rPr>
-      <w:rFonts w:cstheme="majorBidi" w:eastAsiaTheme="majorEastAsia"/>
-      <w:color w:themeColor="text1" w:themeTint="D8" w:val="272727"/>
+      <w:color w:themeColor="accent1" w:val="4F81BD"/>
+      <w:sz w:val="24"/>
+      <w:szCs w:val="24"/>
     </w:rPr>
   </w:style>
   <w:style w:styleId="BlockText" w:type="paragraph">
@@ -7012,8 +7982,8 @@
   </w:style>
   <w:style w:styleId="FootnoteBlockText" w:type="paragraph">
     <w:name w:val="Footnote Block Text"/>
-    <w:basedOn w:val="FootnoteText"/>
-    <w:next w:val="FootnoteText"/>
+    <w:basedOn w:val="Footnote Text"/>
+    <w:next w:val="Footnote Text"/>
     <w:uiPriority w:val="9"/>
     <w:unhideWhenUsed/>
     <w:qFormat/>
@@ -7043,6 +8013,13 @@
       </w:tblCellMar>
     </w:tblPr>
     <w:tblStylePr w:type="firstRow">
+      <w:tblPr>
+        <w:jc w:val="left"/>
+        <w:tblInd w:type="dxa" w:w="0"/>
+      </w:tblPr>
+      <w:trPr>
+        <w:jc w:val="left"/>
+      </w:trPr>
       <w:tcPr>
         <w:tcBorders>
           <w:bottom w:val="single"/>
@@ -7398,44 +8375,44 @@
         <a:sysClr val="window" lastClr="FFFFFF"/>
       </a:lt1>
       <a:dk2>
-        <a:srgbClr val="0E2841"/>
+        <a:srgbClr val="1F497D"/>
       </a:dk2>
       <a:lt2>
-        <a:srgbClr val="E8E8E8"/>
+        <a:srgbClr val="EEECE1"/>
       </a:lt2>
       <a:accent1>
-        <a:srgbClr val="156082"/>
+        <a:srgbClr val="4F81BD"/>
       </a:accent1>
       <a:accent2>
-        <a:srgbClr val="E97132"/>
+        <a:srgbClr val="C0504D"/>
       </a:accent2>
       <a:accent3>
-        <a:srgbClr val="196B24"/>
+        <a:srgbClr val="9BBB59"/>
       </a:accent3>
       <a:accent4>
-        <a:srgbClr val="0F9ED5"/>
+        <a:srgbClr val="8064A2"/>
       </a:accent4>
       <a:accent5>
-        <a:srgbClr val="A02B93"/>
+        <a:srgbClr val="4BACC6"/>
       </a:accent5>
       <a:accent6>
-        <a:srgbClr val="4EA72E"/>
+        <a:srgbClr val="F79646"/>
       </a:accent6>
       <a:hlink>
-        <a:srgbClr val="467886"/>
+        <a:srgbClr val="0000FF"/>
       </a:hlink>
       <a:folHlink>
-        <a:srgbClr val="96607D"/>
+        <a:srgbClr val="800080"/>
       </a:folHlink>
     </a:clrScheme>
     <a:fontScheme name="Office">
       <a:majorFont>
-        <a:latin typeface="Aptos Display" panose="02110004020202020204"/>
+        <a:latin typeface="Calibri"/>
         <a:ea typeface=""/>
         <a:cs typeface=""/>
-        <a:font script="Jpan" typeface="游ゴシック Light"/>
+        <a:font script="Jpan" typeface="ＭＳ ゴシック"/>
         <a:font script="Hang" typeface="맑은 고딕"/>
-        <a:font script="Hans" typeface="等线 Light"/>
+        <a:font script="Hans" typeface="宋体"/>
         <a:font script="Hant" typeface="新細明體"/>
         <a:font script="Arab" typeface="Times New Roman"/>
         <a:font script="Hebr" typeface="Times New Roman"/>
@@ -7462,32 +8439,14 @@
         <a:font script="Mong" typeface="Mongolian Baiti"/>
         <a:font script="Viet" typeface="Times New Roman"/>
         <a:font script="Uigh" typeface="Microsoft Uighur"/>
-        <a:font script="Geor" typeface="Sylfaen"/>
-        <a:font script="Armn" typeface="Arial"/>
-        <a:font script="Bugi" typeface="Leelawadee UI"/>
-        <a:font script="Bopo" typeface="Microsoft JhengHei"/>
-        <a:font script="Java" typeface="Javanese Text"/>
-        <a:font script="Lisu" typeface="Segoe UI"/>
-        <a:font script="Mymr" typeface="Myanmar Text"/>
-        <a:font script="Nkoo" typeface="Ebrima"/>
-        <a:font script="Olck" typeface="Nirmala UI"/>
-        <a:font script="Osma" typeface="Ebrima"/>
-        <a:font script="Phag" typeface="Phagspa"/>
-        <a:font script="Syrn" typeface="Estrangelo Edessa"/>
-        <a:font script="Syrj" typeface="Estrangelo Edessa"/>
-        <a:font script="Syre" typeface="Estrangelo Edessa"/>
-        <a:font script="Sora" typeface="Nirmala UI"/>
-        <a:font script="Tale" typeface="Microsoft Tai Le"/>
-        <a:font script="Talu" typeface="Microsoft New Tai Lue"/>
-        <a:font script="Tfng" typeface="Ebrima"/>
       </a:majorFont>
       <a:minorFont>
-        <a:latin typeface="Aptos" panose="02110004020202020204"/>
+        <a:latin typeface="Cambria"/>
         <a:ea typeface=""/>
         <a:cs typeface=""/>
-        <a:font script="Jpan" typeface="游明朝"/>
+        <a:font script="Jpan" typeface="ＭＳ 明朝"/>
         <a:font script="Hang" typeface="맑은 고딕"/>
-        <a:font script="Hans" typeface="等线"/>
+        <a:font script="Hans" typeface="宋体"/>
         <a:font script="Hant" typeface="新細明體"/>
         <a:font script="Arab" typeface="Arial"/>
         <a:font script="Hebr" typeface="Arial"/>
@@ -7514,24 +8473,6 @@
         <a:font script="Mong" typeface="Mongolian Baiti"/>
         <a:font script="Viet" typeface="Arial"/>
         <a:font script="Uigh" typeface="Microsoft Uighur"/>
-        <a:font script="Geor" typeface="Sylfaen"/>
-        <a:font script="Armn" typeface="Arial"/>
-        <a:font script="Bugi" typeface="Leelawadee UI"/>
-        <a:font script="Bopo" typeface="Microsoft JhengHei"/>
-        <a:font script="Java" typeface="Javanese Text"/>
-        <a:font script="Lisu" typeface="Segoe UI"/>
-        <a:font script="Mymr" typeface="Myanmar Text"/>
-        <a:font script="Nkoo" typeface="Ebrima"/>
-        <a:font script="Olck" typeface="Nirmala UI"/>
-        <a:font script="Osma" typeface="Ebrima"/>
-        <a:font script="Phag" typeface="Phagspa"/>
-        <a:font script="Syrn" typeface="Estrangelo Edessa"/>
-        <a:font script="Syrj" typeface="Estrangelo Edessa"/>
-        <a:font script="Syre" typeface="Estrangelo Edessa"/>
-        <a:font script="Sora" typeface="Nirmala UI"/>
-        <a:font script="Tale" typeface="Microsoft Tai Le"/>
-        <a:font script="Talu" typeface="Microsoft New Tai Lue"/>
-        <a:font script="Tfng" typeface="Ebrima"/>
       </a:minorFont>
     </a:fontScheme>
     <a:fmtScheme name="Office">
@@ -7543,141 +8484,200 @@
           <a:gsLst>
             <a:gs pos="0">
               <a:schemeClr val="phClr">
-                <a:lumMod val="110000"/>
-                <a:satMod val="105000"/>
-                <a:tint val="67000"/>
+                <a:tint val="50000"/>
+                <a:satMod val="300000"/>
               </a:schemeClr>
             </a:gs>
-            <a:gs pos="50000">
+            <a:gs pos="35000">
               <a:schemeClr val="phClr">
-                <a:lumMod val="105000"/>
-                <a:satMod val="103000"/>
-                <a:tint val="73000"/>
+                <a:tint val="37000"/>
+                <a:satMod val="300000"/>
               </a:schemeClr>
             </a:gs>
             <a:gs pos="100000">
               <a:schemeClr val="phClr">
-                <a:lumMod val="105000"/>
-                <a:satMod val="109000"/>
-                <a:tint val="81000"/>
+                <a:tint val="15000"/>
+                <a:satMod val="350000"/>
               </a:schemeClr>
             </a:gs>
           </a:gsLst>
-          <a:lin ang="5400000" scaled="0"/>
+          <a:lin ang="16200000" scaled="1"/>
         </a:gradFill>
         <a:gradFill rotWithShape="1">
           <a:gsLst>
             <a:gs pos="0">
               <a:schemeClr val="phClr">
-                <a:satMod val="103000"/>
-                <a:lumMod val="102000"/>
-                <a:tint val="94000"/>
-              </a:schemeClr>
-            </a:gs>
-            <a:gs pos="50000">
-              <a:schemeClr val="phClr">
-                <a:satMod val="110000"/>
-                <a:lumMod val="100000"/>
+                <a:tint val="100000"/>
                 <a:shade val="100000"/>
+                <a:satMod val="130000"/>
               </a:schemeClr>
             </a:gs>
             <a:gs pos="100000">
               <a:schemeClr val="phClr">
-                <a:lumMod val="99000"/>
-                <a:satMod val="120000"/>
-                <a:shade val="78000"/>
+                <a:tint val="50000"/>
+                <a:shade val="100000"/>
+                <a:satMod val="350000"/>
               </a:schemeClr>
             </a:gs>
           </a:gsLst>
-          <a:lin ang="5400000" scaled="0"/>
+          <a:lin ang="16200000" scaled="0"/>
         </a:gradFill>
       </a:fillStyleLst>
       <a:lnStyleLst>
-        <a:ln w="6350" cap="flat" cmpd="sng" algn="ctr">
+        <a:ln w="9525" cap="flat" cmpd="sng" algn="ctr">
+          <a:solidFill>
+            <a:schemeClr val="phClr">
+              <a:shade val="95000"/>
+              <a:satMod val="105000"/>
+            </a:schemeClr>
+          </a:solidFill>
+          <a:prstDash val="solid"/>
+        </a:ln>
+        <a:ln w="25400" cap="flat" cmpd="sng" algn="ctr">
           <a:solidFill>
             <a:schemeClr val="phClr"/>
           </a:solidFill>
           <a:prstDash val="solid"/>
-          <a:miter lim="800000"/>
         </a:ln>
-        <a:ln w="12700" cap="flat" cmpd="sng" algn="ctr">
+        <a:ln w="38100" cap="flat" cmpd="sng" algn="ctr">
           <a:solidFill>
             <a:schemeClr val="phClr"/>
           </a:solidFill>
           <a:prstDash val="solid"/>
-          <a:miter lim="800000"/>
-        </a:ln>
-        <a:ln w="19050" cap="flat" cmpd="sng" algn="ctr">
-          <a:solidFill>
-            <a:schemeClr val="phClr"/>
-          </a:solidFill>
-          <a:prstDash val="solid"/>
-          <a:miter lim="800000"/>
         </a:ln>
       </a:lnStyleLst>
       <a:effectStyleLst>
         <a:effectStyle>
-          <a:effectLst/>
-        </a:effectStyle>
-        <a:effectStyle>
-          <a:effectLst/>
+          <a:effectLst>
+            <a:outerShdw blurRad="40000" dist="20000" dir="5400000" rotWithShape="0">
+              <a:srgbClr val="000000">
+                <a:alpha val="38000"/>
+              </a:srgbClr>
+            </a:outerShdw>
+          </a:effectLst>
         </a:effectStyle>
         <a:effectStyle>
           <a:effectLst>
-            <a:outerShdw blurRad="57150" dist="19050" dir="5400000" algn="ctr" rotWithShape="0">
+            <a:outerShdw blurRad="40000" dist="23000" dir="5400000" rotWithShape="0">
               <a:srgbClr val="000000">
-                <a:alpha val="63000"/>
+                <a:alpha val="35000"/>
               </a:srgbClr>
             </a:outerShdw>
           </a:effectLst>
+        </a:effectStyle>
+        <a:effectStyle>
+          <a:effectLst>
+            <a:outerShdw blurRad="40000" dist="23000" dir="5400000" rotWithShape="0">
+              <a:srgbClr val="000000">
+                <a:alpha val="35000"/>
+              </a:srgbClr>
+            </a:outerShdw>
+          </a:effectLst>
+          <a:scene3d>
+            <a:camera prst="orthographicFront">
+              <a:rot lat="0" lon="0" rev="0"/>
+            </a:camera>
+            <a:lightRig rig="threePt" dir="t">
+              <a:rot lat="0" lon="0" rev="1200000"/>
+            </a:lightRig>
+          </a:scene3d>
+          <a:sp3d>
+            <a:bevelT w="63500" h="25400"/>
+          </a:sp3d>
         </a:effectStyle>
       </a:effectStyleLst>
       <a:bgFillStyleLst>
         <a:solidFill>
           <a:schemeClr val="phClr"/>
         </a:solidFill>
-        <a:solidFill>
-          <a:schemeClr val="phClr">
-            <a:tint val="95000"/>
-            <a:satMod val="170000"/>
-          </a:schemeClr>
-        </a:solidFill>
         <a:gradFill rotWithShape="1">
           <a:gsLst>
             <a:gs pos="0">
               <a:schemeClr val="phClr">
-                <a:tint val="93000"/>
-                <a:satMod val="150000"/>
-                <a:shade val="98000"/>
-                <a:lumMod val="102000"/>
+                <a:tint val="40000"/>
+                <a:satMod val="350000"/>
               </a:schemeClr>
             </a:gs>
-            <a:gs pos="50000">
+            <a:gs pos="40000">
               <a:schemeClr val="phClr">
-                <a:tint val="98000"/>
-                <a:satMod val="130000"/>
-                <a:shade val="90000"/>
-                <a:lumMod val="103000"/>
+                <a:tint val="45000"/>
+                <a:shade val="99000"/>
+                <a:satMod val="350000"/>
               </a:schemeClr>
             </a:gs>
             <a:gs pos="100000">
               <a:schemeClr val="phClr">
-                <a:shade val="63000"/>
-                <a:satMod val="120000"/>
+                <a:shade val="20000"/>
+                <a:satMod val="255000"/>
               </a:schemeClr>
             </a:gs>
           </a:gsLst>
-          <a:lin ang="5400000" scaled="0"/>
+          <a:path path="circle">
+            <a:fillToRect l="50000" t="-80000" r="50000" b="180000"/>
+          </a:path>
+        </a:gradFill>
+        <a:gradFill rotWithShape="1">
+          <a:gsLst>
+            <a:gs pos="0">
+              <a:schemeClr val="phClr">
+                <a:tint val="80000"/>
+                <a:satMod val="300000"/>
+              </a:schemeClr>
+            </a:gs>
+            <a:gs pos="100000">
+              <a:schemeClr val="phClr">
+                <a:shade val="30000"/>
+                <a:satMod val="200000"/>
+              </a:schemeClr>
+            </a:gs>
+          </a:gsLst>
+          <a:path path="circle">
+            <a:fillToRect l="50000" t="50000" r="50000" b="50000"/>
+          </a:path>
         </a:gradFill>
       </a:bgFillStyleLst>
     </a:fmtScheme>
   </a:themeElements>
-  <a:objectDefaults/>
+  <a:objectDefaults>
+    <a:spDef>
+      <a:spPr/>
+      <a:bodyPr/>
+      <a:lstStyle/>
+      <a:style>
+        <a:lnRef idx="1">
+          <a:schemeClr val="accent1"/>
+        </a:lnRef>
+        <a:fillRef idx="3">
+          <a:schemeClr val="accent1"/>
+        </a:fillRef>
+        <a:effectRef idx="2">
+          <a:schemeClr val="accent1"/>
+        </a:effectRef>
+        <a:fontRef idx="minor">
+          <a:schemeClr val="lt1"/>
+        </a:fontRef>
+      </a:style>
+    </a:spDef>
+    <a:lnDef>
+      <a:spPr/>
+      <a:bodyPr/>
+      <a:lstStyle/>
+      <a:style>
+        <a:lnRef idx="2">
+          <a:schemeClr val="accent1"/>
+        </a:lnRef>
+        <a:fillRef idx="0">
+          <a:schemeClr val="accent1"/>
+        </a:fillRef>
+        <a:effectRef idx="1">
+          <a:schemeClr val="accent1"/>
+        </a:effectRef>
+        <a:fontRef idx="minor">
+          <a:schemeClr val="tx1"/>
+        </a:fontRef>
+      </a:style>
+    </a:lnDef>
+  </a:objectDefaults>
   <a:extraClrSchemeLst/>
-  <a:extLst>
-    <a:ext uri="{05A4C25C-085E-4340-85A3-A5531E510DB2}">
-      <thm15:themeFamily xmlns:thm15="http://schemas.microsoft.com/office/thememl/2012/main" name="Office Theme" id="{2E142A2C-CD16-42D6-873A-C26D2A0506FA}" vid="{1BDDFF52-6CD6-40A5-AB3C-68EB2F1E4D0A}"/>
-    </a:ext>
-  </a:extLst>
 </a:theme>
 </file>
--- a/Lesson_12_Fringes_Of_Syntax.docx
+++ b/Lesson_12_Fringes_Of_Syntax.docx
@@ -59,13 +59,7 @@
         <w:t xml:space="preserve"> </w:t>
       </w:r>
       <w:r>
-        <w:t xml:space="preserve">“</w:t>
-      </w:r>
-      <w:r>
-        <w:t xml:space="preserve">fast direct object</w:t>
-      </w:r>
-      <w:r>
-        <w:t xml:space="preserve">”</w:t>
+        <w:t xml:space="preserve">“fast direct object”</w:t>
       </w:r>
       <w:r>
         <w:t xml:space="preserve"> </w:t>
@@ -90,13 +84,7 @@
         <w:t xml:space="preserve"> </w:t>
       </w:r>
       <w:r>
-        <w:t xml:space="preserve">“</w:t>
-      </w:r>
-      <w:r>
-        <w:t xml:space="preserve">he killed him</w:t>
-      </w:r>
-      <w:r>
-        <w:t xml:space="preserve">”</w:t>
+        <w:t xml:space="preserve">“he killed him”</w:t>
       </w:r>
       <w:r>
         <w:t xml:space="preserve"> </w:t>
@@ -118,13 +106,7 @@
         <w:t xml:space="preserve"> </w:t>
       </w:r>
       <w:r>
-        <w:t xml:space="preserve">“</w:t>
-      </w:r>
-      <w:r>
-        <w:t xml:space="preserve">he killed to-him</w:t>
-      </w:r>
-      <w:r>
-        <w:t xml:space="preserve">”</w:t>
+        <w:t xml:space="preserve">“he killed to-him”</w:t>
       </w:r>
       <w:r>
         <w:t xml:space="preserve">).</w:t>
@@ -330,25 +312,13 @@
         <w:t xml:space="preserve">Semitic languages feature a close-range pointing word (</w:t>
       </w:r>
       <w:r>
-        <w:t xml:space="preserve">“</w:t>
-      </w:r>
-      <w:r>
-        <w:t xml:space="preserve">this</w:t>
-      </w:r>
-      <w:r>
-        <w:t xml:space="preserve">”</w:t>
+        <w:t xml:space="preserve">“this”</w:t>
       </w:r>
       <w:r>
         <w:t xml:space="preserve">) and a far-range pointing word (</w:t>
       </w:r>
       <w:r>
-        <w:t xml:space="preserve">“</w:t>
-      </w:r>
-      <w:r>
-        <w:t xml:space="preserve">that</w:t>
-      </w:r>
-      <w:r>
-        <w:t xml:space="preserve">”</w:t>
+        <w:t xml:space="preserve">“that”</w:t>
       </w:r>
       <w:r>
         <w:t xml:space="preserve">).</w:t>
@@ -504,13 +474,7 @@
         <w:t xml:space="preserve">: The far demonstrative (</w:t>
       </w:r>
       <w:r>
-        <w:t xml:space="preserve">“</w:t>
-      </w:r>
-      <w:r>
-        <w:t xml:space="preserve">that</w:t>
-      </w:r>
-      <w:r>
-        <w:t xml:space="preserve">”</w:t>
+        <w:t xml:space="preserve">“that”</w:t>
       </w:r>
       <w:r>
         <w:t xml:space="preserve">) is spelled and pronounced exactly like the 3rd person independent pronoun (</w:t>
@@ -591,13 +555,7 @@
         <w:t xml:space="preserve"> </w:t>
       </w:r>
       <w:r>
-        <w:t xml:space="preserve">“</w:t>
-      </w:r>
-      <w:r>
-        <w:t xml:space="preserve">this</w:t>
-      </w:r>
-      <w:r>
-        <w:t xml:space="preserve">”</w:t>
+        <w:t xml:space="preserve">“this”</w:t>
       </w:r>
       <w:r>
         <w:t xml:space="preserve"> </w:t>
@@ -619,13 +577,7 @@
         <w:t xml:space="preserve"> </w:t>
       </w:r>
       <w:r>
-        <w:t xml:space="preserve">“</w:t>
-      </w:r>
-      <w:r>
-        <w:t xml:space="preserve">this king</w:t>
-      </w:r>
-      <w:r>
-        <w:t xml:space="preserve">”</w:t>
+        <w:t xml:space="preserve">“this king”</w:t>
       </w:r>
       <w:r>
         <w:t xml:space="preserve">), Syriac prefers to place the demonstrative</w:t>
@@ -751,13 +703,7 @@
         <w:t xml:space="preserve"> </w:t>
       </w:r>
       <w:r>
-        <w:t xml:space="preserve">“</w:t>
-      </w:r>
-      <w:r>
-        <w:t xml:space="preserve">If X, then Y</w:t>
-      </w:r>
-      <w:r>
-        <w:t xml:space="preserve">”</w:t>
+        <w:t xml:space="preserve">“If X, then Y”</w:t>
       </w:r>
       <w:r>
         <w:t xml:space="preserve"> </w:t>
@@ -791,13 +737,7 @@
         <w:t xml:space="preserve"> </w:t>
       </w:r>
       <w:r>
-        <w:t xml:space="preserve">“</w:t>
-      </w:r>
-      <w:r>
-        <w:t xml:space="preserve">if</w:t>
-      </w:r>
-      <w:r>
-        <w:t xml:space="preserve">”</w:t>
+        <w:t xml:space="preserve">“if”</w:t>
       </w:r>
       <w:r>
         <w:t xml:space="preserve"> </w:t>
@@ -822,13 +762,7 @@
         <w:t xml:space="preserve"> </w:t>
       </w:r>
       <w:r>
-        <w:t xml:space="preserve">“</w:t>
-      </w:r>
-      <w:r>
-        <w:t xml:space="preserve">then</w:t>
-      </w:r>
-      <w:r>
-        <w:t xml:space="preserve">”</w:t>
+        <w:t xml:space="preserve">“then”</w:t>
       </w:r>
       <w:r>
         <w:t xml:space="preserve"> </w:t>
@@ -853,13 +787,7 @@
         <w:t xml:space="preserve"> </w:t>
       </w:r>
       <w:r>
-        <w:t xml:space="preserve">“</w:t>
-      </w:r>
-      <w:r>
-        <w:t xml:space="preserve">then</w:t>
-      </w:r>
-      <w:r>
-        <w:t xml:space="preserve">”</w:t>
+        <w:t xml:space="preserve">“then”</w:t>
       </w:r>
       <w:r>
         <w:t xml:space="preserve">; it simply starts the second clause, often with</w:t>
@@ -940,25 +868,13 @@
         <w:t xml:space="preserve"> </w:t>
       </w:r>
       <w:r>
-        <w:t xml:space="preserve">“</w:t>
-      </w:r>
-      <w:r>
-        <w:t xml:space="preserve">bigger,</w:t>
-      </w:r>
-      <w:r>
-        <w:t xml:space="preserve">”</w:t>
-      </w:r>
-      <w:r>
-        <w:t xml:space="preserve"> </w:t>
-      </w:r>
-      <w:r>
-        <w:t xml:space="preserve">“</w:t>
-      </w:r>
-      <w:r>
-        <w:t xml:space="preserve">faster,</w:t>
-      </w:r>
-      <w:r>
-        <w:t xml:space="preserve">”</w:t>
+        <w:t xml:space="preserve">“bigger,”</w:t>
+      </w:r>
+      <w:r>
+        <w:t xml:space="preserve"> </w:t>
+      </w:r>
+      <w:r>
+        <w:t xml:space="preserve">“faster,”</w:t>
       </w:r>
       <w:r>
         <w:t xml:space="preserve"> </w:t>
@@ -970,13 +886,7 @@
         <w:t xml:space="preserve"> </w:t>
       </w:r>
       <w:r>
-        <w:t xml:space="preserve">“</w:t>
-      </w:r>
-      <w:r>
-        <w:t xml:space="preserve">better</w:t>
-      </w:r>
-      <w:r>
-        <w:t xml:space="preserve">”</w:t>
+        <w:t xml:space="preserve">“better”</w:t>
       </w:r>
       <w:r>
         <w:t xml:space="preserve"> </w:t>
@@ -1131,7 +1041,6 @@
       <w:tblPr>
         <w:tblStyle w:val="Table"/>
         <w:tblW w:type="auto" w:w="0"/>
-        <w:jc w:val="left"/>
         <w:tblLook w:firstRow="1" w:lastRow="0" w:firstColumn="0" w:lastColumn="0" w:noHBand="0" w:noVBand="0" w:val="0020"/>
       </w:tblPr>
       <w:tblGrid>
@@ -1697,13 +1606,7 @@
         <w:t xml:space="preserve"> </w:t>
       </w:r>
       <w:r>
-        <w:t xml:space="preserve">“</w:t>
-      </w:r>
-      <w:r>
-        <w:t xml:space="preserve">gender polarity</w:t>
-      </w:r>
-      <w:r>
-        <w:t xml:space="preserve">”</w:t>
+        <w:t xml:space="preserve">“gender polarity”</w:t>
       </w:r>
       <w:r>
         <w:t xml:space="preserve">—masculine nouns often take what looks like the feminine absolute number ending, and vice versa. However, you only need to recognize them to read them.</w:t>
@@ -1713,7 +1616,6 @@
       <w:tblPr>
         <w:tblStyle w:val="Table"/>
         <w:tblW w:type="pct" w:w="5000"/>
-        <w:jc w:val="left"/>
         <w:tblLayout w:type="fixed"/>
         <w:tblLook w:firstRow="1" w:lastRow="0" w:firstColumn="0" w:lastColumn="0" w:noHBand="0" w:noVBand="0" w:val="0020"/>
       </w:tblPr>
@@ -2338,7 +2240,6 @@
       <w:tblPr>
         <w:tblStyle w:val="Table"/>
         <w:tblW w:type="pct" w:w="5000"/>
-        <w:jc w:val="left"/>
         <w:tblLayout w:type="fixed"/>
         <w:tblLook w:firstRow="1" w:lastRow="0" w:firstColumn="0" w:lastColumn="0" w:noHBand="0" w:noVBand="0" w:val="0020"/>
       </w:tblPr>
@@ -3001,62 +2902,34 @@
           <w:i/>
           <w:iCs/>
         </w:rPr>
-        <w:t xml:space="preserve">“</w:t>
+        <w:t xml:space="preserve">“If any man…”</w:t>
       </w:r>
       <w:r>
         <w:rPr>
           <w:i/>
           <w:iCs/>
         </w:rPr>
-        <w:t xml:space="preserve">If any man…</w:t>
+        <w:t xml:space="preserve">) to establish a new decree. The section closes with a demonstrative and thematic</w:t>
       </w:r>
       <w:r>
         <w:rPr>
           <w:i/>
           <w:iCs/>
         </w:rPr>
-        <w:t xml:space="preserve">”</w:t>
+        <w:t xml:space="preserve"> </w:t>
       </w:r>
       <w:r>
         <w:rPr>
           <w:i/>
           <w:iCs/>
         </w:rPr>
-        <w:t xml:space="preserve">) to establish a new decree. The section closes with a demonstrative and thematic</w:t>
+        <w:t xml:space="preserve">“peace”</w:t>
       </w:r>
       <w:r>
         <w:rPr>
           <w:i/>
           <w:iCs/>
         </w:rPr>
-        <w:t xml:space="preserve"> </w:t>
-      </w:r>
-      <w:r>
-        <w:rPr>
-          <w:i/>
-          <w:iCs/>
-        </w:rPr>
-        <w:t xml:space="preserve">“</w:t>
-      </w:r>
-      <w:r>
-        <w:rPr>
-          <w:i/>
-          <w:iCs/>
-        </w:rPr>
-        <w:t xml:space="preserve">peace</w:t>
-      </w:r>
-      <w:r>
-        <w:rPr>
-          <w:i/>
-          <w:iCs/>
-        </w:rPr>
-        <w:t xml:space="preserve">”</w:t>
-      </w:r>
-      <w:r>
-        <w:rPr>
-          <w:i/>
-          <w:iCs/>
-        </w:rPr>
         <w:t xml:space="preserve">.</w:t>
       </w:r>
     </w:p>
@@ -3177,13 +3050,7 @@
         <w:t xml:space="preserve"> </w:t>
       </w:r>
       <w:r>
-        <w:t xml:space="preserve">“</w:t>
-      </w:r>
-      <w:r>
-        <w:t xml:space="preserve">If any man does not cast away his sin, they shall kill him!</w:t>
-      </w:r>
-      <w:r>
-        <w:t xml:space="preserve">”</w:t>
+        <w:t xml:space="preserve">“If any man does not cast away his sin, they shall kill him!”</w:t>
       </w:r>
     </w:p>
     <w:p>
@@ -3227,13 +3094,7 @@
         <w:t xml:space="preserve"> </w:t>
       </w:r>
       <w:r>
-        <w:t xml:space="preserve">“</w:t>
-      </w:r>
-      <w:r>
-        <w:t xml:space="preserve">Not so.</w:t>
-      </w:r>
-      <w:r>
-        <w:t xml:space="preserve">”</w:t>
+        <w:t xml:space="preserve">“Not so.”</w:t>
       </w:r>
     </w:p>
     <w:p>
@@ -3277,13 +3138,7 @@
         <w:t xml:space="preserve"> </w:t>
       </w:r>
       <w:r>
-        <w:t xml:space="preserve">“</w:t>
-      </w:r>
-      <w:r>
-        <w:t xml:space="preserve">The God of truth forgave the evil.</w:t>
-      </w:r>
-      <w:r>
-        <w:t xml:space="preserve">”</w:t>
+        <w:t xml:space="preserve">“The God of truth forgave the evil.”</w:t>
       </w:r>
     </w:p>
     <w:p>
@@ -3327,13 +3182,7 @@
         <w:t xml:space="preserve"> </w:t>
       </w:r>
       <w:r>
-        <w:t xml:space="preserve">“</w:t>
-      </w:r>
-      <w:r>
-        <w:t xml:space="preserve">This light is better than darkness.</w:t>
-      </w:r>
-      <w:r>
-        <w:t xml:space="preserve">”</w:t>
+        <w:t xml:space="preserve">“This light is better than darkness.”</w:t>
       </w:r>
     </w:p>
     <w:p>
@@ -3939,13 +3788,7 @@
         </w:numPr>
       </w:pPr>
       <w:r>
-        <w:t xml:space="preserve">“</w:t>
-      </w:r>
-      <w:r>
-        <w:t xml:space="preserve">God healed him, the king</w:t>
-      </w:r>
-      <w:r>
-        <w:t xml:space="preserve">”</w:t>
+        <w:t xml:space="preserve">“God healed him, the king”</w:t>
       </w:r>
       <w:r>
         <w:t xml:space="preserve"> </w:t>
@@ -4148,13 +3991,7 @@
         </w:numPr>
       </w:pPr>
       <w:r>
-        <w:t xml:space="preserve">“</w:t>
-      </w:r>
-      <w:r>
-        <w:t xml:space="preserve">Not so</w:t>
-      </w:r>
-      <w:r>
-        <w:t xml:space="preserve">”</w:t>
+        <w:t xml:space="preserve">“Not so”</w:t>
       </w:r>
       <w:r>
         <w:t xml:space="preserve"> </w:t>
@@ -4269,13 +4106,7 @@
         <w:t xml:space="preserve">By reminding him that the God of truth forgave the evil (</w:t>
       </w:r>
       <w:r>
-        <w:t xml:space="preserve">“</w:t>
-      </w:r>
-      <w:r>
-        <w:t xml:space="preserve">Not so,</w:t>
-      </w:r>
-      <w:r>
-        <w:t xml:space="preserve">”</w:t>
+        <w:t xml:space="preserve">“Not so,”</w:t>
       </w:r>
       <w:r>
         <w:t xml:space="preserve"> </w:t>
@@ -4346,7 +4177,6 @@
       <w:tblPr>
         <w:tblStyle w:val="Table"/>
         <w:tblW w:type="auto" w:w="0"/>
-        <w:jc w:val="left"/>
         <w:tblLook w:firstRow="1" w:lastRow="0" w:firstColumn="0" w:lastColumn="0" w:noHBand="0" w:noVBand="0" w:val="0020"/>
       </w:tblPr>
       <w:tblGrid>
@@ -4451,7 +4281,6 @@
       <w:tblPr>
         <w:tblStyle w:val="Table"/>
         <w:tblW w:type="auto" w:w="0"/>
-        <w:jc w:val="left"/>
         <w:tblLook w:firstRow="1" w:lastRow="0" w:firstColumn="0" w:lastColumn="0" w:noHBand="0" w:noVBand="0" w:val="0020"/>
       </w:tblPr>
       <w:tblGrid>
@@ -4654,14 +4483,13 @@
         <w:pStyle w:val="FirstParagraph"/>
       </w:pPr>
       <w:r>
-        <w:t xml:space="preserve">The following high-frequency words round out this lesson’s vocabulary to 30 terms.</w:t>
+        <w:t xml:space="preserve">The following high-frequency words round out this lesson’s vocabulary to 8 terms.</w:t>
       </w:r>
     </w:p>
     <w:tbl>
       <w:tblPr>
         <w:tblStyle w:val="Table"/>
         <w:tblW w:type="pct" w:w="5000"/>
-        <w:jc w:val="left"/>
         <w:tblLayout w:type="fixed"/>
         <w:tblLook w:firstRow="1" w:lastRow="0" w:firstColumn="0" w:lastColumn="0" w:noHBand="0" w:noVBand="0" w:val="0020"/>
       </w:tblPr>
@@ -4746,1762 +4574,6 @@
               <w:jc w:val="left"/>
             </w:pPr>
             <w:r>
-              <w:t xml:space="preserve">ܩܪܝܬܐ</w:t>
-            </w:r>
-          </w:p>
-        </w:tc>
-        <w:tc>
-          <w:tcPr/>
-          <w:p>
-            <w:pPr>
-              <w:pStyle w:val="Compact"/>
-              <w:jc w:val="left"/>
-            </w:pPr>
-            <w:r>
-              <w:t xml:space="preserve">qrītā</w:t>
-            </w:r>
-          </w:p>
-        </w:tc>
-        <w:tc>
-          <w:tcPr/>
-          <w:p>
-            <w:pPr>
-              <w:pStyle w:val="Compact"/>
-              <w:jc w:val="left"/>
-            </w:pPr>
-            <w:r>
-              <w:t xml:space="preserve">f. noun</w:t>
-            </w:r>
-          </w:p>
-        </w:tc>
-        <w:tc>
-          <w:tcPr/>
-          <w:p>
-            <w:pPr>
-              <w:pStyle w:val="Compact"/>
-              <w:jc w:val="left"/>
-            </w:pPr>
-            <w:r>
-              <w:t xml:space="preserve">village</w:t>
-            </w:r>
-          </w:p>
-        </w:tc>
-        <w:tc>
-          <w:tcPr/>
-          <w:p>
-            <w:pPr>
-              <w:pStyle w:val="Compact"/>
-              <w:jc w:val="left"/>
-            </w:pPr>
-            <w:r>
-              <w:t xml:space="preserve">emphatic state</w:t>
-            </w:r>
-          </w:p>
-        </w:tc>
-      </w:tr>
-      <w:tr>
-        <w:tc>
-          <w:tcPr/>
-          <w:p>
-            <w:pPr>
-              <w:pStyle w:val="Compact"/>
-              <w:jc w:val="left"/>
-            </w:pPr>
-            <w:r>
-              <w:t xml:space="preserve">ܠܫܢܐ</w:t>
-            </w:r>
-          </w:p>
-        </w:tc>
-        <w:tc>
-          <w:tcPr/>
-          <w:p>
-            <w:pPr>
-              <w:pStyle w:val="Compact"/>
-              <w:jc w:val="left"/>
-            </w:pPr>
-            <w:r>
-              <w:t xml:space="preserve">leššānā</w:t>
-            </w:r>
-          </w:p>
-        </w:tc>
-        <w:tc>
-          <w:tcPr/>
-          <w:p>
-            <w:pPr>
-              <w:pStyle w:val="Compact"/>
-              <w:jc w:val="left"/>
-            </w:pPr>
-            <w:r>
-              <w:t xml:space="preserve">m. noun</w:t>
-            </w:r>
-          </w:p>
-        </w:tc>
-        <w:tc>
-          <w:tcPr/>
-          <w:p>
-            <w:pPr>
-              <w:pStyle w:val="Compact"/>
-              <w:jc w:val="left"/>
-            </w:pPr>
-            <w:r>
-              <w:t xml:space="preserve">tongue, language</w:t>
-            </w:r>
-          </w:p>
-        </w:tc>
-        <w:tc>
-          <w:tcPr/>
-          <w:p>
-            <w:pPr>
-              <w:pStyle w:val="Compact"/>
-            </w:pPr>
-          </w:p>
-        </w:tc>
-      </w:tr>
-      <w:tr>
-        <w:tc>
-          <w:tcPr/>
-          <w:p>
-            <w:pPr>
-              <w:pStyle w:val="Compact"/>
-              <w:jc w:val="left"/>
-            </w:pPr>
-            <w:r>
-              <w:t xml:space="preserve">ܓܪܡܐ</w:t>
-            </w:r>
-          </w:p>
-        </w:tc>
-        <w:tc>
-          <w:tcPr/>
-          <w:p>
-            <w:pPr>
-              <w:pStyle w:val="Compact"/>
-              <w:jc w:val="left"/>
-            </w:pPr>
-            <w:r>
-              <w:t xml:space="preserve">garmā</w:t>
-            </w:r>
-          </w:p>
-        </w:tc>
-        <w:tc>
-          <w:tcPr/>
-          <w:p>
-            <w:pPr>
-              <w:pStyle w:val="Compact"/>
-              <w:jc w:val="left"/>
-            </w:pPr>
-            <w:r>
-              <w:t xml:space="preserve">m. noun</w:t>
-            </w:r>
-          </w:p>
-        </w:tc>
-        <w:tc>
-          <w:tcPr/>
-          <w:p>
-            <w:pPr>
-              <w:pStyle w:val="Compact"/>
-              <w:jc w:val="left"/>
-            </w:pPr>
-            <w:r>
-              <w:t xml:space="preserve">bone</w:t>
-            </w:r>
-          </w:p>
-        </w:tc>
-        <w:tc>
-          <w:tcPr/>
-          <w:p>
-            <w:pPr>
-              <w:pStyle w:val="Compact"/>
-            </w:pPr>
-          </w:p>
-        </w:tc>
-      </w:tr>
-      <w:tr>
-        <w:tc>
-          <w:tcPr/>
-          <w:p>
-            <w:pPr>
-              <w:pStyle w:val="Compact"/>
-              <w:jc w:val="left"/>
-            </w:pPr>
-            <w:r>
-              <w:t xml:space="preserve">ܟܐܦܐ</w:t>
-            </w:r>
-          </w:p>
-        </w:tc>
-        <w:tc>
-          <w:tcPr/>
-          <w:p>
-            <w:pPr>
-              <w:pStyle w:val="Compact"/>
-              <w:jc w:val="left"/>
-            </w:pPr>
-            <w:r>
-              <w:t xml:space="preserve">kēpā</w:t>
-            </w:r>
-          </w:p>
-        </w:tc>
-        <w:tc>
-          <w:tcPr/>
-          <w:p>
-            <w:pPr>
-              <w:pStyle w:val="Compact"/>
-              <w:jc w:val="left"/>
-            </w:pPr>
-            <w:r>
-              <w:t xml:space="preserve">f. noun</w:t>
-            </w:r>
-          </w:p>
-        </w:tc>
-        <w:tc>
-          <w:tcPr/>
-          <w:p>
-            <w:pPr>
-              <w:pStyle w:val="Compact"/>
-              <w:jc w:val="left"/>
-            </w:pPr>
-            <w:r>
-              <w:t xml:space="preserve">stone, rock</w:t>
-            </w:r>
-          </w:p>
-        </w:tc>
-        <w:tc>
-          <w:tcPr/>
-          <w:p>
-            <w:pPr>
-              <w:pStyle w:val="Compact"/>
-            </w:pPr>
-          </w:p>
-        </w:tc>
-      </w:tr>
-      <w:tr>
-        <w:tc>
-          <w:tcPr/>
-          <w:p>
-            <w:pPr>
-              <w:pStyle w:val="Compact"/>
-              <w:jc w:val="left"/>
-            </w:pPr>
-            <w:r>
-              <w:t xml:space="preserve">ܡܝܐ</w:t>
-            </w:r>
-          </w:p>
-        </w:tc>
-        <w:tc>
-          <w:tcPr/>
-          <w:p>
-            <w:pPr>
-              <w:pStyle w:val="Compact"/>
-              <w:jc w:val="left"/>
-            </w:pPr>
-            <w:r>
-              <w:t xml:space="preserve">mayyā</w:t>
-            </w:r>
-          </w:p>
-        </w:tc>
-        <w:tc>
-          <w:tcPr/>
-          <w:p>
-            <w:pPr>
-              <w:pStyle w:val="Compact"/>
-              <w:jc w:val="left"/>
-            </w:pPr>
-            <w:r>
-              <w:t xml:space="preserve">m. noun (pl.)</w:t>
-            </w:r>
-          </w:p>
-        </w:tc>
-        <w:tc>
-          <w:tcPr/>
-          <w:p>
-            <w:pPr>
-              <w:pStyle w:val="Compact"/>
-              <w:jc w:val="left"/>
-            </w:pPr>
-            <w:r>
-              <w:t xml:space="preserve">water</w:t>
-            </w:r>
-          </w:p>
-        </w:tc>
-        <w:tc>
-          <w:tcPr/>
-          <w:p>
-            <w:pPr>
-              <w:pStyle w:val="Compact"/>
-              <w:jc w:val="left"/>
-            </w:pPr>
-            <w:r>
-              <w:t xml:space="preserve">plural in form</w:t>
-            </w:r>
-          </w:p>
-        </w:tc>
-      </w:tr>
-      <w:tr>
-        <w:tc>
-          <w:tcPr/>
-          <w:p>
-            <w:pPr>
-              <w:pStyle w:val="Compact"/>
-              <w:jc w:val="left"/>
-            </w:pPr>
-            <w:r>
-              <w:t xml:space="preserve">ܢܘܢܐ</w:t>
-            </w:r>
-          </w:p>
-        </w:tc>
-        <w:tc>
-          <w:tcPr/>
-          <w:p>
-            <w:pPr>
-              <w:pStyle w:val="Compact"/>
-              <w:jc w:val="left"/>
-            </w:pPr>
-            <w:r>
-              <w:t xml:space="preserve">nūnā</w:t>
-            </w:r>
-          </w:p>
-        </w:tc>
-        <w:tc>
-          <w:tcPr/>
-          <w:p>
-            <w:pPr>
-              <w:pStyle w:val="Compact"/>
-              <w:jc w:val="left"/>
-            </w:pPr>
-            <w:r>
-              <w:t xml:space="preserve">m. noun</w:t>
-            </w:r>
-          </w:p>
-        </w:tc>
-        <w:tc>
-          <w:tcPr/>
-          <w:p>
-            <w:pPr>
-              <w:pStyle w:val="Compact"/>
-              <w:jc w:val="left"/>
-            </w:pPr>
-            <w:r>
-              <w:t xml:space="preserve">fish</w:t>
-            </w:r>
-          </w:p>
-        </w:tc>
-        <w:tc>
-          <w:tcPr/>
-          <w:p>
-            <w:pPr>
-              <w:pStyle w:val="Compact"/>
-            </w:pPr>
-          </w:p>
-        </w:tc>
-      </w:tr>
-      <w:tr>
-        <w:tc>
-          <w:tcPr/>
-          <w:p>
-            <w:pPr>
-              <w:pStyle w:val="Compact"/>
-              <w:jc w:val="left"/>
-            </w:pPr>
-            <w:r>
-              <w:t xml:space="preserve">ܡܕܝܢܬܐ</w:t>
-            </w:r>
-          </w:p>
-        </w:tc>
-        <w:tc>
-          <w:tcPr/>
-          <w:p>
-            <w:pPr>
-              <w:pStyle w:val="Compact"/>
-              <w:jc w:val="left"/>
-            </w:pPr>
-            <w:r>
-              <w:t xml:space="preserve">mdīttā</w:t>
-            </w:r>
-          </w:p>
-        </w:tc>
-        <w:tc>
-          <w:tcPr/>
-          <w:p>
-            <w:pPr>
-              <w:pStyle w:val="Compact"/>
-              <w:jc w:val="left"/>
-            </w:pPr>
-            <w:r>
-              <w:t xml:space="preserve">f. noun</w:t>
-            </w:r>
-          </w:p>
-        </w:tc>
-        <w:tc>
-          <w:tcPr/>
-          <w:p>
-            <w:pPr>
-              <w:pStyle w:val="Compact"/>
-              <w:jc w:val="left"/>
-            </w:pPr>
-            <w:r>
-              <w:t xml:space="preserve">city</w:t>
-            </w:r>
-          </w:p>
-        </w:tc>
-        <w:tc>
-          <w:tcPr/>
-          <w:p>
-            <w:pPr>
-              <w:pStyle w:val="Compact"/>
-            </w:pPr>
-          </w:p>
-        </w:tc>
-      </w:tr>
-      <w:tr>
-        <w:tc>
-          <w:tcPr/>
-          <w:p>
-            <w:pPr>
-              <w:pStyle w:val="Compact"/>
-              <w:jc w:val="left"/>
-            </w:pPr>
-            <w:r>
-              <w:t xml:space="preserve">ܫܡܫܐ</w:t>
-            </w:r>
-          </w:p>
-        </w:tc>
-        <w:tc>
-          <w:tcPr/>
-          <w:p>
-            <w:pPr>
-              <w:pStyle w:val="Compact"/>
-              <w:jc w:val="left"/>
-            </w:pPr>
-            <w:r>
-              <w:t xml:space="preserve">šemšā</w:t>
-            </w:r>
-          </w:p>
-        </w:tc>
-        <w:tc>
-          <w:tcPr/>
-          <w:p>
-            <w:pPr>
-              <w:pStyle w:val="Compact"/>
-              <w:jc w:val="left"/>
-            </w:pPr>
-            <w:r>
-              <w:t xml:space="preserve">m. noun</w:t>
-            </w:r>
-          </w:p>
-        </w:tc>
-        <w:tc>
-          <w:tcPr/>
-          <w:p>
-            <w:pPr>
-              <w:pStyle w:val="Compact"/>
-              <w:jc w:val="left"/>
-            </w:pPr>
-            <w:r>
-              <w:t xml:space="preserve">sun</w:t>
-            </w:r>
-          </w:p>
-        </w:tc>
-        <w:tc>
-          <w:tcPr/>
-          <w:p>
-            <w:pPr>
-              <w:pStyle w:val="Compact"/>
-            </w:pPr>
-          </w:p>
-        </w:tc>
-      </w:tr>
-      <w:tr>
-        <w:tc>
-          <w:tcPr/>
-          <w:p>
-            <w:pPr>
-              <w:pStyle w:val="Compact"/>
-              <w:jc w:val="left"/>
-            </w:pPr>
-            <w:r>
-              <w:t xml:space="preserve">ܬܪܥܐ</w:t>
-            </w:r>
-          </w:p>
-        </w:tc>
-        <w:tc>
-          <w:tcPr/>
-          <w:p>
-            <w:pPr>
-              <w:pStyle w:val="Compact"/>
-              <w:jc w:val="left"/>
-            </w:pPr>
-            <w:r>
-              <w:t xml:space="preserve">tarʿā</w:t>
-            </w:r>
-          </w:p>
-        </w:tc>
-        <w:tc>
-          <w:tcPr/>
-          <w:p>
-            <w:pPr>
-              <w:pStyle w:val="Compact"/>
-              <w:jc w:val="left"/>
-            </w:pPr>
-            <w:r>
-              <w:t xml:space="preserve">m. noun</w:t>
-            </w:r>
-          </w:p>
-        </w:tc>
-        <w:tc>
-          <w:tcPr/>
-          <w:p>
-            <w:pPr>
-              <w:pStyle w:val="Compact"/>
-              <w:jc w:val="left"/>
-            </w:pPr>
-            <w:r>
-              <w:t xml:space="preserve">door, gate</w:t>
-            </w:r>
-          </w:p>
-        </w:tc>
-        <w:tc>
-          <w:tcPr/>
-          <w:p>
-            <w:pPr>
-              <w:pStyle w:val="Compact"/>
-            </w:pPr>
-          </w:p>
-        </w:tc>
-      </w:tr>
-      <w:tr>
-        <w:tc>
-          <w:tcPr/>
-          <w:p>
-            <w:pPr>
-              <w:pStyle w:val="Compact"/>
-              <w:jc w:val="left"/>
-            </w:pPr>
-            <w:r>
-              <w:t xml:space="preserve">ܡܫܚܐ</w:t>
-            </w:r>
-          </w:p>
-        </w:tc>
-        <w:tc>
-          <w:tcPr/>
-          <w:p>
-            <w:pPr>
-              <w:pStyle w:val="Compact"/>
-              <w:jc w:val="left"/>
-            </w:pPr>
-            <w:r>
-              <w:t xml:space="preserve">mešḥā</w:t>
-            </w:r>
-          </w:p>
-        </w:tc>
-        <w:tc>
-          <w:tcPr/>
-          <w:p>
-            <w:pPr>
-              <w:pStyle w:val="Compact"/>
-              <w:jc w:val="left"/>
-            </w:pPr>
-            <w:r>
-              <w:t xml:space="preserve">m. noun</w:t>
-            </w:r>
-          </w:p>
-        </w:tc>
-        <w:tc>
-          <w:tcPr/>
-          <w:p>
-            <w:pPr>
-              <w:pStyle w:val="Compact"/>
-              <w:jc w:val="left"/>
-            </w:pPr>
-            <w:r>
-              <w:t xml:space="preserve">oil</w:t>
-            </w:r>
-          </w:p>
-        </w:tc>
-        <w:tc>
-          <w:tcPr/>
-          <w:p>
-            <w:pPr>
-              <w:pStyle w:val="Compact"/>
-            </w:pPr>
-          </w:p>
-        </w:tc>
-      </w:tr>
-      <w:tr>
-        <w:tc>
-          <w:tcPr/>
-          <w:p>
-            <w:pPr>
-              <w:pStyle w:val="Compact"/>
-              <w:jc w:val="left"/>
-            </w:pPr>
-            <w:r>
-              <w:t xml:space="preserve">ܚܝܠܐ</w:t>
-            </w:r>
-          </w:p>
-        </w:tc>
-        <w:tc>
-          <w:tcPr/>
-          <w:p>
-            <w:pPr>
-              <w:pStyle w:val="Compact"/>
-              <w:jc w:val="left"/>
-            </w:pPr>
-            <w:r>
-              <w:t xml:space="preserve">ḥaylā</w:t>
-            </w:r>
-          </w:p>
-        </w:tc>
-        <w:tc>
-          <w:tcPr/>
-          <w:p>
-            <w:pPr>
-              <w:pStyle w:val="Compact"/>
-              <w:jc w:val="left"/>
-            </w:pPr>
-            <w:r>
-              <w:t xml:space="preserve">m. noun</w:t>
-            </w:r>
-          </w:p>
-        </w:tc>
-        <w:tc>
-          <w:tcPr/>
-          <w:p>
-            <w:pPr>
-              <w:pStyle w:val="Compact"/>
-              <w:jc w:val="left"/>
-            </w:pPr>
-            <w:r>
-              <w:t xml:space="preserve">power, army</w:t>
-            </w:r>
-          </w:p>
-        </w:tc>
-        <w:tc>
-          <w:tcPr/>
-          <w:p>
-            <w:pPr>
-              <w:pStyle w:val="Compact"/>
-            </w:pPr>
-          </w:p>
-        </w:tc>
-      </w:tr>
-      <w:tr>
-        <w:tc>
-          <w:tcPr/>
-          <w:p>
-            <w:pPr>
-              <w:pStyle w:val="Compact"/>
-              <w:jc w:val="left"/>
-            </w:pPr>
-            <w:r>
-              <w:t xml:space="preserve">ܐܕܢܐ</w:t>
-            </w:r>
-          </w:p>
-        </w:tc>
-        <w:tc>
-          <w:tcPr/>
-          <w:p>
-            <w:pPr>
-              <w:pStyle w:val="Compact"/>
-              <w:jc w:val="left"/>
-            </w:pPr>
-            <w:r>
-              <w:t xml:space="preserve">ʾednā</w:t>
-            </w:r>
-          </w:p>
-        </w:tc>
-        <w:tc>
-          <w:tcPr/>
-          <w:p>
-            <w:pPr>
-              <w:pStyle w:val="Compact"/>
-              <w:jc w:val="left"/>
-            </w:pPr>
-            <w:r>
-              <w:t xml:space="preserve">f. noun</w:t>
-            </w:r>
-          </w:p>
-        </w:tc>
-        <w:tc>
-          <w:tcPr/>
-          <w:p>
-            <w:pPr>
-              <w:pStyle w:val="Compact"/>
-              <w:jc w:val="left"/>
-            </w:pPr>
-            <w:r>
-              <w:t xml:space="preserve">ear</w:t>
-            </w:r>
-          </w:p>
-        </w:tc>
-        <w:tc>
-          <w:tcPr/>
-          <w:p>
-            <w:pPr>
-              <w:pStyle w:val="Compact"/>
-            </w:pPr>
-          </w:p>
-        </w:tc>
-      </w:tr>
-      <w:tr>
-        <w:tc>
-          <w:tcPr/>
-          <w:p>
-            <w:pPr>
-              <w:pStyle w:val="Compact"/>
-              <w:jc w:val="left"/>
-            </w:pPr>
-            <w:r>
-              <w:t xml:space="preserve">ܩܝܣܐ</w:t>
-            </w:r>
-          </w:p>
-        </w:tc>
-        <w:tc>
-          <w:tcPr/>
-          <w:p>
-            <w:pPr>
-              <w:pStyle w:val="Compact"/>
-              <w:jc w:val="left"/>
-            </w:pPr>
-            <w:r>
-              <w:t xml:space="preserve">qaysā</w:t>
-            </w:r>
-          </w:p>
-        </w:tc>
-        <w:tc>
-          <w:tcPr/>
-          <w:p>
-            <w:pPr>
-              <w:pStyle w:val="Compact"/>
-              <w:jc w:val="left"/>
-            </w:pPr>
-            <w:r>
-              <w:t xml:space="preserve">m. noun</w:t>
-            </w:r>
-          </w:p>
-        </w:tc>
-        <w:tc>
-          <w:tcPr/>
-          <w:p>
-            <w:pPr>
-              <w:pStyle w:val="Compact"/>
-              <w:jc w:val="left"/>
-            </w:pPr>
-            <w:r>
-              <w:t xml:space="preserve">wood, tree</w:t>
-            </w:r>
-          </w:p>
-        </w:tc>
-        <w:tc>
-          <w:tcPr/>
-          <w:p>
-            <w:pPr>
-              <w:pStyle w:val="Compact"/>
-            </w:pPr>
-          </w:p>
-        </w:tc>
-      </w:tr>
-      <w:tr>
-        <w:tc>
-          <w:tcPr/>
-          <w:p>
-            <w:pPr>
-              <w:pStyle w:val="Compact"/>
-              <w:jc w:val="left"/>
-            </w:pPr>
-            <w:r>
-              <w:t xml:space="preserve">ܢܗܪܐ</w:t>
-            </w:r>
-          </w:p>
-        </w:tc>
-        <w:tc>
-          <w:tcPr/>
-          <w:p>
-            <w:pPr>
-              <w:pStyle w:val="Compact"/>
-              <w:jc w:val="left"/>
-            </w:pPr>
-            <w:r>
-              <w:t xml:space="preserve">nahrā</w:t>
-            </w:r>
-          </w:p>
-        </w:tc>
-        <w:tc>
-          <w:tcPr/>
-          <w:p>
-            <w:pPr>
-              <w:pStyle w:val="Compact"/>
-              <w:jc w:val="left"/>
-            </w:pPr>
-            <w:r>
-              <w:t xml:space="preserve">m. noun</w:t>
-            </w:r>
-          </w:p>
-        </w:tc>
-        <w:tc>
-          <w:tcPr/>
-          <w:p>
-            <w:pPr>
-              <w:pStyle w:val="Compact"/>
-              <w:jc w:val="left"/>
-            </w:pPr>
-            <w:r>
-              <w:t xml:space="preserve">river</w:t>
-            </w:r>
-          </w:p>
-        </w:tc>
-        <w:tc>
-          <w:tcPr/>
-          <w:p>
-            <w:pPr>
-              <w:pStyle w:val="Compact"/>
-            </w:pPr>
-          </w:p>
-        </w:tc>
-      </w:tr>
-      <w:tr>
-        <w:tc>
-          <w:tcPr/>
-          <w:p>
-            <w:pPr>
-              <w:pStyle w:val="Compact"/>
-              <w:jc w:val="left"/>
-            </w:pPr>
-            <w:r>
-              <w:t xml:space="preserve">ܣܒܪܐ</w:t>
-            </w:r>
-          </w:p>
-        </w:tc>
-        <w:tc>
-          <w:tcPr/>
-          <w:p>
-            <w:pPr>
-              <w:pStyle w:val="Compact"/>
-              <w:jc w:val="left"/>
-            </w:pPr>
-            <w:r>
-              <w:t xml:space="preserve">sabrā</w:t>
-            </w:r>
-          </w:p>
-        </w:tc>
-        <w:tc>
-          <w:tcPr/>
-          <w:p>
-            <w:pPr>
-              <w:pStyle w:val="Compact"/>
-              <w:jc w:val="left"/>
-            </w:pPr>
-            <w:r>
-              <w:t xml:space="preserve">m. noun</w:t>
-            </w:r>
-          </w:p>
-        </w:tc>
-        <w:tc>
-          <w:tcPr/>
-          <w:p>
-            <w:pPr>
-              <w:pStyle w:val="Compact"/>
-              <w:jc w:val="left"/>
-            </w:pPr>
-            <w:r>
-              <w:t xml:space="preserve">hope</w:t>
-            </w:r>
-          </w:p>
-        </w:tc>
-        <w:tc>
-          <w:tcPr/>
-          <w:p>
-            <w:pPr>
-              <w:pStyle w:val="Compact"/>
-            </w:pPr>
-          </w:p>
-        </w:tc>
-      </w:tr>
-      <w:tr>
-        <w:tc>
-          <w:tcPr/>
-          <w:p>
-            <w:pPr>
-              <w:pStyle w:val="Compact"/>
-              <w:jc w:val="left"/>
-            </w:pPr>
-            <w:r>
-              <w:t xml:space="preserve">ܕܚܠܬܐ</w:t>
-            </w:r>
-          </w:p>
-        </w:tc>
-        <w:tc>
-          <w:tcPr/>
-          <w:p>
-            <w:pPr>
-              <w:pStyle w:val="Compact"/>
-              <w:jc w:val="left"/>
-            </w:pPr>
-            <w:r>
-              <w:t xml:space="preserve">deḥltā</w:t>
-            </w:r>
-          </w:p>
-        </w:tc>
-        <w:tc>
-          <w:tcPr/>
-          <w:p>
-            <w:pPr>
-              <w:pStyle w:val="Compact"/>
-              <w:jc w:val="left"/>
-            </w:pPr>
-            <w:r>
-              <w:t xml:space="preserve">f. noun</w:t>
-            </w:r>
-          </w:p>
-        </w:tc>
-        <w:tc>
-          <w:tcPr/>
-          <w:p>
-            <w:pPr>
-              <w:pStyle w:val="Compact"/>
-              <w:jc w:val="left"/>
-            </w:pPr>
-            <w:r>
-              <w:t xml:space="preserve">fear, religion</w:t>
-            </w:r>
-          </w:p>
-        </w:tc>
-        <w:tc>
-          <w:tcPr/>
-          <w:p>
-            <w:pPr>
-              <w:pStyle w:val="Compact"/>
-              <w:jc w:val="left"/>
-            </w:pPr>
-            <w:r>
-              <w:t xml:space="preserve">abstract noun</w:t>
-            </w:r>
-          </w:p>
-        </w:tc>
-      </w:tr>
-      <w:tr>
-        <w:tc>
-          <w:tcPr/>
-          <w:p>
-            <w:pPr>
-              <w:pStyle w:val="Compact"/>
-              <w:jc w:val="left"/>
-            </w:pPr>
-            <w:r>
-              <w:t xml:space="preserve">ܣܗܪܐ</w:t>
-            </w:r>
-          </w:p>
-        </w:tc>
-        <w:tc>
-          <w:tcPr/>
-          <w:p>
-            <w:pPr>
-              <w:pStyle w:val="Compact"/>
-              <w:jc w:val="left"/>
-            </w:pPr>
-            <w:r>
-              <w:t xml:space="preserve">sahrā</w:t>
-            </w:r>
-          </w:p>
-        </w:tc>
-        <w:tc>
-          <w:tcPr/>
-          <w:p>
-            <w:pPr>
-              <w:pStyle w:val="Compact"/>
-              <w:jc w:val="left"/>
-            </w:pPr>
-            <w:r>
-              <w:t xml:space="preserve">m. noun</w:t>
-            </w:r>
-          </w:p>
-        </w:tc>
-        <w:tc>
-          <w:tcPr/>
-          <w:p>
-            <w:pPr>
-              <w:pStyle w:val="Compact"/>
-              <w:jc w:val="left"/>
-            </w:pPr>
-            <w:r>
-              <w:t xml:space="preserve">moon</w:t>
-            </w:r>
-          </w:p>
-        </w:tc>
-        <w:tc>
-          <w:tcPr/>
-          <w:p>
-            <w:pPr>
-              <w:pStyle w:val="Compact"/>
-            </w:pPr>
-          </w:p>
-        </w:tc>
-      </w:tr>
-      <w:tr>
-        <w:tc>
-          <w:tcPr/>
-          <w:p>
-            <w:pPr>
-              <w:pStyle w:val="Compact"/>
-              <w:jc w:val="left"/>
-            </w:pPr>
-            <w:r>
-              <w:t xml:space="preserve">ܪܓܠܐ</w:t>
-            </w:r>
-          </w:p>
-        </w:tc>
-        <w:tc>
-          <w:tcPr/>
-          <w:p>
-            <w:pPr>
-              <w:pStyle w:val="Compact"/>
-              <w:jc w:val="left"/>
-            </w:pPr>
-            <w:r>
-              <w:t xml:space="preserve">reglā</w:t>
-            </w:r>
-          </w:p>
-        </w:tc>
-        <w:tc>
-          <w:tcPr/>
-          <w:p>
-            <w:pPr>
-              <w:pStyle w:val="Compact"/>
-              <w:jc w:val="left"/>
-            </w:pPr>
-            <w:r>
-              <w:t xml:space="preserve">f. noun</w:t>
-            </w:r>
-          </w:p>
-        </w:tc>
-        <w:tc>
-          <w:tcPr/>
-          <w:p>
-            <w:pPr>
-              <w:pStyle w:val="Compact"/>
-              <w:jc w:val="left"/>
-            </w:pPr>
-            <w:r>
-              <w:t xml:space="preserve">foot</w:t>
-            </w:r>
-          </w:p>
-        </w:tc>
-        <w:tc>
-          <w:tcPr/>
-          <w:p>
-            <w:pPr>
-              <w:pStyle w:val="Compact"/>
-            </w:pPr>
-          </w:p>
-        </w:tc>
-      </w:tr>
-      <w:tr>
-        <w:tc>
-          <w:tcPr/>
-          <w:p>
-            <w:pPr>
-              <w:pStyle w:val="Compact"/>
-              <w:jc w:val="left"/>
-            </w:pPr>
-            <w:r>
-              <w:t xml:space="preserve">ܫܠܡܐ</w:t>
-            </w:r>
-          </w:p>
-        </w:tc>
-        <w:tc>
-          <w:tcPr/>
-          <w:p>
-            <w:pPr>
-              <w:pStyle w:val="Compact"/>
-              <w:jc w:val="left"/>
-            </w:pPr>
-            <w:r>
-              <w:t xml:space="preserve">šlāmā</w:t>
-            </w:r>
-          </w:p>
-        </w:tc>
-        <w:tc>
-          <w:tcPr/>
-          <w:p>
-            <w:pPr>
-              <w:pStyle w:val="Compact"/>
-              <w:jc w:val="left"/>
-            </w:pPr>
-            <w:r>
-              <w:t xml:space="preserve">m. noun</w:t>
-            </w:r>
-          </w:p>
-        </w:tc>
-        <w:tc>
-          <w:tcPr/>
-          <w:p>
-            <w:pPr>
-              <w:pStyle w:val="Compact"/>
-              <w:jc w:val="left"/>
-            </w:pPr>
-            <w:r>
-              <w:t xml:space="preserve">peace</w:t>
-            </w:r>
-          </w:p>
-        </w:tc>
-        <w:tc>
-          <w:tcPr/>
-          <w:p>
-            <w:pPr>
-              <w:pStyle w:val="Compact"/>
-              <w:jc w:val="left"/>
-            </w:pPr>
-            <w:r>
-              <w:t xml:space="preserve">common greeting</w:t>
-            </w:r>
-          </w:p>
-        </w:tc>
-      </w:tr>
-      <w:tr>
-        <w:tc>
-          <w:tcPr/>
-          <w:p>
-            <w:pPr>
-              <w:pStyle w:val="Compact"/>
-              <w:jc w:val="left"/>
-            </w:pPr>
-            <w:r>
-              <w:t xml:space="preserve">ܐܬܪܐ</w:t>
-            </w:r>
-          </w:p>
-        </w:tc>
-        <w:tc>
-          <w:tcPr/>
-          <w:p>
-            <w:pPr>
-              <w:pStyle w:val="Compact"/>
-              <w:jc w:val="left"/>
-            </w:pPr>
-            <w:r>
-              <w:t xml:space="preserve">ʾatrā</w:t>
-            </w:r>
-          </w:p>
-        </w:tc>
-        <w:tc>
-          <w:tcPr/>
-          <w:p>
-            <w:pPr>
-              <w:pStyle w:val="Compact"/>
-              <w:jc w:val="left"/>
-            </w:pPr>
-            <w:r>
-              <w:t xml:space="preserve">m. noun</w:t>
-            </w:r>
-          </w:p>
-        </w:tc>
-        <w:tc>
-          <w:tcPr/>
-          <w:p>
-            <w:pPr>
-              <w:pStyle w:val="Compact"/>
-              <w:jc w:val="left"/>
-            </w:pPr>
-            <w:r>
-              <w:t xml:space="preserve">place, country</w:t>
-            </w:r>
-          </w:p>
-        </w:tc>
-        <w:tc>
-          <w:tcPr/>
-          <w:p>
-            <w:pPr>
-              <w:pStyle w:val="Compact"/>
-            </w:pPr>
-          </w:p>
-        </w:tc>
-      </w:tr>
-      <w:tr>
-        <w:tc>
-          <w:tcPr/>
-          <w:p>
-            <w:pPr>
-              <w:pStyle w:val="Compact"/>
-              <w:jc w:val="left"/>
-            </w:pPr>
-            <w:r>
-              <w:t xml:space="preserve">ܣܗܕܐ</w:t>
-            </w:r>
-          </w:p>
-        </w:tc>
-        <w:tc>
-          <w:tcPr/>
-          <w:p>
-            <w:pPr>
-              <w:pStyle w:val="Compact"/>
-              <w:jc w:val="left"/>
-            </w:pPr>
-            <w:r>
-              <w:t xml:space="preserve">sāhdā</w:t>
-            </w:r>
-          </w:p>
-        </w:tc>
-        <w:tc>
-          <w:tcPr/>
-          <w:p>
-            <w:pPr>
-              <w:pStyle w:val="Compact"/>
-              <w:jc w:val="left"/>
-            </w:pPr>
-            <w:r>
-              <w:t xml:space="preserve">m. noun</w:t>
-            </w:r>
-          </w:p>
-        </w:tc>
-        <w:tc>
-          <w:tcPr/>
-          <w:p>
-            <w:pPr>
-              <w:pStyle w:val="Compact"/>
-              <w:jc w:val="left"/>
-            </w:pPr>
-            <w:r>
-              <w:t xml:space="preserve">witness, martyr</w:t>
-            </w:r>
-          </w:p>
-        </w:tc>
-        <w:tc>
-          <w:tcPr/>
-          <w:p>
-            <w:pPr>
-              <w:pStyle w:val="Compact"/>
-            </w:pPr>
-          </w:p>
-        </w:tc>
-      </w:tr>
-      <w:tr>
-        <w:tc>
-          <w:tcPr/>
-          <w:p>
-            <w:pPr>
-              <w:pStyle w:val="Compact"/>
-              <w:jc w:val="left"/>
-            </w:pPr>
-            <w:r>
-              <w:t xml:space="preserve">ܒܣܪܐ</w:t>
-            </w:r>
-          </w:p>
-        </w:tc>
-        <w:tc>
-          <w:tcPr/>
-          <w:p>
-            <w:pPr>
-              <w:pStyle w:val="Compact"/>
-              <w:jc w:val="left"/>
-            </w:pPr>
-            <w:r>
-              <w:t xml:space="preserve">besrā</w:t>
-            </w:r>
-          </w:p>
-        </w:tc>
-        <w:tc>
-          <w:tcPr/>
-          <w:p>
-            <w:pPr>
-              <w:pStyle w:val="Compact"/>
-              <w:jc w:val="left"/>
-            </w:pPr>
-            <w:r>
-              <w:t xml:space="preserve">m. noun</w:t>
-            </w:r>
-          </w:p>
-        </w:tc>
-        <w:tc>
-          <w:tcPr/>
-          <w:p>
-            <w:pPr>
-              <w:pStyle w:val="Compact"/>
-              <w:jc w:val="left"/>
-            </w:pPr>
-            <w:r>
-              <w:t xml:space="preserve">flesh</w:t>
-            </w:r>
-          </w:p>
-        </w:tc>
-        <w:tc>
-          <w:tcPr/>
-          <w:p>
-            <w:pPr>
-              <w:pStyle w:val="Compact"/>
-            </w:pPr>
-          </w:p>
-        </w:tc>
-      </w:tr>
-      <w:tr>
-        <w:tc>
-          <w:tcPr/>
-          <w:p>
-            <w:pPr>
-              <w:pStyle w:val="Compact"/>
-              <w:jc w:val="left"/>
-            </w:pPr>
-            <w:r>
-              <w:t xml:space="preserve">ܛܝܒܘܬܐ</w:t>
-            </w:r>
-          </w:p>
-        </w:tc>
-        <w:tc>
-          <w:tcPr/>
-          <w:p>
-            <w:pPr>
-              <w:pStyle w:val="Compact"/>
-              <w:jc w:val="left"/>
-            </w:pPr>
-            <w:r>
-              <w:t xml:space="preserve">ṭaybūttā</w:t>
-            </w:r>
-          </w:p>
-        </w:tc>
-        <w:tc>
-          <w:tcPr/>
-          <w:p>
-            <w:pPr>
-              <w:pStyle w:val="Compact"/>
-              <w:jc w:val="left"/>
-            </w:pPr>
-            <w:r>
-              <w:t xml:space="preserve">f. noun</w:t>
-            </w:r>
-          </w:p>
-        </w:tc>
-        <w:tc>
-          <w:tcPr/>
-          <w:p>
-            <w:pPr>
-              <w:pStyle w:val="Compact"/>
-              <w:jc w:val="left"/>
-            </w:pPr>
-            <w:r>
-              <w:t xml:space="preserve">grace</w:t>
-            </w:r>
-          </w:p>
-        </w:tc>
-        <w:tc>
-          <w:tcPr/>
-          <w:p>
-            <w:pPr>
-              <w:pStyle w:val="Compact"/>
-            </w:pPr>
-          </w:p>
-        </w:tc>
-      </w:tr>
-      <w:tr>
-        <w:tc>
-          <w:tcPr/>
-          <w:p>
-            <w:pPr>
-              <w:pStyle w:val="Compact"/>
-              <w:jc w:val="left"/>
-            </w:pPr>
-            <w:r>
-              <w:t xml:space="preserve">ܬܘܪܐ</w:t>
-            </w:r>
-          </w:p>
-        </w:tc>
-        <w:tc>
-          <w:tcPr/>
-          <w:p>
-            <w:pPr>
-              <w:pStyle w:val="Compact"/>
-              <w:jc w:val="left"/>
-            </w:pPr>
-            <w:r>
-              <w:t xml:space="preserve">tawrā</w:t>
-            </w:r>
-          </w:p>
-        </w:tc>
-        <w:tc>
-          <w:tcPr/>
-          <w:p>
-            <w:pPr>
-              <w:pStyle w:val="Compact"/>
-              <w:jc w:val="left"/>
-            </w:pPr>
-            <w:r>
-              <w:t xml:space="preserve">m. noun</w:t>
-            </w:r>
-          </w:p>
-        </w:tc>
-        <w:tc>
-          <w:tcPr/>
-          <w:p>
-            <w:pPr>
-              <w:pStyle w:val="Compact"/>
-              <w:jc w:val="left"/>
-            </w:pPr>
-            <w:r>
-              <w:t xml:space="preserve">bull, ox</w:t>
-            </w:r>
-          </w:p>
-        </w:tc>
-        <w:tc>
-          <w:tcPr/>
-          <w:p>
-            <w:pPr>
-              <w:pStyle w:val="Compact"/>
-            </w:pPr>
-          </w:p>
-        </w:tc>
-      </w:tr>
-      <w:tr>
-        <w:tc>
-          <w:tcPr/>
-          <w:p>
-            <w:pPr>
-              <w:pStyle w:val="Compact"/>
-              <w:jc w:val="left"/>
-            </w:pPr>
-            <w:r>
-              <w:t xml:space="preserve">ܩܝܡܐ</w:t>
-            </w:r>
-          </w:p>
-        </w:tc>
-        <w:tc>
-          <w:tcPr/>
-          <w:p>
-            <w:pPr>
-              <w:pStyle w:val="Compact"/>
-              <w:jc w:val="left"/>
-            </w:pPr>
-            <w:r>
-              <w:t xml:space="preserve">qyāmā</w:t>
-            </w:r>
-          </w:p>
-        </w:tc>
-        <w:tc>
-          <w:tcPr/>
-          <w:p>
-            <w:pPr>
-              <w:pStyle w:val="Compact"/>
-              <w:jc w:val="left"/>
-            </w:pPr>
-            <w:r>
-              <w:t xml:space="preserve">m. noun</w:t>
-            </w:r>
-          </w:p>
-        </w:tc>
-        <w:tc>
-          <w:tcPr/>
-          <w:p>
-            <w:pPr>
-              <w:pStyle w:val="Compact"/>
-              <w:jc w:val="left"/>
-            </w:pPr>
-            <w:r>
-              <w:t xml:space="preserve">covenant</w:t>
-            </w:r>
-          </w:p>
-        </w:tc>
-        <w:tc>
-          <w:tcPr/>
-          <w:p>
-            <w:pPr>
-              <w:pStyle w:val="Compact"/>
-            </w:pPr>
-          </w:p>
-        </w:tc>
-      </w:tr>
-      <w:tr>
-        <w:tc>
-          <w:tcPr/>
-          <w:p>
-            <w:pPr>
-              <w:pStyle w:val="Compact"/>
-              <w:jc w:val="left"/>
-            </w:pPr>
-            <w:r>
-              <w:t xml:space="preserve">ܐܘܪܚܐ</w:t>
-            </w:r>
-          </w:p>
-        </w:tc>
-        <w:tc>
-          <w:tcPr/>
-          <w:p>
-            <w:pPr>
-              <w:pStyle w:val="Compact"/>
-              <w:jc w:val="left"/>
-            </w:pPr>
-            <w:r>
-              <w:t xml:space="preserve">ʾūrḥā</w:t>
-            </w:r>
-          </w:p>
-        </w:tc>
-        <w:tc>
-          <w:tcPr/>
-          <w:p>
-            <w:pPr>
-              <w:pStyle w:val="Compact"/>
-              <w:jc w:val="left"/>
-            </w:pPr>
-            <w:r>
-              <w:t xml:space="preserve">f. noun</w:t>
-            </w:r>
-          </w:p>
-        </w:tc>
-        <w:tc>
-          <w:tcPr/>
-          <w:p>
-            <w:pPr>
-              <w:pStyle w:val="Compact"/>
-              <w:jc w:val="left"/>
-            </w:pPr>
-            <w:r>
-              <w:t xml:space="preserve">way, road</w:t>
-            </w:r>
-          </w:p>
-        </w:tc>
-        <w:tc>
-          <w:tcPr/>
-          <w:p>
-            <w:pPr>
-              <w:pStyle w:val="Compact"/>
-            </w:pPr>
-          </w:p>
-        </w:tc>
-      </w:tr>
-      <w:tr>
-        <w:tc>
-          <w:tcPr/>
-          <w:p>
-            <w:pPr>
-              <w:pStyle w:val="Compact"/>
-              <w:jc w:val="left"/>
-            </w:pPr>
-            <w:r>
-              <w:t xml:space="preserve">ܗܝܟܠܐ</w:t>
-            </w:r>
-          </w:p>
-        </w:tc>
-        <w:tc>
-          <w:tcPr/>
-          <w:p>
-            <w:pPr>
-              <w:pStyle w:val="Compact"/>
-              <w:jc w:val="left"/>
-            </w:pPr>
-            <w:r>
-              <w:t xml:space="preserve">hayklā</w:t>
-            </w:r>
-          </w:p>
-        </w:tc>
-        <w:tc>
-          <w:tcPr/>
-          <w:p>
-            <w:pPr>
-              <w:pStyle w:val="Compact"/>
-              <w:jc w:val="left"/>
-            </w:pPr>
-            <w:r>
-              <w:t xml:space="preserve">m. noun</w:t>
-            </w:r>
-          </w:p>
-        </w:tc>
-        <w:tc>
-          <w:tcPr/>
-          <w:p>
-            <w:pPr>
-              <w:pStyle w:val="Compact"/>
-              <w:jc w:val="left"/>
-            </w:pPr>
-            <w:r>
-              <w:t xml:space="preserve">temple, palace</w:t>
-            </w:r>
-          </w:p>
-        </w:tc>
-        <w:tc>
-          <w:tcPr/>
-          <w:p>
-            <w:pPr>
-              <w:pStyle w:val="Compact"/>
-            </w:pPr>
-          </w:p>
-        </w:tc>
-      </w:tr>
-      <w:tr>
-        <w:tc>
-          <w:tcPr/>
-          <w:p>
-            <w:pPr>
-              <w:pStyle w:val="Compact"/>
-              <w:jc w:val="left"/>
-            </w:pPr>
-            <w:r>
-              <w:t xml:space="preserve">ܥܝܢܐ</w:t>
-            </w:r>
-          </w:p>
-        </w:tc>
-        <w:tc>
-          <w:tcPr/>
-          <w:p>
-            <w:pPr>
-              <w:pStyle w:val="Compact"/>
-              <w:jc w:val="left"/>
-            </w:pPr>
-            <w:r>
-              <w:t xml:space="preserve">ʿaynā</w:t>
-            </w:r>
-          </w:p>
-        </w:tc>
-        <w:tc>
-          <w:tcPr/>
-          <w:p>
-            <w:pPr>
-              <w:pStyle w:val="Compact"/>
-              <w:jc w:val="left"/>
-            </w:pPr>
-            <w:r>
-              <w:t xml:space="preserve">f. noun</w:t>
-            </w:r>
-          </w:p>
-        </w:tc>
-        <w:tc>
-          <w:tcPr/>
-          <w:p>
-            <w:pPr>
-              <w:pStyle w:val="Compact"/>
-              <w:jc w:val="left"/>
-            </w:pPr>
-            <w:r>
-              <w:t xml:space="preserve">eye</w:t>
-            </w:r>
-          </w:p>
-        </w:tc>
-        <w:tc>
-          <w:tcPr/>
-          <w:p>
-            <w:pPr>
-              <w:pStyle w:val="Compact"/>
-            </w:pPr>
-          </w:p>
-        </w:tc>
-      </w:tr>
-      <w:tr>
-        <w:tc>
-          <w:tcPr/>
-          <w:p>
-            <w:pPr>
-              <w:pStyle w:val="Compact"/>
-              <w:jc w:val="left"/>
-            </w:pPr>
-            <w:r>
-              <w:t xml:space="preserve">ܦܘܡܐ</w:t>
-            </w:r>
-          </w:p>
-        </w:tc>
-        <w:tc>
-          <w:tcPr/>
-          <w:p>
-            <w:pPr>
-              <w:pStyle w:val="Compact"/>
-              <w:jc w:val="left"/>
-            </w:pPr>
-            <w:r>
-              <w:t xml:space="preserve">pūmā</w:t>
-            </w:r>
-          </w:p>
-        </w:tc>
-        <w:tc>
-          <w:tcPr/>
-          <w:p>
-            <w:pPr>
-              <w:pStyle w:val="Compact"/>
-              <w:jc w:val="left"/>
-            </w:pPr>
-            <w:r>
-              <w:t xml:space="preserve">m. noun</w:t>
-            </w:r>
-          </w:p>
-        </w:tc>
-        <w:tc>
-          <w:tcPr/>
-          <w:p>
-            <w:pPr>
-              <w:pStyle w:val="Compact"/>
-              <w:jc w:val="left"/>
-            </w:pPr>
-            <w:r>
-              <w:t xml:space="preserve">mouth</w:t>
-            </w:r>
-          </w:p>
-        </w:tc>
-        <w:tc>
-          <w:tcPr/>
-          <w:p>
-            <w:pPr>
-              <w:pStyle w:val="Compact"/>
-            </w:pPr>
-          </w:p>
-        </w:tc>
-      </w:tr>
-      <w:tr>
-        <w:tc>
-          <w:tcPr/>
-          <w:p>
-            <w:pPr>
-              <w:pStyle w:val="Compact"/>
-              <w:jc w:val="left"/>
-            </w:pPr>
-            <w:r>
-              <w:t xml:space="preserve">ܕܝܢܐ</w:t>
-            </w:r>
-          </w:p>
-        </w:tc>
-        <w:tc>
-          <w:tcPr/>
-          <w:p>
-            <w:pPr>
-              <w:pStyle w:val="Compact"/>
-              <w:jc w:val="left"/>
-            </w:pPr>
-            <w:r>
-              <w:t xml:space="preserve">dīnā</w:t>
-            </w:r>
-          </w:p>
-        </w:tc>
-        <w:tc>
-          <w:tcPr/>
-          <w:p>
-            <w:pPr>
-              <w:pStyle w:val="Compact"/>
-              <w:jc w:val="left"/>
-            </w:pPr>
-            <w:r>
-              <w:t xml:space="preserve">m. noun</w:t>
-            </w:r>
-          </w:p>
-        </w:tc>
-        <w:tc>
-          <w:tcPr/>
-          <w:p>
-            <w:pPr>
-              <w:pStyle w:val="Compact"/>
-              <w:jc w:val="left"/>
-            </w:pPr>
-            <w:r>
-              <w:t xml:space="preserve">judgment</w:t>
-            </w:r>
-          </w:p>
-        </w:tc>
-        <w:tc>
-          <w:tcPr/>
-          <w:p>
-            <w:pPr>
-              <w:pStyle w:val="Compact"/>
-            </w:pPr>
-          </w:p>
-        </w:tc>
-      </w:tr>
-      <w:tr>
-        <w:tc>
-          <w:tcPr/>
-          <w:p>
-            <w:pPr>
-              <w:pStyle w:val="Compact"/>
-              <w:jc w:val="left"/>
-            </w:pPr>
-            <w:r>
               <w:t xml:space="preserve">ܬܪܘܓܡܐ</w:t>
             </w:r>
           </w:p>
@@ -6985,7 +5057,11 @@
     <w:bookmarkEnd w:id="30"/>
     <w:bookmarkEnd w:id="31"/>
     <w:bookmarkEnd w:id="32"/>
-    <w:sectPr/>
+    <w:sectPr>
+      <w:footnotePr>
+        <w:numRestart w:val="eachSect"/>
+      </w:footnotePr>
+    </w:sectPr>
   </w:body>
 </w:document>
 </file>
@@ -7023,7 +5099,7 @@
       <w:lvlText w:val=" "/>
       <w:lvlJc w:val="left"/>
       <w:pPr>
-        <w:ind w:left="720" w:hanging="480"/>
+        <w:ind w:left="720" w:hanging="360"/>
       </w:pPr>
     </w:lvl>
     <w:lvl w:ilvl="1">
@@ -7031,7 +5107,7 @@
       <w:lvlText w:val=" "/>
       <w:lvlJc w:val="left"/>
       <w:pPr>
-        <w:ind w:left="1440" w:hanging="480"/>
+        <w:ind w:left="1440" w:hanging="360"/>
       </w:pPr>
     </w:lvl>
     <w:lvl w:ilvl="2">
@@ -7039,7 +5115,7 @@
       <w:lvlText w:val=" "/>
       <w:lvlJc w:val="left"/>
       <w:pPr>
-        <w:ind w:left="2160" w:hanging="480"/>
+        <w:ind w:left="2160" w:hanging="360"/>
       </w:pPr>
     </w:lvl>
     <w:lvl w:ilvl="3">
@@ -7047,7 +5123,7 @@
       <w:lvlText w:val=" "/>
       <w:lvlJc w:val="left"/>
       <w:pPr>
-        <w:ind w:left="2880" w:hanging="480"/>
+        <w:ind w:left="2880" w:hanging="360"/>
       </w:pPr>
     </w:lvl>
     <w:lvl w:ilvl="4">
@@ -7055,7 +5131,7 @@
       <w:lvlText w:val=" "/>
       <w:lvlJc w:val="left"/>
       <w:pPr>
-        <w:ind w:left="3600" w:hanging="480"/>
+        <w:ind w:left="3600" w:hanging="360"/>
       </w:pPr>
     </w:lvl>
     <w:lvl w:ilvl="5">
@@ -7063,7 +5139,7 @@
       <w:lvlText w:val=" "/>
       <w:lvlJc w:val="left"/>
       <w:pPr>
-        <w:ind w:left="4320" w:hanging="480"/>
+        <w:ind w:left="4320" w:hanging="360"/>
       </w:pPr>
     </w:lvl>
     <w:lvl w:ilvl="6">
@@ -7071,7 +5147,7 @@
       <w:lvlText w:val=" "/>
       <w:lvlJc w:val="left"/>
       <w:pPr>
-        <w:ind w:left="5040" w:hanging="480"/>
+        <w:ind w:left="5040" w:hanging="360"/>
       </w:pPr>
     </w:lvl>
     <w:lvl w:ilvl="7">
@@ -7079,7 +5155,7 @@
       <w:lvlText w:val=" "/>
       <w:lvlJc w:val="left"/>
       <w:pPr>
-        <w:ind w:left="5760" w:hanging="480"/>
+        <w:ind w:left="5760" w:hanging="360"/>
       </w:pPr>
     </w:lvl>
     <w:lvl w:ilvl="8">
@@ -7087,7 +5163,7 @@
       <w:lvlText w:val=" "/>
       <w:lvlJc w:val="left"/>
       <w:pPr>
-        <w:ind w:left="6480" w:hanging="480"/>
+        <w:ind w:left="6480" w:hanging="360"/>
       </w:pPr>
     </w:lvl>
   </w:abstractNum>
@@ -7100,7 +5176,7 @@
       <w:lvlText w:val="%1."/>
       <w:lvlJc w:val="left"/>
       <w:pPr>
-        <w:ind w:left="720" w:hanging="480"/>
+        <w:ind w:left="720" w:hanging="360"/>
       </w:pPr>
     </w:lvl>
     <w:lvl w:ilvl="1">
@@ -7109,7 +5185,7 @@
       <w:lvlText w:val="%2."/>
       <w:lvlJc w:val="left"/>
       <w:pPr>
-        <w:ind w:left="1440" w:hanging="480"/>
+        <w:ind w:left="1440" w:hanging="360"/>
       </w:pPr>
     </w:lvl>
     <w:lvl w:ilvl="2">
@@ -7118,7 +5194,7 @@
       <w:lvlText w:val="%3."/>
       <w:lvlJc w:val="left"/>
       <w:pPr>
-        <w:ind w:left="2160" w:hanging="480"/>
+        <w:ind w:left="2160" w:hanging="360"/>
       </w:pPr>
     </w:lvl>
     <w:lvl w:ilvl="3">
@@ -7127,7 +5203,7 @@
       <w:lvlText w:val="%4."/>
       <w:lvlJc w:val="left"/>
       <w:pPr>
-        <w:ind w:left="2880" w:hanging="480"/>
+        <w:ind w:left="2880" w:hanging="360"/>
       </w:pPr>
     </w:lvl>
     <w:lvl w:ilvl="4">
@@ -7136,7 +5212,7 @@
       <w:lvlText w:val="%5."/>
       <w:lvlJc w:val="left"/>
       <w:pPr>
-        <w:ind w:left="3600" w:hanging="480"/>
+        <w:ind w:left="3600" w:hanging="360"/>
       </w:pPr>
     </w:lvl>
     <w:lvl w:ilvl="5">
@@ -7145,7 +5221,7 @@
       <w:lvlText w:val="%6."/>
       <w:lvlJc w:val="left"/>
       <w:pPr>
-        <w:ind w:left="4320" w:hanging="480"/>
+        <w:ind w:left="4320" w:hanging="360"/>
       </w:pPr>
     </w:lvl>
     <w:lvl w:ilvl="6">
@@ -7154,7 +5230,7 @@
       <w:lvlText w:val="%7."/>
       <w:lvlJc w:val="left"/>
       <w:pPr>
-        <w:ind w:left="5040" w:hanging="480"/>
+        <w:ind w:left="5040" w:hanging="360"/>
       </w:pPr>
     </w:lvl>
     <w:lvl w:ilvl="7">
@@ -7163,7 +5239,7 @@
       <w:lvlText w:val="%8."/>
       <w:lvlJc w:val="left"/>
       <w:pPr>
-        <w:ind w:left="5760" w:hanging="480"/>
+        <w:ind w:left="5760" w:hanging="360"/>
       </w:pPr>
     </w:lvl>
     <w:lvl w:ilvl="8">
@@ -7172,7 +5248,7 @@
       <w:lvlText w:val="%9."/>
       <w:lvlJc w:val="left"/>
       <w:pPr>
-        <w:ind w:left="6480" w:hanging="480"/>
+        <w:ind w:left="6480" w:hanging="360"/>
       </w:pPr>
     </w:lvl>
   </w:abstractNum>
@@ -7181,75 +5257,102 @@
     <w:multiLevelType w:val="multilevel"/>
     <w:lvl w:ilvl="0">
       <w:numFmt w:val="bullet"/>
-      <w:lvlText w:val="•"/>
+      <w:lvlText w:val=""/>
       <w:lvlJc w:val="left"/>
       <w:pPr>
-        <w:ind w:left="720" w:hanging="480"/>
-      </w:pPr>
+        <w:ind w:left="720" w:hanging="360"/>
+      </w:pPr>
+      <w:rPr>
+        <w:rFonts w:ascii="Symbol" w:hAnsi="Symbol" w:cs="Symbol" w:hint="default"/>
+      </w:rPr>
     </w:lvl>
     <w:lvl w:ilvl="1">
       <w:numFmt w:val="bullet"/>
-      <w:lvlText w:val="–"/>
+      <w:lvlText w:val="o"/>
       <w:lvlJc w:val="left"/>
       <w:pPr>
-        <w:ind w:left="1440" w:hanging="480"/>
-      </w:pPr>
+        <w:ind w:left="1440" w:hanging="360"/>
+      </w:pPr>
+      <w:rPr>
+        <w:rFonts w:ascii="Courier New" w:hAnsi="Courier New" w:cs="Courier New" w:hint="default"/>
+      </w:rPr>
     </w:lvl>
     <w:lvl w:ilvl="2">
       <w:numFmt w:val="bullet"/>
-      <w:lvlText w:val="•"/>
+      <w:lvlText w:val=""/>
       <w:lvlJc w:val="left"/>
       <w:pPr>
-        <w:ind w:left="2160" w:hanging="480"/>
-      </w:pPr>
+        <w:ind w:left="2160" w:hanging="360"/>
+      </w:pPr>
+      <w:rPr>
+        <w:rFonts w:ascii="Wingdings" w:hAnsi="Wingdings" w:cs="Wingdings" w:hint="default"/>
+      </w:rPr>
     </w:lvl>
     <w:lvl w:ilvl="3">
       <w:numFmt w:val="bullet"/>
-      <w:lvlText w:val="–"/>
+      <w:lvlText w:val=""/>
       <w:lvlJc w:val="left"/>
       <w:pPr>
-        <w:ind w:left="2880" w:hanging="480"/>
-      </w:pPr>
+        <w:ind w:left="2880" w:hanging="360"/>
+      </w:pPr>
+      <w:rPr>
+        <w:rFonts w:ascii="Symbol" w:hAnsi="Symbol" w:cs="Symbol" w:hint="default"/>
+      </w:rPr>
     </w:lvl>
     <w:lvl w:ilvl="4">
       <w:numFmt w:val="bullet"/>
-      <w:lvlText w:val="•"/>
+      <w:lvlText w:val="o"/>
       <w:lvlJc w:val="left"/>
       <w:pPr>
-        <w:ind w:left="3600" w:hanging="480"/>
-      </w:pPr>
+        <w:ind w:left="3600" w:hanging="360"/>
+      </w:pPr>
+      <w:rPr>
+        <w:rFonts w:ascii="Courier New" w:hAnsi="Courier New" w:cs="Courier New" w:hint="default"/>
+      </w:rPr>
     </w:lvl>
     <w:lvl w:ilvl="5">
       <w:numFmt w:val="bullet"/>
-      <w:lvlText w:val="–"/>
+      <w:lvlText w:val=""/>
       <w:lvlJc w:val="left"/>
       <w:pPr>
-        <w:ind w:left="4320" w:hanging="480"/>
-      </w:pPr>
+        <w:ind w:left="4320" w:hanging="360"/>
+      </w:pPr>
+      <w:rPr>
+        <w:rFonts w:ascii="Wingdings" w:hAnsi="Wingdings" w:cs="Wingdings" w:hint="default"/>
+      </w:rPr>
     </w:lvl>
     <w:lvl w:ilvl="6">
       <w:numFmt w:val="bullet"/>
-      <w:lvlText w:val="•"/>
+      <w:lvlText w:val=""/>
       <w:lvlJc w:val="left"/>
       <w:pPr>
-        <w:ind w:left="5040" w:hanging="480"/>
-      </w:pPr>
+        <w:ind w:left="5040" w:hanging="360"/>
+      </w:pPr>
+      <w:rPr>
+        <w:rFonts w:ascii="Symbol" w:hAnsi="Symbol" w:cs="Symbol" w:hint="default"/>
+      </w:rPr>
     </w:lvl>
     <w:lvl w:ilvl="7">
       <w:numFmt w:val="bullet"/>
-      <w:lvlText w:val="–"/>
+      <w:lvlText w:val="o"/>
       <w:lvlJc w:val="left"/>
       <w:pPr>
-        <w:ind w:left="5760" w:hanging="480"/>
-      </w:pPr>
+        <w:ind w:left="5760" w:hanging="360"/>
+      </w:pPr>
+      <w:rPr>
+        <w:rFonts w:ascii="Courier New" w:hAnsi="Courier New" w:cs="Courier New" w:hint="default"/>
+      </w:rPr>
     </w:lvl>
     <w:lvl w:ilvl="8">
       <w:numFmt w:val="bullet"/>
-      <w:lvlText w:val="•"/>
+      <w:lvlText w:val=""/>
       <w:lvlJc w:val="left"/>
       <w:pPr>
-        <w:ind w:left="6480" w:hanging="480"/>
-      </w:pPr>
+        <w:ind w:left="6480" w:hanging="360"/>
+      </w:pPr>
+      <w:rPr>
+        <w:rFonts w:ascii="Wingdings" w:hAnsi="Wingdings" w:cs="Wingdings" w:hint="default"/>
+      </w:rPr>
     </w:lvl>
   </w:abstractNum>
   <w:num w:numId="1000">
@@ -7679,57 +5782,94 @@
     <w:name w:val="Title"/>
     <w:basedOn w:val="Normal"/>
     <w:next w:val="BodyText"/>
+    <w:link w:val="TitleChar"/>
+    <w:uiPriority w:val="10"/>
     <w:qFormat/>
+    <w:rsid w:val="00A10FD9"/>
     <w:pPr>
-      <w:keepNext/>
-      <w:keepLines/>
-      <w:spacing w:after="240" w:before="480"/>
+      <w:spacing w:after="80" w:line="240" w:lineRule="auto"/>
+      <w:contextualSpacing/>
       <w:jc w:val="center"/>
     </w:pPr>
     <w:rPr>
       <w:rFonts w:asciiTheme="majorHAnsi" w:cstheme="majorBidi" w:eastAsiaTheme="majorEastAsia" w:hAnsiTheme="majorHAnsi"/>
-      <w:b/>
-      <w:bCs/>
-      <w:color w:themeColor="accent1" w:themeShade="B5" w:val="345A8A"/>
-      <w:sz w:val="36"/>
-      <w:szCs w:val="36"/>
+      <w:sz w:val="56"/>
+      <w:szCs w:val="56"/>
+    </w:rPr>
+  </w:style>
+  <w:style w:customStyle="1" w:styleId="TitleChar" w:type="character">
+    <w:name w:val="Title Char"/>
+    <w:basedOn w:val="DefaultParagraphFont"/>
+    <w:link w:val="Title"/>
+    <w:uiPriority w:val="10"/>
+    <w:rsid w:val="00A10FD9"/>
+    <w:rPr>
+      <w:rFonts w:asciiTheme="majorHAnsi" w:cstheme="majorBidi" w:eastAsiaTheme="majorEastAsia" w:hAnsiTheme="majorHAnsi"/>
+      <w:sz w:val="56"/>
+      <w:szCs w:val="56"/>
     </w:rPr>
   </w:style>
   <w:style w:styleId="Subtitle" w:type="paragraph">
     <w:name w:val="Subtitle"/>
+    <w:basedOn w:val="Title"/>
+    <w:next w:val="BodyText"/>
+    <w:link w:val="SubtitleChar"/>
+    <w:uiPriority w:val="11"/>
+    <w:qFormat/>
+    <w:rsid w:val="00A10FD9"/>
+    <w:pPr>
+      <w:numPr>
+        <w:ilvl w:val="1"/>
+      </w:numPr>
+    </w:pPr>
+    <w:rPr>
+      <w:rFonts w:cstheme="majorBidi" w:eastAsiaTheme="majorEastAsia"/>
+      <w:spacing w:val="15"/>
+      <w:sz w:val="28"/>
+      <w:szCs w:val="28"/>
+    </w:rPr>
+  </w:style>
+  <w:style w:customStyle="1" w:styleId="SubtitleChar" w:type="character">
+    <w:name w:val="Subtitle Char"/>
+    <w:basedOn w:val="DefaultParagraphFont"/>
+    <w:link w:val="Subtitle"/>
+    <w:uiPriority w:val="11"/>
+    <w:rsid w:val="00A10FD9"/>
+    <w:rPr>
+      <w:rFonts w:cstheme="majorBidi" w:eastAsiaTheme="majorEastAsia"/>
+      <w:color w:themeColor="text1" w:themeTint="A6" w:val="595959"/>
+      <w:spacing w:val="15"/>
+      <w:sz w:val="28"/>
+      <w:szCs w:val="28"/>
+    </w:rPr>
+  </w:style>
+  <w:style w:customStyle="1" w:styleId="Author" w:type="paragraph">
+    <w:name w:val="Author"/>
     <w:basedOn w:val="Title"/>
     <w:next w:val="BodyText"/>
     <w:qFormat/>
     <w:pPr>
       <w:keepNext/>
       <w:keepLines/>
-      <w:spacing w:after="240" w:before="240"/>
-      <w:jc w:val="center"/>
     </w:pPr>
     <w:rPr>
-      <w:sz w:val="30"/>
-      <w:szCs w:val="30"/>
+      <w:sz w:val="24"/>
+      <w:szCs w:val="24"/>
     </w:rPr>
   </w:style>
-  <w:style w:customStyle="1" w:styleId="Author" w:type="paragraph">
-    <w:name w:val="Author"/>
+  <w:style w:styleId="Date" w:type="paragraph">
+    <w:name w:val="Date"/>
+    <w:basedOn w:val="Title"/>
     <w:next w:val="BodyText"/>
     <w:qFormat/>
     <w:pPr>
       <w:keepNext/>
       <w:keepLines/>
-      <w:jc w:val="center"/>
     </w:pPr>
-  </w:style>
-  <w:style w:styleId="Date" w:type="paragraph">
-    <w:name w:val="Date"/>
-    <w:next w:val="BodyText"/>
-    <w:qFormat/>
-    <w:pPr>
-      <w:keepNext/>
-      <w:keepLines/>
-      <w:jc w:val="center"/>
-    </w:pPr>
+    <w:rPr>
+      <w:sz w:val="24"/>
+      <w:szCs w:val="24"/>
+    </w:rPr>
   </w:style>
   <w:style w:customStyle="1" w:styleId="AbstractTitle" w:type="paragraph">
     <w:name w:val="Abstract Title"/>
@@ -7744,7 +5884,6 @@
     </w:pPr>
     <w:rPr>
       <w:b/>
-      <w:color w:val="345A8A"/>
       <w:sz w:val="20"/>
       <w:szCs w:val="20"/>
     </w:rPr>
@@ -7773,191 +5912,321 @@
     <w:rPr/>
   </w:style>
   <w:style w:styleId="Heading1" w:type="paragraph">
-    <w:name w:val="Heading 1"/>
+    <w:name w:val="heading 1"/>
     <w:basedOn w:val="Normal"/>
     <w:next w:val="BodyText"/>
+    <w:link w:val="Heading1Char"/>
     <w:uiPriority w:val="9"/>
     <w:qFormat/>
+    <w:rsid w:val="00A10FD9"/>
     <w:pPr>
       <w:keepNext/>
       <w:keepLines/>
-      <w:spacing w:after="0" w:before="480"/>
+      <w:spacing w:after="80" w:before="360"/>
       <w:outlineLvl w:val="0"/>
     </w:pPr>
     <w:rPr>
       <w:rFonts w:asciiTheme="majorHAnsi" w:cstheme="majorBidi" w:eastAsiaTheme="majorEastAsia" w:hAnsiTheme="majorHAnsi"/>
-      <w:b/>
-      <w:bCs/>
-      <w:color w:themeColor="accent1" w:val="4F81BD"/>
-      <w:sz w:val="32"/>
-      <w:szCs w:val="32"/>
+      <w:color w:themeColor="accent1" w:themeShade="BF" w:val="0F4761"/>
+      <w:sz w:val="40"/>
+      <w:szCs w:val="40"/>
     </w:rPr>
   </w:style>
   <w:style w:styleId="Heading2" w:type="paragraph">
-    <w:name w:val="Heading 2"/>
+    <w:name w:val="heading 2"/>
     <w:basedOn w:val="Normal"/>
     <w:next w:val="BodyText"/>
+    <w:link w:val="Heading2Char"/>
     <w:uiPriority w:val="9"/>
+    <w:semiHidden/>
     <w:unhideWhenUsed/>
     <w:qFormat/>
+    <w:rsid w:val="00A10FD9"/>
     <w:pPr>
       <w:keepNext/>
       <w:keepLines/>
-      <w:spacing w:after="0" w:before="200"/>
+      <w:spacing w:after="80" w:before="160"/>
       <w:outlineLvl w:val="1"/>
     </w:pPr>
     <w:rPr>
       <w:rFonts w:asciiTheme="majorHAnsi" w:cstheme="majorBidi" w:eastAsiaTheme="majorEastAsia" w:hAnsiTheme="majorHAnsi"/>
-      <w:b/>
-      <w:bCs/>
-      <w:color w:themeColor="accent1" w:val="4F81BD"/>
+      <w:color w:themeColor="accent1" w:themeShade="BF" w:val="0F4761"/>
+      <w:sz w:val="32"/>
+      <w:szCs w:val="32"/>
+    </w:rPr>
+  </w:style>
+  <w:style w:styleId="Heading3" w:type="paragraph">
+    <w:name w:val="heading 3"/>
+    <w:basedOn w:val="Normal"/>
+    <w:next w:val="BodyText"/>
+    <w:link w:val="Heading3Char"/>
+    <w:uiPriority w:val="9"/>
+    <w:semiHidden/>
+    <w:unhideWhenUsed/>
+    <w:qFormat/>
+    <w:rsid w:val="00A10FD9"/>
+    <w:pPr>
+      <w:keepNext/>
+      <w:keepLines/>
+      <w:spacing w:after="80" w:before="160"/>
+      <w:outlineLvl w:val="2"/>
+    </w:pPr>
+    <w:rPr>
+      <w:rFonts w:cstheme="majorBidi" w:eastAsiaTheme="majorEastAsia"/>
+      <w:color w:themeColor="accent1" w:themeShade="BF" w:val="0F4761"/>
       <w:sz w:val="28"/>
       <w:szCs w:val="28"/>
     </w:rPr>
   </w:style>
-  <w:style w:styleId="Heading3" w:type="paragraph">
-    <w:name w:val="Heading 3"/>
+  <w:style w:styleId="Heading4" w:type="paragraph">
+    <w:name w:val="heading 4"/>
     <w:basedOn w:val="Normal"/>
     <w:next w:val="BodyText"/>
+    <w:link w:val="Heading4Char"/>
     <w:uiPriority w:val="9"/>
+    <w:semiHidden/>
     <w:unhideWhenUsed/>
     <w:qFormat/>
+    <w:rsid w:val="00A10FD9"/>
     <w:pPr>
       <w:keepNext/>
       <w:keepLines/>
-      <w:spacing w:after="0" w:before="200"/>
-      <w:outlineLvl w:val="2"/>
+      <w:spacing w:after="40" w:before="80"/>
+      <w:outlineLvl w:val="3"/>
     </w:pPr>
     <w:rPr>
-      <w:rFonts w:asciiTheme="majorHAnsi" w:cstheme="majorBidi" w:eastAsiaTheme="majorEastAsia" w:hAnsiTheme="majorHAnsi"/>
-      <w:b/>
-      <w:bCs/>
-      <w:color w:themeColor="accent1" w:val="4F81BD"/>
-      <w:sz w:val="24"/>
-      <w:szCs w:val="24"/>
+      <w:rFonts w:cstheme="majorBidi" w:eastAsiaTheme="majorEastAsia"/>
+      <w:i/>
+      <w:iCs/>
+      <w:color w:themeColor="accent1" w:themeShade="BF" w:val="0F4761"/>
     </w:rPr>
   </w:style>
-  <w:style w:styleId="Heading4" w:type="paragraph">
-    <w:name w:val="Heading 4"/>
+  <w:style w:styleId="Heading5" w:type="paragraph">
+    <w:name w:val="heading 5"/>
     <w:basedOn w:val="Normal"/>
     <w:next w:val="BodyText"/>
+    <w:link w:val="Heading5Char"/>
     <w:uiPriority w:val="9"/>
+    <w:semiHidden/>
     <w:unhideWhenUsed/>
     <w:qFormat/>
+    <w:rsid w:val="00A10FD9"/>
     <w:pPr>
       <w:keepNext/>
       <w:keepLines/>
-      <w:spacing w:after="0" w:before="200"/>
-      <w:outlineLvl w:val="3"/>
+      <w:spacing w:after="40" w:before="80"/>
+      <w:outlineLvl w:val="4"/>
     </w:pPr>
     <w:rPr>
-      <w:rFonts w:asciiTheme="majorHAnsi" w:cstheme="majorBidi" w:eastAsiaTheme="majorEastAsia" w:hAnsiTheme="majorHAnsi"/>
-      <w:bCs/>
-      <w:i/>
-      <w:color w:themeColor="accent1" w:val="4F81BD"/>
-      <w:sz w:val="24"/>
-      <w:szCs w:val="24"/>
+      <w:rFonts w:cstheme="majorBidi" w:eastAsiaTheme="majorEastAsia"/>
+      <w:color w:themeColor="accent1" w:themeShade="BF" w:val="0F4761"/>
     </w:rPr>
   </w:style>
-  <w:style w:styleId="Heading5" w:type="paragraph">
-    <w:name w:val="Heading 5"/>
+  <w:style w:styleId="Heading6" w:type="paragraph">
+    <w:name w:val="heading 6"/>
     <w:basedOn w:val="Normal"/>
     <w:next w:val="BodyText"/>
+    <w:link w:val="Heading6Char"/>
     <w:uiPriority w:val="9"/>
+    <w:semiHidden/>
     <w:unhideWhenUsed/>
     <w:qFormat/>
+    <w:rsid w:val="00A10FD9"/>
     <w:pPr>
       <w:keepNext/>
       <w:keepLines/>
-      <w:spacing w:after="0" w:before="200"/>
-      <w:outlineLvl w:val="4"/>
+      <w:spacing w:after="0" w:before="40"/>
+      <w:outlineLvl w:val="5"/>
     </w:pPr>
     <w:rPr>
-      <w:rFonts w:asciiTheme="majorHAnsi" w:cstheme="majorBidi" w:eastAsiaTheme="majorEastAsia" w:hAnsiTheme="majorHAnsi"/>
+      <w:rFonts w:cstheme="majorBidi" w:eastAsiaTheme="majorEastAsia"/>
+      <w:i/>
       <w:iCs/>
-      <w:color w:themeColor="accent1" w:val="4F81BD"/>
-      <w:sz w:val="24"/>
-      <w:szCs w:val="24"/>
+      <w:color w:themeColor="text1" w:themeTint="A6" w:val="595959"/>
     </w:rPr>
   </w:style>
-  <w:style w:styleId="Heading6" w:type="paragraph">
-    <w:name w:val="Heading 6"/>
+  <w:style w:styleId="Heading7" w:type="paragraph">
+    <w:name w:val="heading 7"/>
     <w:basedOn w:val="Normal"/>
     <w:next w:val="BodyText"/>
+    <w:link w:val="Heading7Char"/>
     <w:uiPriority w:val="9"/>
+    <w:semiHidden/>
     <w:unhideWhenUsed/>
     <w:qFormat/>
+    <w:rsid w:val="00A10FD9"/>
     <w:pPr>
       <w:keepNext/>
       <w:keepLines/>
-      <w:spacing w:after="0" w:before="200"/>
-      <w:outlineLvl w:val="5"/>
+      <w:spacing w:after="0" w:before="40"/>
+      <w:outlineLvl w:val="6"/>
     </w:pPr>
     <w:rPr>
-      <w:rFonts w:asciiTheme="majorHAnsi" w:cstheme="majorBidi" w:eastAsiaTheme="majorEastAsia" w:hAnsiTheme="majorHAnsi"/>
-      <w:color w:themeColor="accent1" w:val="4F81BD"/>
-      <w:sz w:val="24"/>
-      <w:szCs w:val="24"/>
+      <w:rFonts w:cstheme="majorBidi" w:eastAsiaTheme="majorEastAsia"/>
+      <w:color w:themeColor="text1" w:themeTint="A6" w:val="595959"/>
     </w:rPr>
   </w:style>
-  <w:style w:styleId="Heading7" w:type="paragraph">
-    <w:name w:val="Heading 7"/>
+  <w:style w:styleId="Heading8" w:type="paragraph">
+    <w:name w:val="heading 8"/>
     <w:basedOn w:val="Normal"/>
     <w:next w:val="BodyText"/>
+    <w:link w:val="Heading8Char"/>
     <w:uiPriority w:val="9"/>
+    <w:semiHidden/>
     <w:unhideWhenUsed/>
     <w:qFormat/>
+    <w:rsid w:val="00A10FD9"/>
     <w:pPr>
       <w:keepNext/>
       <w:keepLines/>
-      <w:spacing w:after="0" w:before="200"/>
-      <w:outlineLvl w:val="6"/>
+      <w:spacing w:after="0"/>
+      <w:outlineLvl w:val="7"/>
     </w:pPr>
     <w:rPr>
-      <w:rFonts w:asciiTheme="majorHAnsi" w:cstheme="majorBidi" w:eastAsiaTheme="majorEastAsia" w:hAnsiTheme="majorHAnsi"/>
-      <w:color w:themeColor="accent1" w:val="4F81BD"/>
-      <w:sz w:val="24"/>
-      <w:szCs w:val="24"/>
+      <w:rFonts w:cstheme="majorBidi" w:eastAsiaTheme="majorEastAsia"/>
+      <w:i/>
+      <w:iCs/>
+      <w:color w:themeColor="text1" w:themeTint="D8" w:val="272727"/>
     </w:rPr>
   </w:style>
-  <w:style w:styleId="Heading8" w:type="paragraph">
-    <w:name w:val="Heading 8"/>
+  <w:style w:styleId="Heading9" w:type="paragraph">
+    <w:name w:val="heading 9"/>
     <w:basedOn w:val="Normal"/>
     <w:next w:val="BodyText"/>
+    <w:link w:val="Heading9Char"/>
     <w:uiPriority w:val="9"/>
+    <w:semiHidden/>
     <w:unhideWhenUsed/>
     <w:qFormat/>
+    <w:rsid w:val="00A10FD9"/>
     <w:pPr>
       <w:keepNext/>
       <w:keepLines/>
-      <w:spacing w:after="0" w:before="200"/>
-      <w:outlineLvl w:val="7"/>
-    </w:pPr>
-    <w:rPr>
-      <w:rFonts w:asciiTheme="majorHAnsi" w:cstheme="majorBidi" w:eastAsiaTheme="majorEastAsia" w:hAnsiTheme="majorHAnsi"/>
-      <w:color w:themeColor="accent1" w:val="4F81BD"/>
-      <w:sz w:val="24"/>
-      <w:szCs w:val="24"/>
-    </w:rPr>
-  </w:style>
-  <w:style w:styleId="Heading9" w:type="paragraph">
-    <w:name w:val="Heading 9"/>
-    <w:basedOn w:val="Normal"/>
-    <w:next w:val="BodyText"/>
-    <w:uiPriority w:val="9"/>
-    <w:unhideWhenUsed/>
-    <w:qFormat/>
-    <w:pPr>
-      <w:keepNext/>
-      <w:keepLines/>
-      <w:spacing w:after="0" w:before="200"/>
+      <w:spacing w:after="0"/>
       <w:outlineLvl w:val="8"/>
     </w:pPr>
     <w:rPr>
+      <w:rFonts w:cstheme="majorBidi" w:eastAsiaTheme="majorEastAsia"/>
+      <w:color w:themeColor="text1" w:themeTint="D8" w:val="272727"/>
+    </w:rPr>
+  </w:style>
+  <w:style w:customStyle="1" w:styleId="Heading1Char" w:type="character">
+    <w:name w:val="Heading 1 Char"/>
+    <w:basedOn w:val="DefaultParagraphFont"/>
+    <w:link w:val="Heading1"/>
+    <w:uiPriority w:val="9"/>
+    <w:rsid w:val="00A10FD9"/>
+    <w:rPr>
       <w:rFonts w:asciiTheme="majorHAnsi" w:cstheme="majorBidi" w:eastAsiaTheme="majorEastAsia" w:hAnsiTheme="majorHAnsi"/>
-      <w:color w:themeColor="accent1" w:val="4F81BD"/>
-      <w:sz w:val="24"/>
-      <w:szCs w:val="24"/>
+      <w:color w:themeColor="accent1" w:themeShade="BF" w:val="0F4761"/>
+      <w:sz w:val="40"/>
+      <w:szCs w:val="40"/>
+    </w:rPr>
+  </w:style>
+  <w:style w:customStyle="1" w:styleId="Heading2Char" w:type="character">
+    <w:name w:val="Heading 2 Char"/>
+    <w:basedOn w:val="DefaultParagraphFont"/>
+    <w:link w:val="Heading2"/>
+    <w:uiPriority w:val="9"/>
+    <w:semiHidden/>
+    <w:rsid w:val="00A10FD9"/>
+    <w:rPr>
+      <w:rFonts w:asciiTheme="majorHAnsi" w:cstheme="majorBidi" w:eastAsiaTheme="majorEastAsia" w:hAnsiTheme="majorHAnsi"/>
+      <w:color w:themeColor="accent1" w:themeShade="BF" w:val="0F4761"/>
+      <w:sz w:val="32"/>
+      <w:szCs w:val="32"/>
+    </w:rPr>
+  </w:style>
+  <w:style w:customStyle="1" w:styleId="Heading3Char" w:type="character">
+    <w:name w:val="Heading 3 Char"/>
+    <w:basedOn w:val="DefaultParagraphFont"/>
+    <w:link w:val="Heading3"/>
+    <w:uiPriority w:val="9"/>
+    <w:semiHidden/>
+    <w:rsid w:val="00A10FD9"/>
+    <w:rPr>
+      <w:rFonts w:cstheme="majorBidi" w:eastAsiaTheme="majorEastAsia"/>
+      <w:color w:themeColor="accent1" w:themeShade="BF" w:val="0F4761"/>
+      <w:sz w:val="28"/>
+      <w:szCs w:val="28"/>
+    </w:rPr>
+  </w:style>
+  <w:style w:customStyle="1" w:styleId="Heading4Char" w:type="character">
+    <w:name w:val="Heading 4 Char"/>
+    <w:basedOn w:val="DefaultParagraphFont"/>
+    <w:link w:val="Heading4"/>
+    <w:uiPriority w:val="9"/>
+    <w:semiHidden/>
+    <w:rsid w:val="00A10FD9"/>
+    <w:rPr>
+      <w:rFonts w:cstheme="majorBidi" w:eastAsiaTheme="majorEastAsia"/>
+      <w:i/>
+      <w:iCs/>
+      <w:color w:themeColor="accent1" w:themeShade="BF" w:val="0F4761"/>
+    </w:rPr>
+  </w:style>
+  <w:style w:customStyle="1" w:styleId="Heading5Char" w:type="character">
+    <w:name w:val="Heading 5 Char"/>
+    <w:basedOn w:val="DefaultParagraphFont"/>
+    <w:link w:val="Heading5"/>
+    <w:uiPriority w:val="9"/>
+    <w:semiHidden/>
+    <w:rsid w:val="00A10FD9"/>
+    <w:rPr>
+      <w:rFonts w:cstheme="majorBidi" w:eastAsiaTheme="majorEastAsia"/>
+      <w:color w:themeColor="accent1" w:themeShade="BF" w:val="0F4761"/>
+    </w:rPr>
+  </w:style>
+  <w:style w:customStyle="1" w:styleId="Heading6Char" w:type="character">
+    <w:name w:val="Heading 6 Char"/>
+    <w:basedOn w:val="DefaultParagraphFont"/>
+    <w:link w:val="Heading6"/>
+    <w:uiPriority w:val="9"/>
+    <w:semiHidden/>
+    <w:rsid w:val="00A10FD9"/>
+    <w:rPr>
+      <w:rFonts w:cstheme="majorBidi" w:eastAsiaTheme="majorEastAsia"/>
+      <w:i/>
+      <w:iCs/>
+      <w:color w:themeColor="text1" w:themeTint="A6" w:val="595959"/>
+    </w:rPr>
+  </w:style>
+  <w:style w:customStyle="1" w:styleId="Heading7Char" w:type="character">
+    <w:name w:val="Heading 7 Char"/>
+    <w:basedOn w:val="DefaultParagraphFont"/>
+    <w:link w:val="Heading7"/>
+    <w:uiPriority w:val="9"/>
+    <w:semiHidden/>
+    <w:rsid w:val="00A10FD9"/>
+    <w:rPr>
+      <w:rFonts w:cstheme="majorBidi" w:eastAsiaTheme="majorEastAsia"/>
+      <w:color w:themeColor="text1" w:themeTint="A6" w:val="595959"/>
+    </w:rPr>
+  </w:style>
+  <w:style w:customStyle="1" w:styleId="Heading8Char" w:type="character">
+    <w:name w:val="Heading 8 Char"/>
+    <w:basedOn w:val="DefaultParagraphFont"/>
+    <w:link w:val="Heading8"/>
+    <w:uiPriority w:val="9"/>
+    <w:semiHidden/>
+    <w:rsid w:val="00A10FD9"/>
+    <w:rPr>
+      <w:rFonts w:cstheme="majorBidi" w:eastAsiaTheme="majorEastAsia"/>
+      <w:i/>
+      <w:iCs/>
+      <w:color w:themeColor="text1" w:themeTint="D8" w:val="272727"/>
+    </w:rPr>
+  </w:style>
+  <w:style w:customStyle="1" w:styleId="Heading9Char" w:type="character">
+    <w:name w:val="Heading 9 Char"/>
+    <w:basedOn w:val="DefaultParagraphFont"/>
+    <w:link w:val="Heading9"/>
+    <w:uiPriority w:val="9"/>
+    <w:semiHidden/>
+    <w:rsid w:val="00A10FD9"/>
+    <w:rPr>
+      <w:rFonts w:cstheme="majorBidi" w:eastAsiaTheme="majorEastAsia"/>
+      <w:color w:themeColor="text1" w:themeTint="D8" w:val="272727"/>
     </w:rPr>
   </w:style>
   <w:style w:styleId="BlockText" w:type="paragraph">
@@ -7982,8 +6251,8 @@
   </w:style>
   <w:style w:styleId="FootnoteBlockText" w:type="paragraph">
     <w:name w:val="Footnote Block Text"/>
-    <w:basedOn w:val="Footnote Text"/>
-    <w:next w:val="Footnote Text"/>
+    <w:basedOn w:val="FootnoteText"/>
+    <w:next w:val="FootnoteText"/>
     <w:uiPriority w:val="9"/>
     <w:unhideWhenUsed/>
     <w:qFormat/>
@@ -8375,44 +6644,44 @@
         <a:sysClr val="window" lastClr="FFFFFF"/>
       </a:lt1>
       <a:dk2>
-        <a:srgbClr val="1F497D"/>
+        <a:srgbClr val="0E2841"/>
       </a:dk2>
       <a:lt2>
-        <a:srgbClr val="EEECE1"/>
+        <a:srgbClr val="E8E8E8"/>
       </a:lt2>
       <a:accent1>
-        <a:srgbClr val="4F81BD"/>
+        <a:srgbClr val="156082"/>
       </a:accent1>
       <a:accent2>
-        <a:srgbClr val="C0504D"/>
+        <a:srgbClr val="E97132"/>
       </a:accent2>
       <a:accent3>
-        <a:srgbClr val="9BBB59"/>
+        <a:srgbClr val="196B24"/>
       </a:accent3>
       <a:accent4>
-        <a:srgbClr val="8064A2"/>
+        <a:srgbClr val="0F9ED5"/>
       </a:accent4>
       <a:accent5>
-        <a:srgbClr val="4BACC6"/>
+        <a:srgbClr val="A02B93"/>
       </a:accent5>
       <a:accent6>
-        <a:srgbClr val="F79646"/>
+        <a:srgbClr val="4EA72E"/>
       </a:accent6>
       <a:hlink>
-        <a:srgbClr val="0000FF"/>
+        <a:srgbClr val="467886"/>
       </a:hlink>
       <a:folHlink>
-        <a:srgbClr val="800080"/>
+        <a:srgbClr val="96607D"/>
       </a:folHlink>
     </a:clrScheme>
     <a:fontScheme name="Office">
       <a:majorFont>
-        <a:latin typeface="Calibri"/>
+        <a:latin typeface="Aptos Display" panose="02110004020202020204"/>
         <a:ea typeface=""/>
         <a:cs typeface=""/>
-        <a:font script="Jpan" typeface="ＭＳ ゴシック"/>
+        <a:font script="Jpan" typeface="游ゴシック Light"/>
         <a:font script="Hang" typeface="맑은 고딕"/>
-        <a:font script="Hans" typeface="宋体"/>
+        <a:font script="Hans" typeface="等线 Light"/>
         <a:font script="Hant" typeface="新細明體"/>
         <a:font script="Arab" typeface="Times New Roman"/>
         <a:font script="Hebr" typeface="Times New Roman"/>
@@ -8439,14 +6708,32 @@
         <a:font script="Mong" typeface="Mongolian Baiti"/>
         <a:font script="Viet" typeface="Times New Roman"/>
         <a:font script="Uigh" typeface="Microsoft Uighur"/>
+        <a:font script="Geor" typeface="Sylfaen"/>
+        <a:font script="Armn" typeface="Arial"/>
+        <a:font script="Bugi" typeface="Leelawadee UI"/>
+        <a:font script="Bopo" typeface="Microsoft JhengHei"/>
+        <a:font script="Java" typeface="Javanese Text"/>
+        <a:font script="Lisu" typeface="Segoe UI"/>
+        <a:font script="Mymr" typeface="Myanmar Text"/>
+        <a:font script="Nkoo" typeface="Ebrima"/>
+        <a:font script="Olck" typeface="Nirmala UI"/>
+        <a:font script="Osma" typeface="Ebrima"/>
+        <a:font script="Phag" typeface="Phagspa"/>
+        <a:font script="Syrn" typeface="Estrangelo Edessa"/>
+        <a:font script="Syrj" typeface="Estrangelo Edessa"/>
+        <a:font script="Syre" typeface="Estrangelo Edessa"/>
+        <a:font script="Sora" typeface="Nirmala UI"/>
+        <a:font script="Tale" typeface="Microsoft Tai Le"/>
+        <a:font script="Talu" typeface="Microsoft New Tai Lue"/>
+        <a:font script="Tfng" typeface="Ebrima"/>
       </a:majorFont>
       <a:minorFont>
-        <a:latin typeface="Cambria"/>
+        <a:latin typeface="Aptos" panose="02110004020202020204"/>
         <a:ea typeface=""/>
         <a:cs typeface=""/>
-        <a:font script="Jpan" typeface="ＭＳ 明朝"/>
+        <a:font script="Jpan" typeface="游明朝"/>
         <a:font script="Hang" typeface="맑은 고딕"/>
-        <a:font script="Hans" typeface="宋体"/>
+        <a:font script="Hans" typeface="等线"/>
         <a:font script="Hant" typeface="新細明體"/>
         <a:font script="Arab" typeface="Arial"/>
         <a:font script="Hebr" typeface="Arial"/>
@@ -8473,6 +6760,24 @@
         <a:font script="Mong" typeface="Mongolian Baiti"/>
         <a:font script="Viet" typeface="Arial"/>
         <a:font script="Uigh" typeface="Microsoft Uighur"/>
+        <a:font script="Geor" typeface="Sylfaen"/>
+        <a:font script="Armn" typeface="Arial"/>
+        <a:font script="Bugi" typeface="Leelawadee UI"/>
+        <a:font script="Bopo" typeface="Microsoft JhengHei"/>
+        <a:font script="Java" typeface="Javanese Text"/>
+        <a:font script="Lisu" typeface="Segoe UI"/>
+        <a:font script="Mymr" typeface="Myanmar Text"/>
+        <a:font script="Nkoo" typeface="Ebrima"/>
+        <a:font script="Olck" typeface="Nirmala UI"/>
+        <a:font script="Osma" typeface="Ebrima"/>
+        <a:font script="Phag" typeface="Phagspa"/>
+        <a:font script="Syrn" typeface="Estrangelo Edessa"/>
+        <a:font script="Syrj" typeface="Estrangelo Edessa"/>
+        <a:font script="Syre" typeface="Estrangelo Edessa"/>
+        <a:font script="Sora" typeface="Nirmala UI"/>
+        <a:font script="Tale" typeface="Microsoft Tai Le"/>
+        <a:font script="Talu" typeface="Microsoft New Tai Lue"/>
+        <a:font script="Tfng" typeface="Ebrima"/>
       </a:minorFont>
     </a:fontScheme>
     <a:fmtScheme name="Office">
@@ -8484,200 +6789,141 @@
           <a:gsLst>
             <a:gs pos="0">
               <a:schemeClr val="phClr">
-                <a:tint val="50000"/>
-                <a:satMod val="300000"/>
+                <a:lumMod val="110000"/>
+                <a:satMod val="105000"/>
+                <a:tint val="67000"/>
               </a:schemeClr>
             </a:gs>
-            <a:gs pos="35000">
+            <a:gs pos="50000">
               <a:schemeClr val="phClr">
-                <a:tint val="37000"/>
-                <a:satMod val="300000"/>
+                <a:lumMod val="105000"/>
+                <a:satMod val="103000"/>
+                <a:tint val="73000"/>
               </a:schemeClr>
             </a:gs>
             <a:gs pos="100000">
               <a:schemeClr val="phClr">
-                <a:tint val="15000"/>
-                <a:satMod val="350000"/>
+                <a:lumMod val="105000"/>
+                <a:satMod val="109000"/>
+                <a:tint val="81000"/>
               </a:schemeClr>
             </a:gs>
           </a:gsLst>
-          <a:lin ang="16200000" scaled="1"/>
+          <a:lin ang="5400000" scaled="0"/>
         </a:gradFill>
         <a:gradFill rotWithShape="1">
           <a:gsLst>
             <a:gs pos="0">
               <a:schemeClr val="phClr">
-                <a:tint val="100000"/>
+                <a:satMod val="103000"/>
+                <a:lumMod val="102000"/>
+                <a:tint val="94000"/>
+              </a:schemeClr>
+            </a:gs>
+            <a:gs pos="50000">
+              <a:schemeClr val="phClr">
+                <a:satMod val="110000"/>
+                <a:lumMod val="100000"/>
                 <a:shade val="100000"/>
-                <a:satMod val="130000"/>
               </a:schemeClr>
             </a:gs>
             <a:gs pos="100000">
               <a:schemeClr val="phClr">
-                <a:tint val="50000"/>
-                <a:shade val="100000"/>
-                <a:satMod val="350000"/>
+                <a:lumMod val="99000"/>
+                <a:satMod val="120000"/>
+                <a:shade val="78000"/>
               </a:schemeClr>
             </a:gs>
           </a:gsLst>
-          <a:lin ang="16200000" scaled="0"/>
+          <a:lin ang="5400000" scaled="0"/>
         </a:gradFill>
       </a:fillStyleLst>
       <a:lnStyleLst>
-        <a:ln w="9525" cap="flat" cmpd="sng" algn="ctr">
-          <a:solidFill>
-            <a:schemeClr val="phClr">
-              <a:shade val="95000"/>
-              <a:satMod val="105000"/>
-            </a:schemeClr>
-          </a:solidFill>
-          <a:prstDash val="solid"/>
-        </a:ln>
-        <a:ln w="25400" cap="flat" cmpd="sng" algn="ctr">
+        <a:ln w="6350" cap="flat" cmpd="sng" algn="ctr">
           <a:solidFill>
             <a:schemeClr val="phClr"/>
           </a:solidFill>
           <a:prstDash val="solid"/>
+          <a:miter lim="800000"/>
         </a:ln>
-        <a:ln w="38100" cap="flat" cmpd="sng" algn="ctr">
+        <a:ln w="12700" cap="flat" cmpd="sng" algn="ctr">
           <a:solidFill>
             <a:schemeClr val="phClr"/>
           </a:solidFill>
           <a:prstDash val="solid"/>
+          <a:miter lim="800000"/>
+        </a:ln>
+        <a:ln w="19050" cap="flat" cmpd="sng" algn="ctr">
+          <a:solidFill>
+            <a:schemeClr val="phClr"/>
+          </a:solidFill>
+          <a:prstDash val="solid"/>
+          <a:miter lim="800000"/>
         </a:ln>
       </a:lnStyleLst>
       <a:effectStyleLst>
         <a:effectStyle>
+          <a:effectLst/>
+        </a:effectStyle>
+        <a:effectStyle>
+          <a:effectLst/>
+        </a:effectStyle>
+        <a:effectStyle>
           <a:effectLst>
-            <a:outerShdw blurRad="40000" dist="20000" dir="5400000" rotWithShape="0">
+            <a:outerShdw blurRad="57150" dist="19050" dir="5400000" algn="ctr" rotWithShape="0">
               <a:srgbClr val="000000">
-                <a:alpha val="38000"/>
+                <a:alpha val="63000"/>
               </a:srgbClr>
             </a:outerShdw>
           </a:effectLst>
-        </a:effectStyle>
-        <a:effectStyle>
-          <a:effectLst>
-            <a:outerShdw blurRad="40000" dist="23000" dir="5400000" rotWithShape="0">
-              <a:srgbClr val="000000">
-                <a:alpha val="35000"/>
-              </a:srgbClr>
-            </a:outerShdw>
-          </a:effectLst>
-        </a:effectStyle>
-        <a:effectStyle>
-          <a:effectLst>
-            <a:outerShdw blurRad="40000" dist="23000" dir="5400000" rotWithShape="0">
-              <a:srgbClr val="000000">
-                <a:alpha val="35000"/>
-              </a:srgbClr>
-            </a:outerShdw>
-          </a:effectLst>
-          <a:scene3d>
-            <a:camera prst="orthographicFront">
-              <a:rot lat="0" lon="0" rev="0"/>
-            </a:camera>
-            <a:lightRig rig="threePt" dir="t">
-              <a:rot lat="0" lon="0" rev="1200000"/>
-            </a:lightRig>
-          </a:scene3d>
-          <a:sp3d>
-            <a:bevelT w="63500" h="25400"/>
-          </a:sp3d>
         </a:effectStyle>
       </a:effectStyleLst>
       <a:bgFillStyleLst>
         <a:solidFill>
           <a:schemeClr val="phClr"/>
         </a:solidFill>
+        <a:solidFill>
+          <a:schemeClr val="phClr">
+            <a:tint val="95000"/>
+            <a:satMod val="170000"/>
+          </a:schemeClr>
+        </a:solidFill>
         <a:gradFill rotWithShape="1">
           <a:gsLst>
             <a:gs pos="0">
               <a:schemeClr val="phClr">
-                <a:tint val="40000"/>
-                <a:satMod val="350000"/>
+                <a:tint val="93000"/>
+                <a:satMod val="150000"/>
+                <a:shade val="98000"/>
+                <a:lumMod val="102000"/>
               </a:schemeClr>
             </a:gs>
-            <a:gs pos="40000">
+            <a:gs pos="50000">
               <a:schemeClr val="phClr">
-                <a:tint val="45000"/>
-                <a:shade val="99000"/>
-                <a:satMod val="350000"/>
+                <a:tint val="98000"/>
+                <a:satMod val="130000"/>
+                <a:shade val="90000"/>
+                <a:lumMod val="103000"/>
               </a:schemeClr>
             </a:gs>
             <a:gs pos="100000">
               <a:schemeClr val="phClr">
-                <a:shade val="20000"/>
-                <a:satMod val="255000"/>
+                <a:shade val="63000"/>
+                <a:satMod val="120000"/>
               </a:schemeClr>
             </a:gs>
           </a:gsLst>
-          <a:path path="circle">
-            <a:fillToRect l="50000" t="-80000" r="50000" b="180000"/>
-          </a:path>
-        </a:gradFill>
-        <a:gradFill rotWithShape="1">
-          <a:gsLst>
-            <a:gs pos="0">
-              <a:schemeClr val="phClr">
-                <a:tint val="80000"/>
-                <a:satMod val="300000"/>
-              </a:schemeClr>
-            </a:gs>
-            <a:gs pos="100000">
-              <a:schemeClr val="phClr">
-                <a:shade val="30000"/>
-                <a:satMod val="200000"/>
-              </a:schemeClr>
-            </a:gs>
-          </a:gsLst>
-          <a:path path="circle">
-            <a:fillToRect l="50000" t="50000" r="50000" b="50000"/>
-          </a:path>
+          <a:lin ang="5400000" scaled="0"/>
         </a:gradFill>
       </a:bgFillStyleLst>
     </a:fmtScheme>
   </a:themeElements>
-  <a:objectDefaults>
-    <a:spDef>
-      <a:spPr/>
-      <a:bodyPr/>
-      <a:lstStyle/>
-      <a:style>
-        <a:lnRef idx="1">
-          <a:schemeClr val="accent1"/>
-        </a:lnRef>
-        <a:fillRef idx="3">
-          <a:schemeClr val="accent1"/>
-        </a:fillRef>
-        <a:effectRef idx="2">
-          <a:schemeClr val="accent1"/>
-        </a:effectRef>
-        <a:fontRef idx="minor">
-          <a:schemeClr val="lt1"/>
-        </a:fontRef>
-      </a:style>
-    </a:spDef>
-    <a:lnDef>
-      <a:spPr/>
-      <a:bodyPr/>
-      <a:lstStyle/>
-      <a:style>
-        <a:lnRef idx="2">
-          <a:schemeClr val="accent1"/>
-        </a:lnRef>
-        <a:fillRef idx="0">
-          <a:schemeClr val="accent1"/>
-        </a:fillRef>
-        <a:effectRef idx="1">
-          <a:schemeClr val="accent1"/>
-        </a:effectRef>
-        <a:fontRef idx="minor">
-          <a:schemeClr val="tx1"/>
-        </a:fontRef>
-      </a:style>
-    </a:lnDef>
-  </a:objectDefaults>
+  <a:objectDefaults/>
   <a:extraClrSchemeLst/>
+  <a:extLst>
+    <a:ext uri="{05A4C25C-085E-4340-85A3-A5531E510DB2}">
+      <thm15:themeFamily xmlns:thm15="http://schemas.microsoft.com/office/thememl/2012/main" name="Office Theme" id="{2E142A2C-CD16-42D6-873A-C26D2A0506FA}" vid="{1BDDFF52-6CD6-40A5-AB3C-68EB2F1E4D0A}"/>
+    </a:ext>
+  </a:extLst>
 </a:theme>
 </file>